--- a/chapters/06-graphical-representation.docx
+++ b/chapters/06-graphical-representation.docx
@@ -6320,7 +6320,7 @@
       </w:r>
     </w:p>
     <w:bookmarkEnd w:id="49"/>
-    <w:bookmarkStart w:id="52" w:name="references"/>
+    <w:bookmarkStart w:id="53" w:name="references"/>
     <w:p>
       <w:pPr>
         <w:pStyle w:val="Heading2"/>
@@ -6329,8 +6329,8 @@
         <w:t xml:space="preserve">8 References</w:t>
       </w:r>
     </w:p>
-    <w:bookmarkStart w:id="51" w:name="refs"/>
-    <w:bookmarkStart w:id="50" w:name="ref-hernan2020causal"/>
+    <w:bookmarkStart w:id="52" w:name="refs"/>
+    <w:bookmarkStart w:id="51" w:name="ref-hernan2020causal"/>
     <w:p>
       <w:pPr>
         <w:pStyle w:val="Bibliography"/>
@@ -6351,10 +6351,24 @@
       <w:r>
         <w:t xml:space="preserve">. Boca Raton: Chapman &amp; Hall/CRC.</w:t>
       </w:r>
-    </w:p>
-    <w:bookmarkEnd w:id="50"/>
+      <w:r>
+        <w:t xml:space="preserve"> </w:t>
+      </w:r>
+      <w:hyperlink r:id="rId50">
+        <w:r>
+          <w:rPr>
+            <w:rStyle w:val="Hyperlink"/>
+          </w:rPr>
+          <w:t xml:space="preserve">https://miguelhernan.org/whatifbook</w:t>
+        </w:r>
+      </w:hyperlink>
+      <w:r>
+        <w:t xml:space="preserve">.</w:t>
+      </w:r>
+    </w:p>
     <w:bookmarkEnd w:id="51"/>
     <w:bookmarkEnd w:id="52"/>
+    <w:bookmarkEnd w:id="53"/>
     <w:sectPr>
       <w:footnotePr>
         <w:numRestart w:val="eachSect"/>

--- a/chapters/06-graphical-representation.docx
+++ b/chapters/06-graphical-representation.docx
@@ -108,6 +108,13 @@
       </w:r>
     </w:p>
     <w:p>
+      <w:r>
+        <w:pict>
+          <v:rect style="width:0;height:1.5pt" o:hralign="center" o:hrstd="t" o:hr="t"/>
+        </w:pict>
+      </w:r>
+    </w:p>
+    <w:p>
       <w:pPr>
         <w:pStyle w:val="FirstParagraph"/>
       </w:pPr>
@@ -1105,6 +1112,13 @@
       </w:r>
     </w:p>
     <w:p>
+      <w:r>
+        <w:pict>
+          <v:rect style="width:0;height:1.5pt" o:hralign="center" o:hrstd="t" o:hr="t"/>
+        </w:pict>
+      </w:r>
+    </w:p>
+    <w:p>
       <w:pPr>
         <w:pStyle w:val="FirstParagraph"/>
       </w:pPr>
@@ -1748,6 +1762,13 @@
       </w:r>
     </w:p>
     <w:p>
+      <w:r>
+        <w:pict>
+          <v:rect style="width:0;height:1.5pt" o:hralign="center" o:hrstd="t" o:hr="t"/>
+        </w:pict>
+      </w:r>
+    </w:p>
+    <w:p>
       <w:pPr>
         <w:pStyle w:val="FirstParagraph"/>
       </w:pPr>
@@ -2736,6 +2757,13 @@
       </w:pPr>
       <w:r>
         <w:t xml:space="preserve">4 6.4 Positivity and Consistency in Causal Diagrams (pp. 68-69)</w:t>
+      </w:r>
+    </w:p>
+    <w:p>
+      <w:r>
+        <w:pict>
+          <v:rect style="width:0;height:1.5pt" o:hralign="center" o:hrstd="t" o:hr="t"/>
+        </w:pict>
       </w:r>
     </w:p>
     <w:p>
@@ -3220,6 +3248,13 @@
       </w:r>
     </w:p>
     <w:p>
+      <w:r>
+        <w:pict>
+          <v:rect style="width:0;height:1.5pt" o:hralign="center" o:hrstd="t" o:hr="t"/>
+        </w:pict>
+      </w:r>
+    </w:p>
+    <w:p>
       <w:pPr>
         <w:pStyle w:val="FirstParagraph"/>
       </w:pPr>
@@ -4664,6 +4699,13 @@
       </w:r>
     </w:p>
     <w:p>
+      <w:r>
+        <w:pict>
+          <v:rect style="width:0;height:1.5pt" o:hralign="center" o:hrstd="t" o:hr="t"/>
+        </w:pict>
+      </w:r>
+    </w:p>
+    <w:p>
       <w:pPr>
         <w:pStyle w:val="FirstParagraph"/>
       </w:pPr>
@@ -5490,6 +5532,13 @@
       </w:r>
     </w:p>
     <w:p>
+      <w:r>
+        <w:pict>
+          <v:rect style="width:0;height:1.5pt" o:hralign="center" o:hrstd="t" o:hr="t"/>
+        </w:pict>
+      </w:r>
+    </w:p>
+    <w:p>
       <w:pPr>
         <w:pStyle w:val="FirstParagraph"/>
       </w:pPr>
@@ -6327,6 +6376,13 @@
       </w:pPr>
       <w:r>
         <w:t xml:space="preserve">8 References</w:t>
+      </w:r>
+    </w:p>
+    <w:p>
+      <w:r>
+        <w:pict>
+          <v:rect style="width:0;height:1.5pt" o:hralign="center" o:hrstd="t" o:hr="t"/>
+        </w:pict>
       </w:r>
     </w:p>
     <w:bookmarkStart w:id="52" w:name="refs"/>

--- a/chapters/06-graphical-representation.docx
+++ b/chapters/06-graphical-representation.docx
@@ -98,7 +98,7 @@
         <w:t xml:space="preserve">.</w:t>
       </w:r>
     </w:p>
-    <w:bookmarkStart w:id="24" w:name="causal-diagrams-pp.-59-61"/>
+    <w:bookmarkStart w:id="13" w:name="causal-diagrams-pp.-59-61"/>
     <w:p>
       <w:pPr>
         <w:pStyle w:val="Heading2"/>
@@ -182,7 +182,7 @@
         <w:t xml:space="preserve">(arrows) represent direct causal effects</w:t>
       </w:r>
     </w:p>
-    <w:bookmarkStart w:id="20" w:name="def-dag"/>
+    <w:bookmarkStart w:id="9" w:name="def-dag"/>
     <w:p>
       <w:pPr>
         <w:pStyle w:val="FirstParagraph"/>
@@ -229,8 +229,8 @@
         <w:t xml:space="preserve">2. There are no cycles (you cannot start at a node, follow the arrows, and return to that node)</w:t>
       </w:r>
     </w:p>
-    <w:bookmarkEnd w:id="20"/>
-    <w:bookmarkStart w:id="21" w:name="basic-dag-notation"/>
+    <w:bookmarkEnd w:id="9"/>
+    <w:bookmarkStart w:id="10" w:name="basic-dag-notation"/>
     <w:p>
       <w:pPr>
         <w:pStyle w:val="Heading3"/>
@@ -935,8 +935,8 @@
         <w:t xml:space="preserve">). This rules out dynamic systems with bidirectional causation. Extensions exist for such settings (e.g., structural equation models with cycles) but are beyond this chapter’s scope.</w:t>
       </w:r>
     </w:p>
-    <w:bookmarkEnd w:id="21"/>
-    <w:bookmarkStart w:id="23" w:name="X80eb215a183819ef4df9c1a4245c232193482a3"/>
+    <w:bookmarkEnd w:id="10"/>
+    <w:bookmarkStart w:id="12" w:name="X80eb215a183819ef4df9c1a4245c232193482a3"/>
     <w:p>
       <w:pPr>
         <w:pStyle w:val="Heading3"/>
@@ -945,7 +945,7 @@
         <w:t xml:space="preserve">1.2 Example: Smoking, Exercise, and Heart Disease</w:t>
       </w:r>
     </w:p>
-    <w:bookmarkStart w:id="22" w:name="exm-simple-dag"/>
+    <w:bookmarkStart w:id="11" w:name="exm-simple-dag"/>
     <w:p>
       <w:pPr>
         <w:pStyle w:val="FirstParagraph"/>
@@ -1099,10 +1099,10 @@
         <w:t xml:space="preserve">Exercise affects smoking behavior (perhaps exercisers are less likely to smoke)</w:t>
       </w:r>
     </w:p>
-    <w:bookmarkEnd w:id="22"/>
-    <w:bookmarkEnd w:id="23"/>
-    <w:bookmarkEnd w:id="24"/>
-    <w:bookmarkStart w:id="27" w:name="Xecb8008edc12bc4dee5a058c63430675826d3b5"/>
+    <w:bookmarkEnd w:id="11"/>
+    <w:bookmarkEnd w:id="12"/>
+    <w:bookmarkEnd w:id="13"/>
+    <w:bookmarkStart w:id="16" w:name="Xecb8008edc12bc4dee5a058c63430675826d3b5"/>
     <w:p>
       <w:pPr>
         <w:pStyle w:val="Heading2"/>
@@ -1126,7 +1126,7 @@
         <w:t xml:space="preserve">Causal diagrams encode information about statistical independence relationships.</w:t>
       </w:r>
     </w:p>
-    <w:bookmarkStart w:id="26" w:name="independence-from-dags"/>
+    <w:bookmarkStart w:id="15" w:name="independence-from-dags"/>
     <w:p>
       <w:pPr>
         <w:pStyle w:val="Heading3"/>
@@ -1143,7 +1143,7 @@
         <w:t xml:space="preserve">From a DAG, we can determine which variables are marginally independent (unconditionally).</w:t>
       </w:r>
     </w:p>
-    <w:bookmarkStart w:id="25" w:name="exm-marginal-independence"/>
+    <w:bookmarkStart w:id="14" w:name="exm-marginal-independence"/>
     <w:p>
       <w:pPr>
         <w:pStyle w:val="BodyText"/>
@@ -1646,7 +1646,7 @@
         </m:r>
       </m:oMath>
     </w:p>
-    <w:bookmarkEnd w:id="25"/>
+    <w:bookmarkEnd w:id="14"/>
     <w:p>
       <w:pPr>
         <w:pStyle w:val="FirstParagraph"/>
@@ -1750,9 +1750,9 @@
         <w:t xml:space="preserve">.</w:t>
       </w:r>
     </w:p>
-    <w:bookmarkEnd w:id="26"/>
-    <w:bookmarkEnd w:id="27"/>
-    <w:bookmarkStart w:id="33" w:name="X9fb775ddf1674e8b1bb184064172997ac27f5f4"/>
+    <w:bookmarkEnd w:id="15"/>
+    <w:bookmarkEnd w:id="16"/>
+    <w:bookmarkStart w:id="22" w:name="X9fb775ddf1674e8b1bb184064172997ac27f5f4"/>
     <w:p>
       <w:pPr>
         <w:pStyle w:val="Heading2"/>
@@ -1776,7 +1776,7 @@
         <w:t xml:space="preserve">Conditioning on (stratifying by) a variable can change independence relationships.</w:t>
       </w:r>
     </w:p>
-    <w:bookmarkStart w:id="32" w:name="three-basic-structures"/>
+    <w:bookmarkStart w:id="21" w:name="three-basic-structures"/>
     <w:p>
       <w:pPr>
         <w:pStyle w:val="Heading3"/>
@@ -1793,7 +1793,7 @@
         <w:t xml:space="preserve">There are three fundamental structures in causal diagrams:</w:t>
       </w:r>
     </w:p>
-    <w:bookmarkStart w:id="28" w:name="chain-x-rightarrow-z-rightarrow-y"/>
+    <w:bookmarkStart w:id="17" w:name="chain-x-rightarrow-z-rightarrow-y"/>
     <w:p>
       <w:pPr>
         <w:pStyle w:val="Heading4"/>
@@ -2037,8 +2037,8 @@
         </m:r>
       </m:oMath>
     </w:p>
-    <w:bookmarkEnd w:id="28"/>
-    <w:bookmarkStart w:id="29" w:name="fork-x-leftarrow-z-rightarrow-y"/>
+    <w:bookmarkEnd w:id="17"/>
+    <w:bookmarkStart w:id="18" w:name="fork-x-leftarrow-z-rightarrow-y"/>
     <w:p>
       <w:pPr>
         <w:pStyle w:val="Heading4"/>
@@ -2228,8 +2228,8 @@
         <w:t xml:space="preserve">Controlling for the common cause blocks the association</w:t>
       </w:r>
     </w:p>
-    <w:bookmarkEnd w:id="29"/>
-    <w:bookmarkStart w:id="31" w:name="collider-x-rightarrow-z-leftarrow-y"/>
+    <w:bookmarkEnd w:id="18"/>
+    <w:bookmarkStart w:id="20" w:name="collider-x-rightarrow-z-leftarrow-y"/>
     <w:p>
       <w:pPr>
         <w:pStyle w:val="Heading4"/>
@@ -2421,7 +2421,7 @@
         <w:t xml:space="preserve">)</w:t>
       </w:r>
     </w:p>
-    <w:bookmarkStart w:id="30" w:name="exm-collider-bias"/>
+    <w:bookmarkStart w:id="19" w:name="exm-collider-bias"/>
     <w:p>
       <w:pPr>
         <w:pStyle w:val="FirstParagraph"/>
@@ -2635,7 +2635,7 @@
         <w:t xml:space="preserve">.</w:t>
       </w:r>
     </w:p>
-    <w:bookmarkEnd w:id="30"/>
+    <w:bookmarkEnd w:id="19"/>
     <w:p>
       <w:pPr>
         <w:pStyle w:val="BodyText"/>
@@ -2747,10 +2747,10 @@
         <w:t xml:space="preserve">if that’s an effect of both exercise and weight. Doing so would induce collider bias.</w:t>
       </w:r>
     </w:p>
-    <w:bookmarkEnd w:id="31"/>
-    <w:bookmarkEnd w:id="32"/>
-    <w:bookmarkEnd w:id="33"/>
-    <w:bookmarkStart w:id="36" w:name="X53338323ad70de560764013ae04238997ccc197"/>
+    <w:bookmarkEnd w:id="20"/>
+    <w:bookmarkEnd w:id="21"/>
+    <w:bookmarkEnd w:id="22"/>
+    <w:bookmarkStart w:id="25" w:name="X53338323ad70de560764013ae04238997ccc197"/>
     <w:p>
       <w:pPr>
         <w:pStyle w:val="Heading2"/>
@@ -2774,7 +2774,7 @@
         <w:t xml:space="preserve">Causal diagrams help us understand the identifiability assumptions introduced in Chapter 3.</w:t>
       </w:r>
     </w:p>
-    <w:bookmarkStart w:id="34" w:name="positivity-in-dags"/>
+    <w:bookmarkStart w:id="23" w:name="positivity-in-dags"/>
     <w:p>
       <w:pPr>
         <w:pStyle w:val="Heading3"/>
@@ -2822,46 +2822,48 @@
             </m:rPr>
             <m:t>Pr</m:t>
           </m:r>
-          <m:d>
-            <m:dPr>
-              <m:begChr m:val="["/>
-              <m:sepChr m:val=""/>
-              <m:endChr m:val="]"/>
-              <m:grow/>
-            </m:dPr>
-            <m:e>
-              <m:r>
-                <m:t>A</m:t>
-              </m:r>
-              <m:r>
-                <m:rPr>
-                  <m:sty m:val="p"/>
-                </m:rPr>
-                <m:t>=</m:t>
-              </m:r>
-              <m:r>
-                <m:t>a</m:t>
-              </m:r>
-              <m:r>
-                <m:rPr>
-                  <m:sty m:val="p"/>
-                </m:rPr>
-                <m:t>|</m:t>
-              </m:r>
-              <m:r>
-                <m:t>L</m:t>
-              </m:r>
-              <m:r>
-                <m:rPr>
-                  <m:sty m:val="p"/>
-                </m:rPr>
-                <m:t>=</m:t>
-              </m:r>
-              <m:r>
-                <m:t>l</m:t>
-              </m:r>
-            </m:e>
-          </m:d>
+          <m:r>
+            <m:rPr>
+              <m:sty m:val="p"/>
+            </m:rPr>
+            <m:t>[</m:t>
+          </m:r>
+          <m:r>
+            <m:t>A</m:t>
+          </m:r>
+          <m:r>
+            <m:rPr>
+              <m:sty m:val="p"/>
+            </m:rPr>
+            <m:t>=</m:t>
+          </m:r>
+          <m:r>
+            <m:t>a</m:t>
+          </m:r>
+          <m:r>
+            <m:rPr>
+              <m:sty m:val="p"/>
+            </m:rPr>
+            <m:t>|</m:t>
+          </m:r>
+          <m:r>
+            <m:t>L</m:t>
+          </m:r>
+          <m:r>
+            <m:rPr>
+              <m:sty m:val="p"/>
+            </m:rPr>
+            <m:t>=</m:t>
+          </m:r>
+          <m:r>
+            <m:t>l</m:t>
+          </m:r>
+          <m:r>
+            <m:rPr>
+              <m:sty m:val="p"/>
+            </m:rPr>
+            <m:t>]</m:t>
+          </m:r>
           <m:r>
             <m:rPr>
               <m:sty m:val="p"/>
@@ -2984,28 +2986,30 @@
         <w:t xml:space="preserve"> </w:t>
       </w:r>
       <m:oMath>
-        <m:d>
-          <m:dPr>
-            <m:begChr m:val="("/>
-            <m:sepChr m:val=""/>
-            <m:endChr m:val=")"/>
-            <m:grow/>
-          </m:dPr>
-          <m:e>
-            <m:r>
-              <m:t>A</m:t>
-            </m:r>
-            <m:r>
-              <m:rPr>
-                <m:sty m:val="p"/>
-              </m:rPr>
-              <m:t>,</m:t>
-            </m:r>
-            <m:r>
-              <m:t>L</m:t>
-            </m:r>
-          </m:e>
-        </m:d>
+        <m:r>
+          <m:rPr>
+            <m:sty m:val="p"/>
+          </m:rPr>
+          <m:t>(</m:t>
+        </m:r>
+        <m:r>
+          <m:t>A</m:t>
+        </m:r>
+        <m:r>
+          <m:rPr>
+            <m:sty m:val="p"/>
+          </m:rPr>
+          <m:t>,</m:t>
+        </m:r>
+        <m:r>
+          <m:t>L</m:t>
+        </m:r>
+        <m:r>
+          <m:rPr>
+            <m:sty m:val="p"/>
+          </m:rPr>
+          <m:t>)</m:t>
+        </m:r>
       </m:oMath>
       <w:r>
         <w:t xml:space="preserve"> </w:t>
@@ -3029,8 +3033,8 @@
         <w:t xml:space="preserve">: The DAG itself doesn’t tell us whether positivity holds—that depends on the actual data. However, DAGs can help identify situations where positivity is likely to be violated (e.g., when many arrows point into the treatment, suggesting treatment is highly determined by covariates).</w:t>
       </w:r>
     </w:p>
-    <w:bookmarkEnd w:id="34"/>
-    <w:bookmarkStart w:id="35" w:name="consistency-in-dags"/>
+    <w:bookmarkEnd w:id="23"/>
+    <w:bookmarkStart w:id="24" w:name="consistency-in-dags"/>
     <w:p>
       <w:pPr>
         <w:pStyle w:val="Heading3"/>
@@ -3236,9 +3240,9 @@
         <w:t xml:space="preserve">: Standard DAGs assume no interference. When interference exists, we need extended graphical frameworks or explicit modeling of dependencies between individuals.</w:t>
       </w:r>
     </w:p>
-    <w:bookmarkEnd w:id="35"/>
-    <w:bookmarkEnd w:id="36"/>
-    <w:bookmarkStart w:id="44" w:name="Xc827ebbde67290f6e45a8999f9fc8c16cf457c4"/>
+    <w:bookmarkEnd w:id="24"/>
+    <w:bookmarkEnd w:id="25"/>
+    <w:bookmarkStart w:id="33" w:name="Xc827ebbde67290f6e45a8999f9fc8c16cf457c4"/>
     <w:p>
       <w:pPr>
         <w:pStyle w:val="Heading2"/>
@@ -3262,7 +3266,7 @@
         <w:t xml:space="preserve">Causal diagrams allow us to classify different types of bias based on graph structure.</w:t>
       </w:r>
     </w:p>
-    <w:bookmarkStart w:id="38" w:name="confounding"/>
+    <w:bookmarkStart w:id="27" w:name="confounding"/>
     <w:p>
       <w:pPr>
         <w:pStyle w:val="Heading3"/>
@@ -3271,7 +3275,7 @@
         <w:t xml:space="preserve">5.1 Confounding</w:t>
       </w:r>
     </w:p>
-    <w:bookmarkStart w:id="37" w:name="def-dag-confounding"/>
+    <w:bookmarkStart w:id="26" w:name="def-dag-confounding"/>
     <w:p>
       <w:pPr>
         <w:pStyle w:val="FirstParagraph"/>
@@ -3444,7 +3448,7 @@
         </m:r>
       </m:oMath>
     </w:p>
-    <w:bookmarkEnd w:id="37"/>
+    <w:bookmarkEnd w:id="26"/>
     <w:p>
       <w:pPr>
         <w:pStyle w:val="BodyText"/>
@@ -3727,8 +3731,8 @@
         <w:t xml:space="preserve">reflects both causal and non-causal (confounded) pathways.</w:t>
       </w:r>
     </w:p>
-    <w:bookmarkEnd w:id="38"/>
-    <w:bookmarkStart w:id="41" w:name="the-backdoor-criterion"/>
+    <w:bookmarkEnd w:id="27"/>
+    <w:bookmarkStart w:id="30" w:name="the-backdoor-criterion"/>
     <w:p>
       <w:pPr>
         <w:pStyle w:val="Heading3"/>
@@ -3737,7 +3741,7 @@
         <w:t xml:space="preserve">5.2 The Backdoor Criterion</w:t>
       </w:r>
     </w:p>
-    <w:bookmarkStart w:id="39" w:name="def-backdoor-criterion"/>
+    <w:bookmarkStart w:id="28" w:name="def-backdoor-criterion"/>
     <w:p>
       <w:pPr>
         <w:pStyle w:val="FirstParagraph"/>
@@ -3926,8 +3930,8 @@
         <w:t xml:space="preserve">eliminates confounding.</w:t>
       </w:r>
     </w:p>
-    <w:bookmarkEnd w:id="39"/>
-    <w:bookmarkStart w:id="40" w:name="exm-backdoor"/>
+    <w:bookmarkEnd w:id="28"/>
+    <w:bookmarkStart w:id="29" w:name="exm-backdoor"/>
     <w:p>
       <w:pPr>
         <w:pStyle w:val="BodyText"/>
@@ -4294,7 +4298,7 @@
         <w:t xml:space="preserve">, so it doesn’t block the backdoor path.</w:t>
       </w:r>
     </w:p>
-    <w:bookmarkEnd w:id="40"/>
+    <w:bookmarkEnd w:id="29"/>
     <w:p>
       <w:pPr>
         <w:pStyle w:val="FirstParagraph"/>
@@ -4398,8 +4402,8 @@
         <w:t xml:space="preserve">(e.g., mediators, colliders) can introduce bias even if they’re not needed for confounding control.</w:t>
       </w:r>
     </w:p>
-    <w:bookmarkEnd w:id="41"/>
-    <w:bookmarkStart w:id="42" w:name="selection-bias"/>
+    <w:bookmarkEnd w:id="30"/>
+    <w:bookmarkStart w:id="31" w:name="selection-bias"/>
     <w:p>
       <w:pPr>
         <w:pStyle w:val="Heading3"/>
@@ -4541,8 +4545,8 @@
         <w:t xml:space="preserve">This will be covered in detail in Chapter 8.</w:t>
       </w:r>
     </w:p>
-    <w:bookmarkEnd w:id="42"/>
-    <w:bookmarkStart w:id="43" w:name="measurement-bias"/>
+    <w:bookmarkEnd w:id="31"/>
+    <w:bookmarkStart w:id="32" w:name="measurement-bias"/>
     <w:p>
       <w:pPr>
         <w:pStyle w:val="Heading3"/>
@@ -4687,9 +4691,9 @@
         <w:t xml:space="preserve">, the estimated effect will be biased (Chapter 9).</w:t>
       </w:r>
     </w:p>
-    <w:bookmarkEnd w:id="43"/>
-    <w:bookmarkEnd w:id="44"/>
-    <w:bookmarkStart w:id="48" w:name="Xba23c45a66ff94b70d0da07f1d9ee2667c9f31a"/>
+    <w:bookmarkEnd w:id="32"/>
+    <w:bookmarkEnd w:id="33"/>
+    <w:bookmarkStart w:id="37" w:name="Xba23c45a66ff94b70d0da07f1d9ee2667c9f31a"/>
     <w:p>
       <w:pPr>
         <w:pStyle w:val="Heading2"/>
@@ -4713,7 +4717,7 @@
         <w:t xml:space="preserve">Effect modification can also be represented in causal diagrams.</w:t>
       </w:r>
     </w:p>
-    <w:bookmarkStart w:id="45" w:name="effect-modification-in-dags"/>
+    <w:bookmarkStart w:id="34" w:name="effect-modification-in-dags"/>
     <w:p>
       <w:pPr>
         <w:pStyle w:val="Heading3"/>
@@ -5042,8 +5046,8 @@
         <w:t xml:space="preserve">: Some frameworks (e.g., Single World Intervention Graphs, SWIGs) can represent effect modification more explicitly, but these are advanced topics beyond the scope of this chapter.</w:t>
       </w:r>
     </w:p>
-    <w:bookmarkEnd w:id="45"/>
-    <w:bookmarkStart w:id="47" w:name="confounding-vs.-effect-modification"/>
+    <w:bookmarkEnd w:id="34"/>
+    <w:bookmarkStart w:id="36" w:name="confounding-vs.-effect-modification"/>
     <w:p>
       <w:pPr>
         <w:pStyle w:val="Heading3"/>
@@ -5221,7 +5225,7 @@
         <w:t xml:space="preserve">Neither</w:t>
       </w:r>
     </w:p>
-    <w:bookmarkStart w:id="46" w:name="exm-confounder-modifier-dag"/>
+    <w:bookmarkStart w:id="35" w:name="exm-confounder-modifier-dag"/>
     <w:p>
       <w:pPr>
         <w:pStyle w:val="FirstParagraph"/>
@@ -5519,10 +5523,10 @@
         <w:t xml:space="preserve">(confounding) AND report stratum-specific effects (modification).</w:t>
       </w:r>
     </w:p>
-    <w:bookmarkEnd w:id="46"/>
-    <w:bookmarkEnd w:id="47"/>
-    <w:bookmarkEnd w:id="48"/>
-    <w:bookmarkStart w:id="49" w:name="summary"/>
+    <w:bookmarkEnd w:id="35"/>
+    <w:bookmarkEnd w:id="36"/>
+    <w:bookmarkEnd w:id="37"/>
+    <w:bookmarkStart w:id="38" w:name="summary"/>
     <w:p>
       <w:pPr>
         <w:pStyle w:val="Heading2"/>
@@ -6368,8 +6372,8 @@
         <w:t xml:space="preserve">: Methods for adjusting for confounding (IP weighting, g-formula, propensity scores)</w:t>
       </w:r>
     </w:p>
-    <w:bookmarkEnd w:id="49"/>
-    <w:bookmarkStart w:id="53" w:name="references"/>
+    <w:bookmarkEnd w:id="38"/>
+    <w:bookmarkStart w:id="42" w:name="references"/>
     <w:p>
       <w:pPr>
         <w:pStyle w:val="Heading2"/>
@@ -6385,8 +6389,8 @@
         </w:pict>
       </w:r>
     </w:p>
-    <w:bookmarkStart w:id="52" w:name="refs"/>
-    <w:bookmarkStart w:id="51" w:name="ref-hernan2020causal"/>
+    <w:bookmarkStart w:id="41" w:name="refs"/>
+    <w:bookmarkStart w:id="40" w:name="ref-hernan2020causal"/>
     <w:p>
       <w:pPr>
         <w:pStyle w:val="Bibliography"/>
@@ -6405,12 +6409,12 @@
         <w:t xml:space="preserve">Causal Inference: What If</w:t>
       </w:r>
       <w:r>
-        <w:t xml:space="preserve">. Boca Raton: Chapman &amp; Hall/CRC.</w:t>
-      </w:r>
-      <w:r>
-        <w:t xml:space="preserve"> </w:t>
-      </w:r>
-      <w:hyperlink r:id="rId50">
+        <w:t xml:space="preserve">. Chapman &amp; Hall/CRC.</w:t>
+      </w:r>
+      <w:r>
+        <w:t xml:space="preserve"> </w:t>
+      </w:r>
+      <w:hyperlink r:id="rId39">
         <w:r>
           <w:rPr>
             <w:rStyle w:val="Hyperlink"/>
@@ -6422,9 +6426,9 @@
         <w:t xml:space="preserve">.</w:t>
       </w:r>
     </w:p>
-    <w:bookmarkEnd w:id="51"/>
-    <w:bookmarkEnd w:id="52"/>
-    <w:bookmarkEnd w:id="53"/>
+    <w:bookmarkEnd w:id="40"/>
+    <w:bookmarkEnd w:id="41"/>
+    <w:bookmarkEnd w:id="42"/>
     <w:sectPr>
       <w:footnotePr>
         <w:numRestart w:val="eachSect"/>
@@ -6938,10 +6942,10 @@
   <w:docDefaults>
     <w:rPrDefault>
       <w:rPr>
-        <w:rFonts w:asciiTheme="minorHAnsi" w:cstheme="minorBidi" w:eastAsiaTheme="minorHAnsi" w:hAnsiTheme="minorHAnsi"/>
+        <w:rFonts w:asciiTheme="minorHAnsi" w:cstheme="minorBidi" w:eastAsiaTheme="minorEastAsia" w:hAnsiTheme="minorHAnsi"/>
         <w:sz w:val="24"/>
         <w:szCs w:val="24"/>
-        <w:lang w:bidi="ar-SA" w:eastAsia="en-US" w:val="en-US"/>
+        <w:lang w:bidi="ar-SA" w:eastAsia="zh-CN" w:val="en-US"/>
       </w:rPr>
     </w:rPrDefault>
     <w:pPrDefault>
@@ -7482,13 +7486,6 @@
       </w:tblCellMar>
     </w:tblPr>
     <w:tblStylePr w:type="firstRow">
-      <w:tblPr>
-        <w:jc w:val="left"/>
-        <w:tblInd w:type="dxa" w:w="0"/>
-      </w:tblPr>
-      <w:trPr>
-        <w:jc w:val="left"/>
-      </w:trPr>
       <w:tcPr>
         <w:tcBorders>
           <w:bottom w:val="single"/>

--- a/chapters/06-graphical-representation.docx
+++ b/chapters/06-graphical-representation.docx
@@ -232,189 +232,91 @@
         <w:t xml:space="preserve">: following the arrows, you can never return to a starting node</w:t>
       </w:r>
     </w:p>
-    <w:bookmarkStart w:id="9" w:name="def-dag"/>
-    <w:p>
-      <w:pPr>
-        <w:pStyle w:val="FirstParagraph"/>
-      </w:pPr>
-      <w:r>
-        <w:rPr>
-          <w:b/>
-          <w:bCs/>
-        </w:rPr>
-        <w:t xml:space="preserve">Definition 1 (Directed Acyclic Graph (DAG))</w:t>
-      </w:r>
-      <w:r>
-        <w:t xml:space="preserve"> </w:t>
-      </w:r>
-      <w:r>
-        <w:t xml:space="preserve">A</w:t>
-      </w:r>
-      <w:r>
-        <w:t xml:space="preserve"> </w:t>
-      </w:r>
-      <w:r>
-        <w:rPr>
-          <w:b/>
-          <w:bCs/>
-        </w:rPr>
-        <w:t xml:space="preserve">directed acyclic graph (DAG)</w:t>
-      </w:r>
-      <w:r>
-        <w:t xml:space="preserve"> </w:t>
-      </w:r>
-      <w:r>
-        <w:t xml:space="preserve">used as a causal diagram represents a</w:t>
-      </w:r>
-      <w:r>
-        <w:t xml:space="preserve"> </w:t>
-      </w:r>
-      <w:r>
-        <w:rPr>
-          <w:b/>
-          <w:bCs/>
-        </w:rPr>
-        <w:t xml:space="preserve">non-parametric structural equation model (NPSEM)</w:t>
-      </w:r>
-      <w:r>
-        <w:t xml:space="preserve">. For each variable</w:t>
-      </w:r>
-      <w:r>
-        <w:t xml:space="preserve"> </w:t>
-      </w:r>
-      <m:oMath>
-        <m:sSub>
-          <m:e>
-            <m:r>
-              <m:t>V</m:t>
-            </m:r>
-          </m:e>
-          <m:sub>
-            <m:r>
-              <m:t>k</m:t>
-            </m:r>
-          </m:sub>
-        </m:sSub>
-      </m:oMath>
-      <w:r>
-        <w:t xml:space="preserve"> </w:t>
-      </w:r>
-      <w:r>
-        <w:t xml:space="preserve">with parents</w:t>
-      </w:r>
-      <w:r>
-        <w:t xml:space="preserve"> </w:t>
-      </w:r>
-      <m:oMath>
-        <m:r>
-          <m:rPr>
-            <m:sty m:val="p"/>
-          </m:rPr>
-          <m:t>p</m:t>
-        </m:r>
-        <m:r>
-          <m:rPr>
-            <m:sty m:val="p"/>
-          </m:rPr>
-          <m:t>a</m:t>
-        </m:r>
-        <m:r>
-          <m:rPr>
-            <m:sty m:val="p"/>
-          </m:rPr>
-          <m:t>(</m:t>
-        </m:r>
-        <m:sSub>
-          <m:e>
-            <m:r>
-              <m:t>V</m:t>
-            </m:r>
-          </m:e>
-          <m:sub>
-            <m:r>
-              <m:t>k</m:t>
-            </m:r>
-          </m:sub>
-        </m:sSub>
-        <m:r>
-          <m:rPr>
-            <m:sty m:val="p"/>
-          </m:rPr>
-          <m:t>)</m:t>
-        </m:r>
-      </m:oMath>
-      <w:r>
-        <w:t xml:space="preserve"> </w:t>
-      </w:r>
-      <w:r>
-        <w:t xml:space="preserve">in the graph, there is a structural equation:</w:t>
-      </w:r>
-    </w:p>
-    <w:p>
-      <w:pPr>
-        <w:pStyle w:val="BodyText"/>
-      </w:pPr>
-      <m:oMathPara>
-        <m:oMathParaPr>
-          <m:jc m:val="center"/>
-        </m:oMathParaPr>
-        <m:oMath>
-          <m:sSub>
-            <m:e>
-              <m:r>
-                <m:t>V</m:t>
-              </m:r>
-            </m:e>
-            <m:sub>
-              <m:r>
-                <m:t>k</m:t>
-              </m:r>
-            </m:sub>
-          </m:sSub>
-          <m:r>
-            <m:rPr>
-              <m:sty m:val="p"/>
-            </m:rPr>
-            <m:t>=</m:t>
-          </m:r>
-          <m:sSub>
-            <m:e>
-              <m:r>
-                <m:t>f</m:t>
-              </m:r>
-            </m:e>
-            <m:sub>
-              <m:r>
-                <m:t>k</m:t>
-              </m:r>
-            </m:sub>
-          </m:sSub>
-          <m:d>
-            <m:dPr>
-              <m:begChr m:val="("/>
-              <m:sepChr m:val=""/>
-              <m:endChr m:val=")"/>
-              <m:grow/>
-            </m:dPr>
-            <m:e>
-              <m:r>
-                <m:rPr>
-                  <m:sty m:val="p"/>
-                </m:rPr>
-                <m:t>p</m:t>
-              </m:r>
-              <m:r>
-                <m:rPr>
-                  <m:sty m:val="p"/>
-                </m:rPr>
-                <m:t>a</m:t>
-              </m:r>
-              <m:r>
-                <m:rPr>
-                  <m:sty m:val="p"/>
-                </m:rPr>
-                <m:t>(</m:t>
-              </m:r>
+    <w:tbl>
+      <w:tblPr>
+        <w:tblStyle w:val="Table"/>
+        <w:tblInd w:w="164" w:type="dxa"/>
+        <w:tblBorders>
+          <w:left w:val="single" w:sz="24" w:space="0" w:color="909090"/>
+        </w:tblBorders>
+        <w:tblCellMar>
+          <w:left w:w="0" w:type="dxa"/>
+          <w:right w:w="0" w:type="dxa"/>
+        </w:tblCellMar>
+        <w:tblLook w:firstRow="0" w:lastRow="0" w:firstColumn="0" w:lastColumn="0" w:noHBand="0" w:noVBand="0" w:val="0000"/>
+      </w:tblPr>
+      <w:tblGrid>
+        <w:gridCol w:w="7920"/>
+      </w:tblGrid>
+      <w:tr>
+        <w:trPr>
+          <w:cantSplit/>
+        </w:trPr>
+        <w:tc>
+          <w:tcPr>
+            <w:tcMar>
+              <w:left w:w="144" w:type="dxa"/>
+            </w:tcMar>
+          </w:tcPr>
+          <w:p>
+            <w:pPr>
+              <w:pStyle w:val="FirstParagraph"/>
+            </w:pPr>
+            <w:pPr>
+              <w:spacing w:before="16" w:after="64"/>
+            </w:pPr>
+          </w:p>
+          <w:bookmarkStart w:id="9" w:name="def-dag"/>
+          <w:p>
+            <w:pPr>
+              <w:pStyle w:val="BodyText"/>
+            </w:pPr>
+            <w:r>
+              <w:rPr>
+                <w:b/>
+                <w:bCs/>
+              </w:rPr>
+              <w:t xml:space="preserve">Definition 1 (Directed Acyclic Graph (DAG))</w:t>
+            </w:r>
+            <w:r>
+              <w:t xml:space="preserve"> </w:t>
+            </w:r>
+            <w:r>
+              <w:t xml:space="preserve">A</w:t>
+            </w:r>
+            <w:r>
+              <w:t xml:space="preserve"> </w:t>
+            </w:r>
+            <w:r>
+              <w:rPr>
+                <w:b/>
+                <w:bCs/>
+              </w:rPr>
+              <w:t xml:space="preserve">directed acyclic graph (DAG)</w:t>
+            </w:r>
+            <w:r>
+              <w:t xml:space="preserve"> </w:t>
+            </w:r>
+            <w:r>
+              <w:t xml:space="preserve">used as a causal diagram represents a</w:t>
+            </w:r>
+            <w:r>
+              <w:t xml:space="preserve"> </w:t>
+            </w:r>
+            <w:r>
+              <w:rPr>
+                <w:b/>
+                <w:bCs/>
+              </w:rPr>
+              <w:t xml:space="preserve">non-parametric structural equation model (NPSEM)</w:t>
+            </w:r>
+            <w:r>
+              <w:t xml:space="preserve">. For each variable</w:t>
+            </w:r>
+            <w:r>
+              <w:t xml:space="preserve"> </w:t>
+            </w:r>
+            <m:oMath>
               <m:sSub>
                 <m:e>
                   <m:r>
@@ -427,21 +329,181 @@
                   </m:r>
                 </m:sub>
               </m:sSub>
+            </m:oMath>
+            <w:r>
+              <w:t xml:space="preserve"> </w:t>
+            </w:r>
+            <w:r>
+              <w:t xml:space="preserve">with parents</w:t>
+            </w:r>
+            <w:r>
+              <w:t xml:space="preserve"> </w:t>
+            </w:r>
+            <m:oMath>
+              <m:r>
+                <m:rPr>
+                  <m:sty m:val="p"/>
+                </m:rPr>
+                <m:t>p</m:t>
+              </m:r>
+              <m:r>
+                <m:rPr>
+                  <m:sty m:val="p"/>
+                </m:rPr>
+                <m:t>a</m:t>
+              </m:r>
+              <m:r>
+                <m:rPr>
+                  <m:sty m:val="p"/>
+                </m:rPr>
+                <m:t>(</m:t>
+              </m:r>
+              <m:sSub>
+                <m:e>
+                  <m:r>
+                    <m:t>V</m:t>
+                  </m:r>
+                </m:e>
+                <m:sub>
+                  <m:r>
+                    <m:t>k</m:t>
+                  </m:r>
+                </m:sub>
+              </m:sSub>
               <m:r>
                 <m:rPr>
                   <m:sty m:val="p"/>
                 </m:rPr>
                 <m:t>)</m:t>
               </m:r>
-              <m:r>
-                <m:rPr>
-                  <m:sty m:val="p"/>
-                </m:rPr>
-                <m:t>,</m:t>
-              </m:r>
-              <m:r>
-                <m:t> </m:t>
-              </m:r>
+            </m:oMath>
+            <w:r>
+              <w:t xml:space="preserve"> </w:t>
+            </w:r>
+            <w:r>
+              <w:t xml:space="preserve">in the graph, there is a structural equation:</w:t>
+            </w:r>
+          </w:p>
+          <w:p>
+            <w:pPr>
+              <w:pStyle w:val="BodyText"/>
+            </w:pPr>
+            <m:oMathPara>
+              <m:oMathParaPr>
+                <m:jc m:val="center"/>
+              </m:oMathParaPr>
+              <m:oMath>
+                <m:sSub>
+                  <m:e>
+                    <m:r>
+                      <m:t>V</m:t>
+                    </m:r>
+                  </m:e>
+                  <m:sub>
+                    <m:r>
+                      <m:t>k</m:t>
+                    </m:r>
+                  </m:sub>
+                </m:sSub>
+                <m:r>
+                  <m:rPr>
+                    <m:sty m:val="p"/>
+                  </m:rPr>
+                  <m:t>=</m:t>
+                </m:r>
+                <m:sSub>
+                  <m:e>
+                    <m:r>
+                      <m:t>f</m:t>
+                    </m:r>
+                  </m:e>
+                  <m:sub>
+                    <m:r>
+                      <m:t>k</m:t>
+                    </m:r>
+                  </m:sub>
+                </m:sSub>
+                <m:d>
+                  <m:dPr>
+                    <m:begChr m:val="("/>
+                    <m:sepChr m:val=""/>
+                    <m:endChr m:val=")"/>
+                    <m:grow/>
+                  </m:dPr>
+                  <m:e>
+                    <m:r>
+                      <m:rPr>
+                        <m:sty m:val="p"/>
+                      </m:rPr>
+                      <m:t>p</m:t>
+                    </m:r>
+                    <m:r>
+                      <m:rPr>
+                        <m:sty m:val="p"/>
+                      </m:rPr>
+                      <m:t>a</m:t>
+                    </m:r>
+                    <m:r>
+                      <m:rPr>
+                        <m:sty m:val="p"/>
+                      </m:rPr>
+                      <m:t>(</m:t>
+                    </m:r>
+                    <m:sSub>
+                      <m:e>
+                        <m:r>
+                          <m:t>V</m:t>
+                        </m:r>
+                      </m:e>
+                      <m:sub>
+                        <m:r>
+                          <m:t>k</m:t>
+                        </m:r>
+                      </m:sub>
+                    </m:sSub>
+                    <m:r>
+                      <m:rPr>
+                        <m:sty m:val="p"/>
+                      </m:rPr>
+                      <m:t>)</m:t>
+                    </m:r>
+                    <m:r>
+                      <m:rPr>
+                        <m:sty m:val="p"/>
+                      </m:rPr>
+                      <m:t>,</m:t>
+                    </m:r>
+                    <m:r>
+                      <m:t> </m:t>
+                    </m:r>
+                    <m:sSub>
+                      <m:e>
+                        <m:r>
+                          <m:t>U</m:t>
+                        </m:r>
+                      </m:e>
+                      <m:sub>
+                        <m:r>
+                          <m:t>k</m:t>
+                        </m:r>
+                      </m:sub>
+                    </m:sSub>
+                  </m:e>
+                </m:d>
+              </m:oMath>
+            </m:oMathPara>
+          </w:p>
+          <w:p>
+            <w:pPr>
+              <w:pStyle w:val="FirstParagraph"/>
+            </w:pPr>
+            <w:r>
+              <w:t xml:space="preserve">where</w:t>
+            </w:r>
+            <w:r>
+              <w:t xml:space="preserve"> </w:t>
+            </w:r>
+            <m:oMath>
               <m:sSub>
                 <m:e>
                   <m:r>
@@ -454,82 +516,57 @@
                   </m:r>
                 </m:sub>
               </m:sSub>
-            </m:e>
-          </m:d>
-        </m:oMath>
-      </m:oMathPara>
-    </w:p>
-    <w:p>
-      <w:pPr>
-        <w:pStyle w:val="FirstParagraph"/>
-      </w:pPr>
-      <w:r>
-        <w:t xml:space="preserve">where</w:t>
-      </w:r>
-      <w:r>
-        <w:t xml:space="preserve"> </w:t>
-      </w:r>
-      <m:oMath>
-        <m:sSub>
-          <m:e>
-            <m:r>
-              <m:t>U</m:t>
-            </m:r>
-          </m:e>
-          <m:sub>
-            <m:r>
-              <m:t>k</m:t>
-            </m:r>
-          </m:sub>
-        </m:sSub>
-      </m:oMath>
-      <w:r>
-        <w:t xml:space="preserve"> </w:t>
-      </w:r>
-      <w:r>
-        <w:t xml:space="preserve">is an</w:t>
-      </w:r>
-      <w:r>
-        <w:t xml:space="preserve"> </w:t>
-      </w:r>
-      <w:r>
-        <w:rPr>
-          <w:b/>
-          <w:bCs/>
-        </w:rPr>
-        <w:t xml:space="preserve">unmeasured background variable</w:t>
-      </w:r>
-      <w:r>
-        <w:t xml:space="preserve"> </w:t>
-      </w:r>
-      <w:r>
-        <w:t xml:space="preserve">(exogenous variable) that represents all causes of</w:t>
-      </w:r>
-      <w:r>
-        <w:t xml:space="preserve"> </w:t>
-      </w:r>
-      <m:oMath>
-        <m:sSub>
-          <m:e>
-            <m:r>
-              <m:t>V</m:t>
-            </m:r>
-          </m:e>
-          <m:sub>
-            <m:r>
-              <m:t>k</m:t>
-            </m:r>
-          </m:sub>
-        </m:sSub>
-      </m:oMath>
-      <w:r>
-        <w:t xml:space="preserve"> </w:t>
-      </w:r>
-      <w:r>
-        <w:t xml:space="preserve">not otherwise shown in the graph.</w:t>
-      </w:r>
-    </w:p>
-    <w:bookmarkEnd w:id="9"/>
+            </m:oMath>
+            <w:r>
+              <w:t xml:space="preserve"> </w:t>
+            </w:r>
+            <w:r>
+              <w:t xml:space="preserve">is an</w:t>
+            </w:r>
+            <w:r>
+              <w:t xml:space="preserve"> </w:t>
+            </w:r>
+            <w:r>
+              <w:rPr>
+                <w:b/>
+                <w:bCs/>
+              </w:rPr>
+              <w:t xml:space="preserve">unmeasured background variable</w:t>
+            </w:r>
+            <w:r>
+              <w:t xml:space="preserve"> </w:t>
+            </w:r>
+            <w:r>
+              <w:t xml:space="preserve">(exogenous variable) that represents all causes of</w:t>
+            </w:r>
+            <w:r>
+              <w:t xml:space="preserve"> </w:t>
+            </w:r>
+            <m:oMath>
+              <m:sSub>
+                <m:e>
+                  <m:r>
+                    <m:t>V</m:t>
+                  </m:r>
+                </m:e>
+                <m:sub>
+                  <m:r>
+                    <m:t>k</m:t>
+                  </m:r>
+                </m:sub>
+              </m:sSub>
+            </m:oMath>
+            <w:r>
+              <w:t xml:space="preserve"> </w:t>
+            </w:r>
+            <w:r>
+              <w:t xml:space="preserve">not otherwise shown in the graph.</w:t>
+            </w:r>
+          </w:p>
+          <w:bookmarkEnd w:id="9"/>
+        </w:tc>
+      </w:tr>
+    </w:tbl>
     <w:bookmarkStart w:id="13" w:name="the-main-example"/>
     <w:p>
       <w:pPr>
@@ -2086,566 +2123,603 @@
         <w:t xml:space="preserve">if and only if there is at least one open path between them.</w:t>
       </w:r>
     </w:p>
-    <w:bookmarkStart w:id="17" w:name="exm-marginal-independence"/>
-    <w:p>
-      <w:pPr>
-        <w:pStyle w:val="BodyText"/>
-      </w:pPr>
-      <w:r>
-        <w:rPr>
-          <w:b/>
-          <w:bCs/>
-        </w:rPr>
-        <w:t xml:space="preserve">Example 1 (Marginal Independence: Key Examples)</w:t>
-      </w:r>
-      <w:r>
-        <w:t xml:space="preserve"> </w:t>
-      </w:r>
-      <w:r>
-        <w:rPr>
-          <w:b/>
-          <w:bCs/>
-        </w:rPr>
-        <w:t xml:space="preserve">Example 1</w:t>
-      </w:r>
-      <w:r>
-        <w:t xml:space="preserve">:</w:t>
-      </w:r>
-      <w:r>
-        <w:t xml:space="preserve"> </w:t>
-      </w:r>
-      <m:oMath>
-        <m:r>
-          <m:t>A</m:t>
-        </m:r>
-        <m:r>
-          <m:rPr>
-            <m:sty m:val="p"/>
-          </m:rPr>
-          <m:t>→</m:t>
-        </m:r>
-        <m:r>
-          <m:t>Y</m:t>
-        </m:r>
-      </m:oMath>
-    </w:p>
-    <w:p>
-      <w:pPr>
-        <w:pStyle w:val="Compact"/>
-        <w:numPr>
-          <w:ilvl w:val="0"/>
-          <w:numId w:val="1005"/>
-        </w:numPr>
-      </w:pPr>
-      <w:r>
-        <w:t xml:space="preserve">One open path</w:t>
-      </w:r>
-      <w:r>
-        <w:t xml:space="preserve"> </w:t>
-      </w:r>
-      <m:oMath>
-        <m:r>
-          <m:t>A</m:t>
-        </m:r>
-        <m:r>
-          <m:rPr>
-            <m:sty m:val="p"/>
-          </m:rPr>
-          <m:t>→</m:t>
-        </m:r>
-        <m:r>
-          <m:t>Y</m:t>
-        </m:r>
-      </m:oMath>
-      <w:r>
-        <w:t xml:space="preserve">:</w:t>
-      </w:r>
-      <w:r>
-        <w:t xml:space="preserve"> </w:t>
-      </w:r>
-      <m:oMath>
-        <m:r>
-          <m:t>A</m:t>
-        </m:r>
-      </m:oMath>
-      <w:r>
-        <w:t xml:space="preserve"> </w:t>
-      </w:r>
-      <w:r>
-        <w:t xml:space="preserve">and</w:t>
-      </w:r>
-      <w:r>
-        <w:t xml:space="preserve"> </w:t>
-      </w:r>
-      <m:oMath>
-        <m:r>
-          <m:t>Y</m:t>
-        </m:r>
-      </m:oMath>
-      <w:r>
-        <w:t xml:space="preserve"> </w:t>
-      </w:r>
-      <w:r>
-        <w:t xml:space="preserve">are</w:t>
-      </w:r>
-      <w:r>
-        <w:t xml:space="preserve"> </w:t>
-      </w:r>
-      <w:r>
-        <w:rPr>
-          <w:b/>
-          <w:bCs/>
-        </w:rPr>
-        <w:t xml:space="preserve">associated</w:t>
-      </w:r>
-    </w:p>
-    <w:p>
-      <w:pPr>
-        <w:pStyle w:val="FirstParagraph"/>
-      </w:pPr>
-      <w:r>
-        <w:rPr>
-          <w:b/>
-          <w:bCs/>
-        </w:rPr>
-        <w:t xml:space="preserve">Example 2</w:t>
-      </w:r>
-      <w:r>
-        <w:t xml:space="preserve">:</w:t>
-      </w:r>
-      <w:r>
-        <w:t xml:space="preserve"> </w:t>
-      </w:r>
-      <m:oMath>
-        <m:r>
-          <m:t>A</m:t>
-        </m:r>
-        <m:r>
-          <m:t> </m:t>
-        </m:r>
-        <m:r>
-          <m:t>Y</m:t>
-        </m:r>
-      </m:oMath>
-      <w:r>
-        <w:t xml:space="preserve"> </w:t>
-      </w:r>
-      <w:r>
-        <w:t xml:space="preserve">(no path)</w:t>
-      </w:r>
-    </w:p>
-    <w:p>
-      <w:pPr>
-        <w:pStyle w:val="Compact"/>
-        <w:numPr>
-          <w:ilvl w:val="0"/>
-          <w:numId w:val="1006"/>
-        </w:numPr>
-      </w:pPr>
-      <w:r>
-        <w:t xml:space="preserve">No path between</w:t>
-      </w:r>
-      <w:r>
-        <w:t xml:space="preserve"> </w:t>
-      </w:r>
-      <m:oMath>
-        <m:r>
-          <m:t>A</m:t>
-        </m:r>
-      </m:oMath>
-      <w:r>
-        <w:t xml:space="preserve"> </w:t>
-      </w:r>
-      <w:r>
-        <w:t xml:space="preserve">and</w:t>
-      </w:r>
-      <w:r>
-        <w:t xml:space="preserve"> </w:t>
-      </w:r>
-      <m:oMath>
-        <m:r>
-          <m:t>Y</m:t>
-        </m:r>
-      </m:oMath>
-      <w:r>
-        <w:t xml:space="preserve">: they are</w:t>
-      </w:r>
-      <w:r>
-        <w:t xml:space="preserve"> </w:t>
-      </w:r>
-      <w:r>
-        <w:rPr>
-          <w:b/>
-          <w:bCs/>
-        </w:rPr>
-        <w:t xml:space="preserve">independent</w:t>
-      </w:r>
-    </w:p>
-    <w:p>
-      <w:pPr>
-        <w:pStyle w:val="FirstParagraph"/>
-      </w:pPr>
-      <w:r>
-        <w:rPr>
-          <w:b/>
-          <w:bCs/>
-        </w:rPr>
-        <w:t xml:space="preserve">Example 3</w:t>
-      </w:r>
-      <w:r>
-        <w:t xml:space="preserve">:</w:t>
-      </w:r>
-      <w:r>
-        <w:t xml:space="preserve"> </w:t>
-      </w:r>
-      <m:oMath>
-        <m:r>
-          <m:t>A</m:t>
-        </m:r>
-        <m:r>
-          <m:rPr>
-            <m:sty m:val="p"/>
-          </m:rPr>
-          <m:t>←</m:t>
-        </m:r>
-        <m:r>
-          <m:t>L</m:t>
-        </m:r>
-        <m:r>
-          <m:rPr>
-            <m:sty m:val="p"/>
-          </m:rPr>
-          <m:t>→</m:t>
-        </m:r>
-        <m:r>
-          <m:t>Y</m:t>
-        </m:r>
-      </m:oMath>
-      <w:r>
-        <w:t xml:space="preserve"> </w:t>
-      </w:r>
-      <w:r>
-        <w:t xml:space="preserve">(fork with common cause</w:t>
-      </w:r>
-      <w:r>
-        <w:t xml:space="preserve"> </w:t>
-      </w:r>
-      <m:oMath>
-        <m:r>
-          <m:t>L</m:t>
-        </m:r>
-      </m:oMath>
-      <w:r>
-        <w:t xml:space="preserve">)</w:t>
-      </w:r>
-    </w:p>
-    <w:p>
-      <w:pPr>
-        <w:pStyle w:val="Compact"/>
-        <w:numPr>
-          <w:ilvl w:val="0"/>
-          <w:numId w:val="1007"/>
-        </w:numPr>
-      </w:pPr>
-      <w:r>
-        <w:t xml:space="preserve">One open path</w:t>
-      </w:r>
-      <w:r>
-        <w:t xml:space="preserve"> </w:t>
-      </w:r>
-      <m:oMath>
-        <m:r>
-          <m:t>A</m:t>
-        </m:r>
-        <m:r>
-          <m:rPr>
-            <m:sty m:val="p"/>
-          </m:rPr>
-          <m:t>←</m:t>
-        </m:r>
-        <m:r>
-          <m:t>L</m:t>
-        </m:r>
-        <m:r>
-          <m:rPr>
-            <m:sty m:val="p"/>
-          </m:rPr>
-          <m:t>→</m:t>
-        </m:r>
-        <m:r>
-          <m:t>Y</m:t>
-        </m:r>
-      </m:oMath>
-      <w:r>
-        <w:t xml:space="preserve"> </w:t>
-      </w:r>
-      <w:r>
-        <w:t xml:space="preserve">(non-collider</w:t>
-      </w:r>
-      <w:r>
-        <w:t xml:space="preserve"> </w:t>
-      </w:r>
-      <m:oMath>
-        <m:r>
-          <m:t>L</m:t>
-        </m:r>
-      </m:oMath>
-      <w:r>
-        <w:t xml:space="preserve"> </w:t>
-      </w:r>
-      <w:r>
-        <w:t xml:space="preserve">not conditioned on)</w:t>
-      </w:r>
-    </w:p>
-    <w:p>
-      <w:pPr>
-        <w:pStyle w:val="Compact"/>
-        <w:numPr>
-          <w:ilvl w:val="0"/>
-          <w:numId w:val="1007"/>
-        </w:numPr>
-      </w:pPr>
-      <m:oMath>
-        <m:r>
-          <m:t>A</m:t>
-        </m:r>
-      </m:oMath>
-      <w:r>
-        <w:t xml:space="preserve"> </w:t>
-      </w:r>
-      <w:r>
-        <w:t xml:space="preserve">and</w:t>
-      </w:r>
-      <w:r>
-        <w:t xml:space="preserve"> </w:t>
-      </w:r>
-      <m:oMath>
-        <m:r>
-          <m:t>Y</m:t>
-        </m:r>
-      </m:oMath>
-      <w:r>
-        <w:t xml:space="preserve"> </w:t>
-      </w:r>
-      <w:r>
-        <w:t xml:space="preserve">are</w:t>
-      </w:r>
-      <w:r>
-        <w:t xml:space="preserve"> </w:t>
-      </w:r>
-      <w:r>
-        <w:rPr>
-          <w:b/>
-          <w:bCs/>
-        </w:rPr>
-        <w:t xml:space="preserve">associated</w:t>
-      </w:r>
-      <w:r>
-        <w:t xml:space="preserve"> </w:t>
-      </w:r>
-      <w:r>
-        <w:t xml:space="preserve">even though</w:t>
-      </w:r>
-      <w:r>
-        <w:t xml:space="preserve"> </w:t>
-      </w:r>
-      <m:oMath>
-        <m:r>
-          <m:t>A</m:t>
-        </m:r>
-      </m:oMath>
-      <w:r>
-        <w:t xml:space="preserve"> </w:t>
-      </w:r>
-      <w:r>
-        <w:t xml:space="preserve">does not cause</w:t>
-      </w:r>
-      <w:r>
-        <w:t xml:space="preserve"> </w:t>
-      </w:r>
-      <m:oMath>
-        <m:r>
-          <m:t>Y</m:t>
-        </m:r>
-      </m:oMath>
-    </w:p>
-    <w:p>
-      <w:pPr>
-        <w:pStyle w:val="FirstParagraph"/>
-      </w:pPr>
-      <w:r>
-        <w:rPr>
-          <w:b/>
-          <w:bCs/>
-        </w:rPr>
-        <w:t xml:space="preserve">Example 4</w:t>
-      </w:r>
-      <w:r>
-        <w:t xml:space="preserve">:</w:t>
-      </w:r>
-      <w:r>
-        <w:t xml:space="preserve"> </w:t>
-      </w:r>
-      <m:oMath>
-        <m:r>
-          <m:t>A</m:t>
-        </m:r>
-        <m:r>
-          <m:rPr>
-            <m:sty m:val="p"/>
-          </m:rPr>
-          <m:t>→</m:t>
-        </m:r>
-        <m:r>
-          <m:t>C</m:t>
-        </m:r>
-        <m:r>
-          <m:rPr>
-            <m:sty m:val="p"/>
-          </m:rPr>
-          <m:t>←</m:t>
-        </m:r>
-        <m:r>
-          <m:t>Y</m:t>
-        </m:r>
-      </m:oMath>
-      <w:r>
-        <w:t xml:space="preserve"> </w:t>
-      </w:r>
-      <w:r>
-        <w:t xml:space="preserve">(collider at</w:t>
-      </w:r>
-      <w:r>
-        <w:t xml:space="preserve"> </w:t>
-      </w:r>
-      <m:oMath>
-        <m:r>
-          <m:t>C</m:t>
-        </m:r>
-      </m:oMath>
-      <w:r>
-        <w:t xml:space="preserve">)</w:t>
-      </w:r>
-    </w:p>
-    <w:p>
-      <w:pPr>
-        <w:pStyle w:val="Compact"/>
-        <w:numPr>
-          <w:ilvl w:val="0"/>
-          <w:numId w:val="1008"/>
-        </w:numPr>
-      </w:pPr>
-      <w:r>
-        <w:t xml:space="preserve">The only path</w:t>
-      </w:r>
-      <w:r>
-        <w:t xml:space="preserve"> </w:t>
-      </w:r>
-      <m:oMath>
-        <m:r>
-          <m:t>A</m:t>
-        </m:r>
-        <m:r>
-          <m:rPr>
-            <m:sty m:val="p"/>
-          </m:rPr>
-          <m:t>→</m:t>
-        </m:r>
-        <m:r>
-          <m:t>C</m:t>
-        </m:r>
-        <m:r>
-          <m:rPr>
-            <m:sty m:val="p"/>
-          </m:rPr>
-          <m:t>←</m:t>
-        </m:r>
-        <m:r>
-          <m:t>Y</m:t>
-        </m:r>
-      </m:oMath>
-      <w:r>
-        <w:t xml:space="preserve"> </w:t>
-      </w:r>
-      <w:r>
-        <w:t xml:space="preserve">is</w:t>
-      </w:r>
-      <w:r>
-        <w:t xml:space="preserve"> </w:t>
-      </w:r>
-      <w:r>
-        <w:rPr>
-          <w:b/>
-          <w:bCs/>
-        </w:rPr>
-        <w:t xml:space="preserve">blocked</w:t>
-      </w:r>
-      <w:r>
-        <w:t xml:space="preserve"> </w:t>
-      </w:r>
-      <w:r>
-        <w:t xml:space="preserve">by the collider</w:t>
-      </w:r>
-      <w:r>
-        <w:t xml:space="preserve"> </w:t>
-      </w:r>
-      <m:oMath>
-        <m:r>
-          <m:t>C</m:t>
-        </m:r>
-      </m:oMath>
-    </w:p>
-    <w:p>
-      <w:pPr>
-        <w:pStyle w:val="Compact"/>
-        <w:numPr>
-          <w:ilvl w:val="0"/>
-          <w:numId w:val="1008"/>
-        </w:numPr>
-      </w:pPr>
-      <m:oMath>
-        <m:r>
-          <m:t>A</m:t>
-        </m:r>
-      </m:oMath>
-      <w:r>
-        <w:t xml:space="preserve"> </w:t>
-      </w:r>
-      <w:r>
-        <w:t xml:space="preserve">and</w:t>
-      </w:r>
-      <w:r>
-        <w:t xml:space="preserve"> </w:t>
-      </w:r>
-      <m:oMath>
-        <m:r>
-          <m:t>Y</m:t>
-        </m:r>
-      </m:oMath>
-      <w:r>
-        <w:t xml:space="preserve"> </w:t>
-      </w:r>
-      <w:r>
-        <w:t xml:space="preserve">are</w:t>
-      </w:r>
-      <w:r>
-        <w:t xml:space="preserve"> </w:t>
-      </w:r>
-      <w:r>
-        <w:rPr>
-          <w:b/>
-          <w:bCs/>
-        </w:rPr>
-        <w:t xml:space="preserve">independent</w:t>
-      </w:r>
-      <w:r>
-        <w:t xml:space="preserve"> </w:t>
-      </w:r>
-      <w:r>
-        <w:t xml:space="preserve">marginally</w:t>
-      </w:r>
-    </w:p>
-    <w:bookmarkEnd w:id="17"/>
+    <w:tbl>
+      <w:tblPr>
+        <w:tblStyle w:val="Table"/>
+        <w:tblInd w:w="164" w:type="dxa"/>
+        <w:tblBorders>
+          <w:left w:val="single" w:sz="24" w:space="0" w:color="909090"/>
+        </w:tblBorders>
+        <w:tblCellMar>
+          <w:left w:w="0" w:type="dxa"/>
+          <w:right w:w="0" w:type="dxa"/>
+        </w:tblCellMar>
+        <w:tblLook w:firstRow="0" w:lastRow="0" w:firstColumn="0" w:lastColumn="0" w:noHBand="0" w:noVBand="0" w:val="0000"/>
+      </w:tblPr>
+      <w:tblGrid>
+        <w:gridCol w:w="7920"/>
+      </w:tblGrid>
+      <w:tr>
+        <w:trPr>
+          <w:cantSplit/>
+        </w:trPr>
+        <w:tc>
+          <w:tcPr>
+            <w:tcMar>
+              <w:left w:w="144" w:type="dxa"/>
+            </w:tcMar>
+          </w:tcPr>
+          <w:p>
+            <w:pPr>
+              <w:pStyle w:val="BodyText"/>
+            </w:pPr>
+            <w:pPr>
+              <w:spacing w:before="16" w:after="64"/>
+            </w:pPr>
+          </w:p>
+          <w:bookmarkStart w:id="17" w:name="exm-marginal-independence"/>
+          <w:p>
+            <w:pPr>
+              <w:pStyle w:val="BodyText"/>
+            </w:pPr>
+            <w:r>
+              <w:rPr>
+                <w:b/>
+                <w:bCs/>
+              </w:rPr>
+              <w:t xml:space="preserve">Example 1 (Marginal Independence: Key Examples)</w:t>
+            </w:r>
+            <w:r>
+              <w:t xml:space="preserve"> </w:t>
+            </w:r>
+            <w:r>
+              <w:rPr>
+                <w:b/>
+                <w:bCs/>
+              </w:rPr>
+              <w:t xml:space="preserve">Example 1</w:t>
+            </w:r>
+            <w:r>
+              <w:t xml:space="preserve">:</w:t>
+            </w:r>
+            <w:r>
+              <w:t xml:space="preserve"> </w:t>
+            </w:r>
+            <m:oMath>
+              <m:r>
+                <m:t>A</m:t>
+              </m:r>
+              <m:r>
+                <m:rPr>
+                  <m:sty m:val="p"/>
+                </m:rPr>
+                <m:t>→</m:t>
+              </m:r>
+              <m:r>
+                <m:t>Y</m:t>
+              </m:r>
+            </m:oMath>
+          </w:p>
+          <w:p>
+            <w:pPr>
+              <w:pStyle w:val="Compact"/>
+              <w:numPr>
+                <w:ilvl w:val="0"/>
+                <w:numId w:val="1005"/>
+              </w:numPr>
+            </w:pPr>
+            <w:r>
+              <w:t xml:space="preserve">One open path</w:t>
+            </w:r>
+            <w:r>
+              <w:t xml:space="preserve"> </w:t>
+            </w:r>
+            <m:oMath>
+              <m:r>
+                <m:t>A</m:t>
+              </m:r>
+              <m:r>
+                <m:rPr>
+                  <m:sty m:val="p"/>
+                </m:rPr>
+                <m:t>→</m:t>
+              </m:r>
+              <m:r>
+                <m:t>Y</m:t>
+              </m:r>
+            </m:oMath>
+            <w:r>
+              <w:t xml:space="preserve">:</w:t>
+            </w:r>
+            <w:r>
+              <w:t xml:space="preserve"> </w:t>
+            </w:r>
+            <m:oMath>
+              <m:r>
+                <m:t>A</m:t>
+              </m:r>
+            </m:oMath>
+            <w:r>
+              <w:t xml:space="preserve"> </w:t>
+            </w:r>
+            <w:r>
+              <w:t xml:space="preserve">and</w:t>
+            </w:r>
+            <w:r>
+              <w:t xml:space="preserve"> </w:t>
+            </w:r>
+            <m:oMath>
+              <m:r>
+                <m:t>Y</m:t>
+              </m:r>
+            </m:oMath>
+            <w:r>
+              <w:t xml:space="preserve"> </w:t>
+            </w:r>
+            <w:r>
+              <w:t xml:space="preserve">are</w:t>
+            </w:r>
+            <w:r>
+              <w:t xml:space="preserve"> </w:t>
+            </w:r>
+            <w:r>
+              <w:rPr>
+                <w:b/>
+                <w:bCs/>
+              </w:rPr>
+              <w:t xml:space="preserve">associated</w:t>
+            </w:r>
+          </w:p>
+          <w:p>
+            <w:pPr>
+              <w:pStyle w:val="FirstParagraph"/>
+            </w:pPr>
+            <w:r>
+              <w:rPr>
+                <w:b/>
+                <w:bCs/>
+              </w:rPr>
+              <w:t xml:space="preserve">Example 2</w:t>
+            </w:r>
+            <w:r>
+              <w:t xml:space="preserve">:</w:t>
+            </w:r>
+            <w:r>
+              <w:t xml:space="preserve"> </w:t>
+            </w:r>
+            <m:oMath>
+              <m:r>
+                <m:t>A</m:t>
+              </m:r>
+              <m:r>
+                <m:t> </m:t>
+              </m:r>
+              <m:r>
+                <m:t>Y</m:t>
+              </m:r>
+            </m:oMath>
+            <w:r>
+              <w:t xml:space="preserve"> </w:t>
+            </w:r>
+            <w:r>
+              <w:t xml:space="preserve">(no path)</w:t>
+            </w:r>
+          </w:p>
+          <w:p>
+            <w:pPr>
+              <w:pStyle w:val="Compact"/>
+              <w:numPr>
+                <w:ilvl w:val="0"/>
+                <w:numId w:val="1006"/>
+              </w:numPr>
+            </w:pPr>
+            <w:r>
+              <w:t xml:space="preserve">No path between</w:t>
+            </w:r>
+            <w:r>
+              <w:t xml:space="preserve"> </w:t>
+            </w:r>
+            <m:oMath>
+              <m:r>
+                <m:t>A</m:t>
+              </m:r>
+            </m:oMath>
+            <w:r>
+              <w:t xml:space="preserve"> </w:t>
+            </w:r>
+            <w:r>
+              <w:t xml:space="preserve">and</w:t>
+            </w:r>
+            <w:r>
+              <w:t xml:space="preserve"> </w:t>
+            </w:r>
+            <m:oMath>
+              <m:r>
+                <m:t>Y</m:t>
+              </m:r>
+            </m:oMath>
+            <w:r>
+              <w:t xml:space="preserve">: they are</w:t>
+            </w:r>
+            <w:r>
+              <w:t xml:space="preserve"> </w:t>
+            </w:r>
+            <w:r>
+              <w:rPr>
+                <w:b/>
+                <w:bCs/>
+              </w:rPr>
+              <w:t xml:space="preserve">independent</w:t>
+            </w:r>
+          </w:p>
+          <w:p>
+            <w:pPr>
+              <w:pStyle w:val="FirstParagraph"/>
+            </w:pPr>
+            <w:r>
+              <w:rPr>
+                <w:b/>
+                <w:bCs/>
+              </w:rPr>
+              <w:t xml:space="preserve">Example 3</w:t>
+            </w:r>
+            <w:r>
+              <w:t xml:space="preserve">:</w:t>
+            </w:r>
+            <w:r>
+              <w:t xml:space="preserve"> </w:t>
+            </w:r>
+            <m:oMath>
+              <m:r>
+                <m:t>A</m:t>
+              </m:r>
+              <m:r>
+                <m:rPr>
+                  <m:sty m:val="p"/>
+                </m:rPr>
+                <m:t>←</m:t>
+              </m:r>
+              <m:r>
+                <m:t>L</m:t>
+              </m:r>
+              <m:r>
+                <m:rPr>
+                  <m:sty m:val="p"/>
+                </m:rPr>
+                <m:t>→</m:t>
+              </m:r>
+              <m:r>
+                <m:t>Y</m:t>
+              </m:r>
+            </m:oMath>
+            <w:r>
+              <w:t xml:space="preserve"> </w:t>
+            </w:r>
+            <w:r>
+              <w:t xml:space="preserve">(fork with common cause</w:t>
+            </w:r>
+            <w:r>
+              <w:t xml:space="preserve"> </w:t>
+            </w:r>
+            <m:oMath>
+              <m:r>
+                <m:t>L</m:t>
+              </m:r>
+            </m:oMath>
+            <w:r>
+              <w:t xml:space="preserve">)</w:t>
+            </w:r>
+          </w:p>
+          <w:p>
+            <w:pPr>
+              <w:pStyle w:val="Compact"/>
+              <w:numPr>
+                <w:ilvl w:val="0"/>
+                <w:numId w:val="1007"/>
+              </w:numPr>
+            </w:pPr>
+            <w:r>
+              <w:t xml:space="preserve">One open path</w:t>
+            </w:r>
+            <w:r>
+              <w:t xml:space="preserve"> </w:t>
+            </w:r>
+            <m:oMath>
+              <m:r>
+                <m:t>A</m:t>
+              </m:r>
+              <m:r>
+                <m:rPr>
+                  <m:sty m:val="p"/>
+                </m:rPr>
+                <m:t>←</m:t>
+              </m:r>
+              <m:r>
+                <m:t>L</m:t>
+              </m:r>
+              <m:r>
+                <m:rPr>
+                  <m:sty m:val="p"/>
+                </m:rPr>
+                <m:t>→</m:t>
+              </m:r>
+              <m:r>
+                <m:t>Y</m:t>
+              </m:r>
+            </m:oMath>
+            <w:r>
+              <w:t xml:space="preserve"> </w:t>
+            </w:r>
+            <w:r>
+              <w:t xml:space="preserve">(non-collider</w:t>
+            </w:r>
+            <w:r>
+              <w:t xml:space="preserve"> </w:t>
+            </w:r>
+            <m:oMath>
+              <m:r>
+                <m:t>L</m:t>
+              </m:r>
+            </m:oMath>
+            <w:r>
+              <w:t xml:space="preserve"> </w:t>
+            </w:r>
+            <w:r>
+              <w:t xml:space="preserve">not conditioned on)</w:t>
+            </w:r>
+          </w:p>
+          <w:p>
+            <w:pPr>
+              <w:pStyle w:val="Compact"/>
+              <w:numPr>
+                <w:ilvl w:val="0"/>
+                <w:numId w:val="1007"/>
+              </w:numPr>
+            </w:pPr>
+            <m:oMath>
+              <m:r>
+                <m:t>A</m:t>
+              </m:r>
+            </m:oMath>
+            <w:r>
+              <w:t xml:space="preserve"> </w:t>
+            </w:r>
+            <w:r>
+              <w:t xml:space="preserve">and</w:t>
+            </w:r>
+            <w:r>
+              <w:t xml:space="preserve"> </w:t>
+            </w:r>
+            <m:oMath>
+              <m:r>
+                <m:t>Y</m:t>
+              </m:r>
+            </m:oMath>
+            <w:r>
+              <w:t xml:space="preserve"> </w:t>
+            </w:r>
+            <w:r>
+              <w:t xml:space="preserve">are</w:t>
+            </w:r>
+            <w:r>
+              <w:t xml:space="preserve"> </w:t>
+            </w:r>
+            <w:r>
+              <w:rPr>
+                <w:b/>
+                <w:bCs/>
+              </w:rPr>
+              <w:t xml:space="preserve">associated</w:t>
+            </w:r>
+            <w:r>
+              <w:t xml:space="preserve"> </w:t>
+            </w:r>
+            <w:r>
+              <w:t xml:space="preserve">even though</w:t>
+            </w:r>
+            <w:r>
+              <w:t xml:space="preserve"> </w:t>
+            </w:r>
+            <m:oMath>
+              <m:r>
+                <m:t>A</m:t>
+              </m:r>
+            </m:oMath>
+            <w:r>
+              <w:t xml:space="preserve"> </w:t>
+            </w:r>
+            <w:r>
+              <w:t xml:space="preserve">does not cause</w:t>
+            </w:r>
+            <w:r>
+              <w:t xml:space="preserve"> </w:t>
+            </w:r>
+            <m:oMath>
+              <m:r>
+                <m:t>Y</m:t>
+              </m:r>
+            </m:oMath>
+          </w:p>
+          <w:p>
+            <w:pPr>
+              <w:pStyle w:val="FirstParagraph"/>
+            </w:pPr>
+            <w:r>
+              <w:rPr>
+                <w:b/>
+                <w:bCs/>
+              </w:rPr>
+              <w:t xml:space="preserve">Example 4</w:t>
+            </w:r>
+            <w:r>
+              <w:t xml:space="preserve">:</w:t>
+            </w:r>
+            <w:r>
+              <w:t xml:space="preserve"> </w:t>
+            </w:r>
+            <m:oMath>
+              <m:r>
+                <m:t>A</m:t>
+              </m:r>
+              <m:r>
+                <m:rPr>
+                  <m:sty m:val="p"/>
+                </m:rPr>
+                <m:t>→</m:t>
+              </m:r>
+              <m:r>
+                <m:t>C</m:t>
+              </m:r>
+              <m:r>
+                <m:rPr>
+                  <m:sty m:val="p"/>
+                </m:rPr>
+                <m:t>←</m:t>
+              </m:r>
+              <m:r>
+                <m:t>Y</m:t>
+              </m:r>
+            </m:oMath>
+            <w:r>
+              <w:t xml:space="preserve"> </w:t>
+            </w:r>
+            <w:r>
+              <w:t xml:space="preserve">(collider at</w:t>
+            </w:r>
+            <w:r>
+              <w:t xml:space="preserve"> </w:t>
+            </w:r>
+            <m:oMath>
+              <m:r>
+                <m:t>C</m:t>
+              </m:r>
+            </m:oMath>
+            <w:r>
+              <w:t xml:space="preserve">)</w:t>
+            </w:r>
+          </w:p>
+          <w:p>
+            <w:pPr>
+              <w:pStyle w:val="Compact"/>
+              <w:numPr>
+                <w:ilvl w:val="0"/>
+                <w:numId w:val="1008"/>
+              </w:numPr>
+            </w:pPr>
+            <w:r>
+              <w:t xml:space="preserve">The only path</w:t>
+            </w:r>
+            <w:r>
+              <w:t xml:space="preserve"> </w:t>
+            </w:r>
+            <m:oMath>
+              <m:r>
+                <m:t>A</m:t>
+              </m:r>
+              <m:r>
+                <m:rPr>
+                  <m:sty m:val="p"/>
+                </m:rPr>
+                <m:t>→</m:t>
+              </m:r>
+              <m:r>
+                <m:t>C</m:t>
+              </m:r>
+              <m:r>
+                <m:rPr>
+                  <m:sty m:val="p"/>
+                </m:rPr>
+                <m:t>←</m:t>
+              </m:r>
+              <m:r>
+                <m:t>Y</m:t>
+              </m:r>
+            </m:oMath>
+            <w:r>
+              <w:t xml:space="preserve"> </w:t>
+            </w:r>
+            <w:r>
+              <w:t xml:space="preserve">is</w:t>
+            </w:r>
+            <w:r>
+              <w:t xml:space="preserve"> </w:t>
+            </w:r>
+            <w:r>
+              <w:rPr>
+                <w:b/>
+                <w:bCs/>
+              </w:rPr>
+              <w:t xml:space="preserve">blocked</w:t>
+            </w:r>
+            <w:r>
+              <w:t xml:space="preserve"> </w:t>
+            </w:r>
+            <w:r>
+              <w:t xml:space="preserve">by the collider</w:t>
+            </w:r>
+            <w:r>
+              <w:t xml:space="preserve"> </w:t>
+            </w:r>
+            <m:oMath>
+              <m:r>
+                <m:t>C</m:t>
+              </m:r>
+            </m:oMath>
+          </w:p>
+          <w:p>
+            <w:pPr>
+              <w:pStyle w:val="Compact"/>
+              <w:numPr>
+                <w:ilvl w:val="0"/>
+                <w:numId w:val="1008"/>
+              </w:numPr>
+            </w:pPr>
+            <m:oMath>
+              <m:r>
+                <m:t>A</m:t>
+              </m:r>
+            </m:oMath>
+            <w:r>
+              <w:t xml:space="preserve"> </w:t>
+            </w:r>
+            <w:r>
+              <w:t xml:space="preserve">and</w:t>
+            </w:r>
+            <w:r>
+              <w:t xml:space="preserve"> </w:t>
+            </w:r>
+            <m:oMath>
+              <m:r>
+                <m:t>Y</m:t>
+              </m:r>
+            </m:oMath>
+            <w:r>
+              <w:t xml:space="preserve"> </w:t>
+            </w:r>
+            <w:r>
+              <w:t xml:space="preserve">are</w:t>
+            </w:r>
+            <w:r>
+              <w:t xml:space="preserve"> </w:t>
+            </w:r>
+            <w:r>
+              <w:rPr>
+                <w:b/>
+                <w:bCs/>
+              </w:rPr>
+              <w:t xml:space="preserve">independent</w:t>
+            </w:r>
+            <w:r>
+              <w:t xml:space="preserve"> </w:t>
+            </w:r>
+            <w:r>
+              <w:t xml:space="preserve">marginally</w:t>
+            </w:r>
+          </w:p>
+          <w:bookmarkEnd w:id="17"/>
+        </w:tc>
+      </w:tr>
+    </w:tbl>
     <w:p>
       <w:pPr>
         <w:pStyle w:val="FirstParagraph"/>
@@ -3713,337 +3787,374 @@
         <w:t xml:space="preserve">source of spurious association that arises from conditioning on a common effect of two variables.</w:t>
       </w:r>
     </w:p>
-    <w:bookmarkStart w:id="27" w:name="exm-collider-bias"/>
-    <w:p>
-      <w:pPr>
-        <w:pStyle w:val="BodyText"/>
-      </w:pPr>
-      <w:r>
-        <w:rPr>
-          <w:b/>
-          <w:bCs/>
-        </w:rPr>
-        <w:t xml:space="preserve">Example 2 (Collider Stratification Bias: Aspirin, Smoking, and Hospitalization)</w:t>
-      </w:r>
-      <w:r>
-        <w:t xml:space="preserve"> </w:t>
-      </w:r>
-      <w:r>
-        <w:t xml:space="preserve">Consider two variables that are</w:t>
-      </w:r>
-      <w:r>
-        <w:t xml:space="preserve"> </w:t>
-      </w:r>
-      <w:r>
-        <w:rPr>
-          <w:b/>
-          <w:bCs/>
-        </w:rPr>
-        <w:t xml:space="preserve">independent</w:t>
-      </w:r>
-      <w:r>
-        <w:t xml:space="preserve"> </w:t>
-      </w:r>
-      <w:r>
-        <w:t xml:space="preserve">in the general population:</w:t>
-      </w:r>
-    </w:p>
-    <w:p>
-      <w:pPr>
-        <w:pStyle w:val="Compact"/>
-        <w:numPr>
-          <w:ilvl w:val="0"/>
-          <w:numId w:val="1012"/>
-        </w:numPr>
-      </w:pPr>
-      <m:oMath>
-        <m:r>
-          <m:t>A</m:t>
-        </m:r>
-      </m:oMath>
-      <w:r>
-        <w:t xml:space="preserve">: regular aspirin use</w:t>
-      </w:r>
-    </w:p>
-    <w:p>
-      <w:pPr>
-        <w:pStyle w:val="Compact"/>
-        <w:numPr>
-          <w:ilvl w:val="0"/>
-          <w:numId w:val="1012"/>
-        </w:numPr>
-      </w:pPr>
-      <m:oMath>
-        <m:r>
-          <m:t>B</m:t>
-        </m:r>
-      </m:oMath>
-      <w:r>
-        <w:t xml:space="preserve">: smoking</w:t>
-      </w:r>
-    </w:p>
-    <w:p>
-      <w:pPr>
-        <w:pStyle w:val="FirstParagraph"/>
-      </w:pPr>
-      <w:r>
-        <w:t xml:space="preserve">Both</w:t>
-      </w:r>
-      <w:r>
-        <w:t xml:space="preserve"> </w:t>
-      </w:r>
-      <m:oMath>
-        <m:r>
-          <m:t>A</m:t>
-        </m:r>
-      </m:oMath>
-      <w:r>
-        <w:t xml:space="preserve"> </w:t>
-      </w:r>
-      <w:r>
-        <w:t xml:space="preserve">and</w:t>
-      </w:r>
-      <w:r>
-        <w:t xml:space="preserve"> </w:t>
-      </w:r>
-      <m:oMath>
-        <m:r>
-          <m:t>B</m:t>
-        </m:r>
-      </m:oMath>
-      <w:r>
-        <w:t xml:space="preserve"> </w:t>
-      </w:r>
-      <w:r>
-        <w:t xml:space="preserve">independently cause hospitalization (</w:t>
-      </w:r>
-      <m:oMath>
-        <m:r>
-          <m:t>C</m:t>
-        </m:r>
-      </m:oMath>
-      <w:r>
-        <w:t xml:space="preserve">):</w:t>
-      </w:r>
-    </w:p>
-    <w:p>
-      <w:pPr>
-        <w:pStyle w:val="BodyText"/>
-      </w:pPr>
-      <m:oMathPara>
-        <m:oMathParaPr>
-          <m:jc m:val="center"/>
-        </m:oMathParaPr>
-        <m:oMath>
-          <m:r>
-            <m:t>A</m:t>
-          </m:r>
-          <m:r>
-            <m:rPr>
-              <m:sty m:val="p"/>
-            </m:rPr>
-            <m:t>→</m:t>
-          </m:r>
-          <m:r>
-            <m:t>C</m:t>
-          </m:r>
-          <m:r>
-            <m:rPr>
-              <m:sty m:val="p"/>
-            </m:rPr>
-            <m:t>←</m:t>
-          </m:r>
-          <m:r>
-            <m:t>B</m:t>
-          </m:r>
-        </m:oMath>
-      </m:oMathPara>
-    </w:p>
-    <w:p>
-      <w:pPr>
-        <w:pStyle w:val="FirstParagraph"/>
-      </w:pPr>
-      <w:r>
-        <w:rPr>
-          <w:b/>
-          <w:bCs/>
-        </w:rPr>
-        <w:t xml:space="preserve">In the general population</w:t>
-      </w:r>
-      <w:r>
-        <w:t xml:space="preserve">: aspirin use</w:t>
-      </w:r>
-      <w:r>
-        <w:t xml:space="preserve"> </w:t>
-      </w:r>
-      <m:oMath>
-        <m:r>
-          <m:t>A</m:t>
-        </m:r>
-      </m:oMath>
-      <w:r>
-        <w:t xml:space="preserve"> </w:t>
-      </w:r>
-      <w:r>
-        <w:t xml:space="preserve">and smoking</w:t>
-      </w:r>
-      <w:r>
-        <w:t xml:space="preserve"> </w:t>
-      </w:r>
-      <m:oMath>
-        <m:r>
-          <m:t>B</m:t>
-        </m:r>
-      </m:oMath>
-      <w:r>
-        <w:t xml:space="preserve"> </w:t>
-      </w:r>
-      <w:r>
-        <w:t xml:space="preserve">are independent — knowing someone uses aspirin tells you nothing about whether they smoke.</w:t>
-      </w:r>
-    </w:p>
-    <w:p>
-      <w:pPr>
-        <w:pStyle w:val="BodyText"/>
-      </w:pPr>
-      <w:r>
-        <w:rPr>
-          <w:b/>
-          <w:bCs/>
-        </w:rPr>
-        <w:t xml:space="preserve">Among hospitalized patients (</w:t>
-      </w:r>
-      <m:oMath>
-        <m:r>
-          <m:t>C</m:t>
-        </m:r>
-        <m:r>
-          <m:rPr>
-            <m:sty m:val="p"/>
-          </m:rPr>
-          <m:t>=</m:t>
-        </m:r>
-        <m:r>
-          <m:t>1</m:t>
-        </m:r>
-      </m:oMath>
-      <w:r>
-        <w:rPr>
-          <w:b/>
-          <w:bCs/>
-        </w:rPr>
-        <w:t xml:space="preserve">)</w:t>
-      </w:r>
-      <w:r>
-        <w:t xml:space="preserve">: aspirin use and smoking become</w:t>
-      </w:r>
-      <w:r>
-        <w:t xml:space="preserve"> </w:t>
-      </w:r>
-      <w:r>
-        <w:rPr>
-          <w:b/>
-          <w:bCs/>
-        </w:rPr>
-        <w:t xml:space="preserve">negatively associated</w:t>
-      </w:r>
-      <w:r>
-        <w:t xml:space="preserve">. If a hospitalized patient does not use aspirin, it is more likely their hospitalization is due to smoking-related disease. If a hospitalized patient does not smoke, their admission is more likely due to a cardiovascular condition related to aspirin use.</w:t>
-      </w:r>
-    </w:p>
-    <w:p>
-      <w:pPr>
-        <w:pStyle w:val="BodyText"/>
-      </w:pPr>
-      <w:r>
-        <w:t xml:space="preserve">This spurious negative association between</w:t>
-      </w:r>
-      <w:r>
-        <w:t xml:space="preserve"> </w:t>
-      </w:r>
-      <m:oMath>
-        <m:r>
-          <m:t>A</m:t>
-        </m:r>
-      </m:oMath>
-      <w:r>
-        <w:t xml:space="preserve"> </w:t>
-      </w:r>
-      <w:r>
-        <w:t xml:space="preserve">and</w:t>
-      </w:r>
-      <w:r>
-        <w:t xml:space="preserve"> </w:t>
-      </w:r>
-      <m:oMath>
-        <m:r>
-          <m:t>B</m:t>
-        </m:r>
-      </m:oMath>
-      <w:r>
-        <w:t xml:space="preserve"> </w:t>
-      </w:r>
-      <w:r>
-        <w:t xml:space="preserve">among the hospitalized is</w:t>
-      </w:r>
-      <w:r>
-        <w:t xml:space="preserve"> </w:t>
-      </w:r>
-      <w:r>
-        <w:rPr>
-          <w:b/>
-          <w:bCs/>
-        </w:rPr>
-        <w:t xml:space="preserve">collider stratification bias</w:t>
-      </w:r>
-      <w:r>
-        <w:t xml:space="preserve">: conditioning on hospitalization</w:t>
-      </w:r>
-      <w:r>
-        <w:t xml:space="preserve"> </w:t>
-      </w:r>
-      <m:oMath>
-        <m:r>
-          <m:t>C</m:t>
-        </m:r>
-      </m:oMath>
-      <w:r>
-        <w:t xml:space="preserve"> </w:t>
-      </w:r>
-      <w:r>
-        <w:t xml:space="preserve">opens the previously blocked path</w:t>
-      </w:r>
-      <w:r>
-        <w:t xml:space="preserve"> </w:t>
-      </w:r>
-      <m:oMath>
-        <m:r>
-          <m:t>A</m:t>
-        </m:r>
-        <m:r>
-          <m:rPr>
-            <m:sty m:val="p"/>
-          </m:rPr>
-          <m:t>→</m:t>
-        </m:r>
-        <m:r>
-          <m:t>C</m:t>
-        </m:r>
-        <m:r>
-          <m:rPr>
-            <m:sty m:val="p"/>
-          </m:rPr>
-          <m:t>←</m:t>
-        </m:r>
-        <m:r>
-          <m:t>B</m:t>
-        </m:r>
-      </m:oMath>
-      <w:r>
-        <w:t xml:space="preserve">.</w:t>
-      </w:r>
-    </w:p>
-    <w:bookmarkEnd w:id="27"/>
+    <w:tbl>
+      <w:tblPr>
+        <w:tblStyle w:val="Table"/>
+        <w:tblInd w:w="164" w:type="dxa"/>
+        <w:tblBorders>
+          <w:left w:val="single" w:sz="24" w:space="0" w:color="909090"/>
+        </w:tblBorders>
+        <w:tblCellMar>
+          <w:left w:w="0" w:type="dxa"/>
+          <w:right w:w="0" w:type="dxa"/>
+        </w:tblCellMar>
+        <w:tblLook w:firstRow="0" w:lastRow="0" w:firstColumn="0" w:lastColumn="0" w:noHBand="0" w:noVBand="0" w:val="0000"/>
+      </w:tblPr>
+      <w:tblGrid>
+        <w:gridCol w:w="7920"/>
+      </w:tblGrid>
+      <w:tr>
+        <w:trPr>
+          <w:cantSplit/>
+        </w:trPr>
+        <w:tc>
+          <w:tcPr>
+            <w:tcMar>
+              <w:left w:w="144" w:type="dxa"/>
+            </w:tcMar>
+          </w:tcPr>
+          <w:p>
+            <w:pPr>
+              <w:pStyle w:val="BodyText"/>
+            </w:pPr>
+            <w:pPr>
+              <w:spacing w:before="16" w:after="64"/>
+            </w:pPr>
+          </w:p>
+          <w:bookmarkStart w:id="27" w:name="exm-collider-bias"/>
+          <w:p>
+            <w:pPr>
+              <w:pStyle w:val="BodyText"/>
+            </w:pPr>
+            <w:r>
+              <w:rPr>
+                <w:b/>
+                <w:bCs/>
+              </w:rPr>
+              <w:t xml:space="preserve">Example 2 (Collider Stratification Bias: Aspirin, Smoking, and Hospitalization)</w:t>
+            </w:r>
+            <w:r>
+              <w:t xml:space="preserve"> </w:t>
+            </w:r>
+            <w:r>
+              <w:t xml:space="preserve">Consider two variables that are</w:t>
+            </w:r>
+            <w:r>
+              <w:t xml:space="preserve"> </w:t>
+            </w:r>
+            <w:r>
+              <w:rPr>
+                <w:b/>
+                <w:bCs/>
+              </w:rPr>
+              <w:t xml:space="preserve">independent</w:t>
+            </w:r>
+            <w:r>
+              <w:t xml:space="preserve"> </w:t>
+            </w:r>
+            <w:r>
+              <w:t xml:space="preserve">in the general population:</w:t>
+            </w:r>
+          </w:p>
+          <w:p>
+            <w:pPr>
+              <w:pStyle w:val="Compact"/>
+              <w:numPr>
+                <w:ilvl w:val="0"/>
+                <w:numId w:val="1012"/>
+              </w:numPr>
+            </w:pPr>
+            <m:oMath>
+              <m:r>
+                <m:t>A</m:t>
+              </m:r>
+            </m:oMath>
+            <w:r>
+              <w:t xml:space="preserve">: regular aspirin use</w:t>
+            </w:r>
+          </w:p>
+          <w:p>
+            <w:pPr>
+              <w:pStyle w:val="Compact"/>
+              <w:numPr>
+                <w:ilvl w:val="0"/>
+                <w:numId w:val="1012"/>
+              </w:numPr>
+            </w:pPr>
+            <m:oMath>
+              <m:r>
+                <m:t>B</m:t>
+              </m:r>
+            </m:oMath>
+            <w:r>
+              <w:t xml:space="preserve">: smoking</w:t>
+            </w:r>
+          </w:p>
+          <w:p>
+            <w:pPr>
+              <w:pStyle w:val="FirstParagraph"/>
+            </w:pPr>
+            <w:r>
+              <w:t xml:space="preserve">Both</w:t>
+            </w:r>
+            <w:r>
+              <w:t xml:space="preserve"> </w:t>
+            </w:r>
+            <m:oMath>
+              <m:r>
+                <m:t>A</m:t>
+              </m:r>
+            </m:oMath>
+            <w:r>
+              <w:t xml:space="preserve"> </w:t>
+            </w:r>
+            <w:r>
+              <w:t xml:space="preserve">and</w:t>
+            </w:r>
+            <w:r>
+              <w:t xml:space="preserve"> </w:t>
+            </w:r>
+            <m:oMath>
+              <m:r>
+                <m:t>B</m:t>
+              </m:r>
+            </m:oMath>
+            <w:r>
+              <w:t xml:space="preserve"> </w:t>
+            </w:r>
+            <w:r>
+              <w:t xml:space="preserve">independently cause hospitalization (</w:t>
+            </w:r>
+            <m:oMath>
+              <m:r>
+                <m:t>C</m:t>
+              </m:r>
+            </m:oMath>
+            <w:r>
+              <w:t xml:space="preserve">):</w:t>
+            </w:r>
+          </w:p>
+          <w:p>
+            <w:pPr>
+              <w:pStyle w:val="BodyText"/>
+            </w:pPr>
+            <m:oMathPara>
+              <m:oMathParaPr>
+                <m:jc m:val="center"/>
+              </m:oMathParaPr>
+              <m:oMath>
+                <m:r>
+                  <m:t>A</m:t>
+                </m:r>
+                <m:r>
+                  <m:rPr>
+                    <m:sty m:val="p"/>
+                  </m:rPr>
+                  <m:t>→</m:t>
+                </m:r>
+                <m:r>
+                  <m:t>C</m:t>
+                </m:r>
+                <m:r>
+                  <m:rPr>
+                    <m:sty m:val="p"/>
+                  </m:rPr>
+                  <m:t>←</m:t>
+                </m:r>
+                <m:r>
+                  <m:t>B</m:t>
+                </m:r>
+              </m:oMath>
+            </m:oMathPara>
+          </w:p>
+          <w:p>
+            <w:pPr>
+              <w:pStyle w:val="FirstParagraph"/>
+            </w:pPr>
+            <w:r>
+              <w:rPr>
+                <w:b/>
+                <w:bCs/>
+              </w:rPr>
+              <w:t xml:space="preserve">In the general population</w:t>
+            </w:r>
+            <w:r>
+              <w:t xml:space="preserve">: aspirin use</w:t>
+            </w:r>
+            <w:r>
+              <w:t xml:space="preserve"> </w:t>
+            </w:r>
+            <m:oMath>
+              <m:r>
+                <m:t>A</m:t>
+              </m:r>
+            </m:oMath>
+            <w:r>
+              <w:t xml:space="preserve"> </w:t>
+            </w:r>
+            <w:r>
+              <w:t xml:space="preserve">and smoking</w:t>
+            </w:r>
+            <w:r>
+              <w:t xml:space="preserve"> </w:t>
+            </w:r>
+            <m:oMath>
+              <m:r>
+                <m:t>B</m:t>
+              </m:r>
+            </m:oMath>
+            <w:r>
+              <w:t xml:space="preserve"> </w:t>
+            </w:r>
+            <w:r>
+              <w:t xml:space="preserve">are independent — knowing someone uses aspirin tells you nothing about whether they smoke.</w:t>
+            </w:r>
+          </w:p>
+          <w:p>
+            <w:pPr>
+              <w:pStyle w:val="BodyText"/>
+            </w:pPr>
+            <w:r>
+              <w:rPr>
+                <w:b/>
+                <w:bCs/>
+              </w:rPr>
+              <w:t xml:space="preserve">Among hospitalized patients (</w:t>
+            </w:r>
+            <m:oMath>
+              <m:r>
+                <m:t>C</m:t>
+              </m:r>
+              <m:r>
+                <m:rPr>
+                  <m:sty m:val="p"/>
+                </m:rPr>
+                <m:t>=</m:t>
+              </m:r>
+              <m:r>
+                <m:t>1</m:t>
+              </m:r>
+            </m:oMath>
+            <w:r>
+              <w:rPr>
+                <w:b/>
+                <w:bCs/>
+              </w:rPr>
+              <w:t xml:space="preserve">)</w:t>
+            </w:r>
+            <w:r>
+              <w:t xml:space="preserve">: aspirin use and smoking become</w:t>
+            </w:r>
+            <w:r>
+              <w:t xml:space="preserve"> </w:t>
+            </w:r>
+            <w:r>
+              <w:rPr>
+                <w:b/>
+                <w:bCs/>
+              </w:rPr>
+              <w:t xml:space="preserve">negatively associated</w:t>
+            </w:r>
+            <w:r>
+              <w:t xml:space="preserve">. If a hospitalized patient does not use aspirin, it is more likely their hospitalization is due to smoking-related disease. If a hospitalized patient does not smoke, their admission is more likely due to a cardiovascular condition related to aspirin use.</w:t>
+            </w:r>
+          </w:p>
+          <w:p>
+            <w:pPr>
+              <w:pStyle w:val="BodyText"/>
+            </w:pPr>
+            <w:r>
+              <w:t xml:space="preserve">This spurious negative association between</w:t>
+            </w:r>
+            <w:r>
+              <w:t xml:space="preserve"> </w:t>
+            </w:r>
+            <m:oMath>
+              <m:r>
+                <m:t>A</m:t>
+              </m:r>
+            </m:oMath>
+            <w:r>
+              <w:t xml:space="preserve"> </w:t>
+            </w:r>
+            <w:r>
+              <w:t xml:space="preserve">and</w:t>
+            </w:r>
+            <w:r>
+              <w:t xml:space="preserve"> </w:t>
+            </w:r>
+            <m:oMath>
+              <m:r>
+                <m:t>B</m:t>
+              </m:r>
+            </m:oMath>
+            <w:r>
+              <w:t xml:space="preserve"> </w:t>
+            </w:r>
+            <w:r>
+              <w:t xml:space="preserve">among the hospitalized is</w:t>
+            </w:r>
+            <w:r>
+              <w:t xml:space="preserve"> </w:t>
+            </w:r>
+            <w:r>
+              <w:rPr>
+                <w:b/>
+                <w:bCs/>
+              </w:rPr>
+              <w:t xml:space="preserve">collider stratification bias</w:t>
+            </w:r>
+            <w:r>
+              <w:t xml:space="preserve">: conditioning on hospitalization</w:t>
+            </w:r>
+            <w:r>
+              <w:t xml:space="preserve"> </w:t>
+            </w:r>
+            <m:oMath>
+              <m:r>
+                <m:t>C</m:t>
+              </m:r>
+            </m:oMath>
+            <w:r>
+              <w:t xml:space="preserve"> </w:t>
+            </w:r>
+            <w:r>
+              <w:t xml:space="preserve">opens the previously blocked path</w:t>
+            </w:r>
+            <w:r>
+              <w:t xml:space="preserve"> </w:t>
+            </w:r>
+            <m:oMath>
+              <m:r>
+                <m:t>A</m:t>
+              </m:r>
+              <m:r>
+                <m:rPr>
+                  <m:sty m:val="p"/>
+                </m:rPr>
+                <m:t>→</m:t>
+              </m:r>
+              <m:r>
+                <m:t>C</m:t>
+              </m:r>
+              <m:r>
+                <m:rPr>
+                  <m:sty m:val="p"/>
+                </m:rPr>
+                <m:t>←</m:t>
+              </m:r>
+              <m:r>
+                <m:t>B</m:t>
+              </m:r>
+            </m:oMath>
+            <w:r>
+              <w:t xml:space="preserve">.</w:t>
+            </w:r>
+          </w:p>
+          <w:bookmarkEnd w:id="27"/>
+        </w:tc>
+      </w:tr>
+    </w:tbl>
     <w:p>
       <w:pPr>
         <w:pStyle w:val="BodyText"/>
@@ -5974,382 +6085,464 @@
         <w:t xml:space="preserve">.</w:t>
       </w:r>
     </w:p>
-    <w:bookmarkStart w:id="34" w:name="def-backdoor-path"/>
+    <w:tbl>
+      <w:tblPr>
+        <w:tblStyle w:val="Table"/>
+        <w:tblInd w:w="164" w:type="dxa"/>
+        <w:tblBorders>
+          <w:left w:val="single" w:sz="24" w:space="0" w:color="909090"/>
+        </w:tblBorders>
+        <w:tblCellMar>
+          <w:left w:w="0" w:type="dxa"/>
+          <w:right w:w="0" w:type="dxa"/>
+        </w:tblCellMar>
+        <w:tblLook w:firstRow="0" w:lastRow="0" w:firstColumn="0" w:lastColumn="0" w:noHBand="0" w:noVBand="0" w:val="0000"/>
+      </w:tblPr>
+      <w:tblGrid>
+        <w:gridCol w:w="7920"/>
+      </w:tblGrid>
+      <w:tr>
+        <w:trPr>
+          <w:cantSplit/>
+        </w:trPr>
+        <w:tc>
+          <w:tcPr>
+            <w:tcMar>
+              <w:left w:w="144" w:type="dxa"/>
+            </w:tcMar>
+          </w:tcPr>
+          <w:p>
+            <w:pPr>
+              <w:pStyle w:val="BodyText"/>
+            </w:pPr>
+            <w:pPr>
+              <w:spacing w:before="16" w:after="64"/>
+            </w:pPr>
+          </w:p>
+          <w:bookmarkStart w:id="34" w:name="def-backdoor-path"/>
+          <w:p>
+            <w:pPr>
+              <w:pStyle w:val="BodyText"/>
+            </w:pPr>
+            <w:r>
+              <w:rPr>
+                <w:b/>
+                <w:bCs/>
+              </w:rPr>
+              <w:t xml:space="preserve">Definition 2 (Backdoor Path)</w:t>
+            </w:r>
+            <w:r>
+              <w:t xml:space="preserve"> </w:t>
+            </w:r>
+            <w:r>
+              <w:t xml:space="preserve">A</w:t>
+            </w:r>
+            <w:r>
+              <w:t xml:space="preserve"> </w:t>
+            </w:r>
+            <w:r>
+              <w:rPr>
+                <w:b/>
+                <w:bCs/>
+              </w:rPr>
+              <w:t xml:space="preserve">backdoor path</w:t>
+            </w:r>
+            <w:r>
+              <w:t xml:space="preserve"> </w:t>
+            </w:r>
+            <w:r>
+              <w:t xml:space="preserve">from</w:t>
+            </w:r>
+            <w:r>
+              <w:t xml:space="preserve"> </w:t>
+            </w:r>
+            <m:oMath>
+              <m:r>
+                <m:t>A</m:t>
+              </m:r>
+            </m:oMath>
+            <w:r>
+              <w:t xml:space="preserve"> </w:t>
+            </w:r>
+            <w:r>
+              <w:t xml:space="preserve">to</w:t>
+            </w:r>
+            <w:r>
+              <w:t xml:space="preserve"> </w:t>
+            </w:r>
+            <m:oMath>
+              <m:r>
+                <m:t>Y</m:t>
+              </m:r>
+            </m:oMath>
+            <w:r>
+              <w:t xml:space="preserve"> </w:t>
+            </w:r>
+            <w:r>
+              <w:t xml:space="preserve">is any path that:</w:t>
+            </w:r>
+          </w:p>
+          <w:p>
+            <w:pPr>
+              <w:pStyle w:val="Compact"/>
+              <w:numPr>
+                <w:ilvl w:val="0"/>
+                <w:numId w:val="1014"/>
+              </w:numPr>
+            </w:pPr>
+            <w:r>
+              <w:t xml:space="preserve">Starts with an arrow</w:t>
+            </w:r>
+            <w:r>
+              <w:t xml:space="preserve"> </w:t>
+            </w:r>
+            <w:r>
+              <w:rPr>
+                <w:b/>
+                <w:bCs/>
+              </w:rPr>
+              <w:t xml:space="preserve">pointing into</w:t>
+            </w:r>
+            <w:r>
+              <w:t xml:space="preserve"> </w:t>
+            </w:r>
+            <m:oMath>
+              <m:r>
+                <m:t>A</m:t>
+              </m:r>
+            </m:oMath>
+            <w:r>
+              <w:t xml:space="preserve"> </w:t>
+            </w:r>
+            <w:r>
+              <w:t xml:space="preserve">(i.e., begins</w:t>
+            </w:r>
+            <w:r>
+              <w:t xml:space="preserve"> </w:t>
+            </w:r>
+            <m:oMath>
+              <m:r>
+                <m:rPr>
+                  <m:sty m:val="p"/>
+                </m:rPr>
+                <m:t>⋯</m:t>
+              </m:r>
+              <m:r>
+                <m:rPr>
+                  <m:sty m:val="p"/>
+                </m:rPr>
+                <m:t>→</m:t>
+              </m:r>
+              <m:r>
+                <m:t>A</m:t>
+              </m:r>
+            </m:oMath>
+            <w:r>
+              <w:t xml:space="preserve">)</w:t>
+            </w:r>
+          </w:p>
+          <w:p>
+            <w:pPr>
+              <w:pStyle w:val="Compact"/>
+              <w:numPr>
+                <w:ilvl w:val="0"/>
+                <w:numId w:val="1014"/>
+              </w:numPr>
+            </w:pPr>
+            <w:r>
+              <w:t xml:space="preserve">Ends at</w:t>
+            </w:r>
+            <w:r>
+              <w:t xml:space="preserve"> </w:t>
+            </w:r>
+            <m:oMath>
+              <m:r>
+                <m:t>Y</m:t>
+              </m:r>
+            </m:oMath>
+          </w:p>
+          <w:p>
+            <w:pPr>
+              <w:pStyle w:val="FirstParagraph"/>
+            </w:pPr>
+            <w:r>
+              <w:t xml:space="preserve">Such paths represent non-causal flows of association between</w:t>
+            </w:r>
+            <w:r>
+              <w:t xml:space="preserve"> </w:t>
+            </w:r>
+            <m:oMath>
+              <m:r>
+                <m:t>A</m:t>
+              </m:r>
+            </m:oMath>
+            <w:r>
+              <w:t xml:space="preserve"> </w:t>
+            </w:r>
+            <w:r>
+              <w:t xml:space="preserve">and</w:t>
+            </w:r>
+            <w:r>
+              <w:t xml:space="preserve"> </w:t>
+            </w:r>
+            <m:oMath>
+              <m:r>
+                <m:t>Y</m:t>
+              </m:r>
+            </m:oMath>
+            <w:r>
+              <w:t xml:space="preserve"> </w:t>
+            </w:r>
+            <w:r>
+              <w:t xml:space="preserve">induced by common causes.</w:t>
+            </w:r>
+          </w:p>
+          <w:bookmarkEnd w:id="34"/>
+        </w:tc>
+      </w:tr>
+    </w:tbl>
     <w:p>
       <w:pPr>
         <w:pStyle w:val="BodyText"/>
       </w:pPr>
       <w:r>
-        <w:rPr>
-          <w:b/>
-          <w:bCs/>
-        </w:rPr>
-        <w:t xml:space="preserve">Definition 2 (Backdoor Path)</w:t>
-      </w:r>
-      <w:r>
-        <w:t xml:space="preserve"> </w:t>
-      </w:r>
-      <w:r>
-        <w:t xml:space="preserve">A</w:t>
-      </w:r>
-      <w:r>
-        <w:t xml:space="preserve"> </w:t>
-      </w:r>
-      <w:r>
-        <w:rPr>
-          <w:b/>
-          <w:bCs/>
-        </w:rPr>
-        <w:t xml:space="preserve">backdoor path</w:t>
-      </w:r>
-      <w:r>
-        <w:t xml:space="preserve"> </w:t>
-      </w:r>
-      <w:r>
-        <w:t xml:space="preserve">from</w:t>
-      </w:r>
-      <w:r>
-        <w:t xml:space="preserve"> </w:t>
-      </w:r>
-      <m:oMath>
-        <m:r>
-          <m:t>A</m:t>
-        </m:r>
-      </m:oMath>
-      <w:r>
-        <w:t xml:space="preserve"> </w:t>
-      </w:r>
-      <w:r>
-        <w:t xml:space="preserve">to</w:t>
-      </w:r>
-      <w:r>
-        <w:t xml:space="preserve"> </w:t>
-      </w:r>
-      <m:oMath>
-        <m:r>
-          <m:t>Y</m:t>
-        </m:r>
-      </m:oMath>
-      <w:r>
-        <w:t xml:space="preserve"> </w:t>
-      </w:r>
-      <w:r>
-        <w:t xml:space="preserve">is any path that:</w:t>
-      </w:r>
-    </w:p>
-    <w:p>
-      <w:pPr>
-        <w:pStyle w:val="Compact"/>
-        <w:numPr>
-          <w:ilvl w:val="0"/>
-          <w:numId w:val="1014"/>
-        </w:numPr>
-      </w:pPr>
-      <w:r>
-        <w:t xml:space="preserve">Starts with an arrow</w:t>
-      </w:r>
-      <w:r>
-        <w:t xml:space="preserve"> </w:t>
-      </w:r>
-      <w:r>
-        <w:rPr>
-          <w:b/>
-          <w:bCs/>
-        </w:rPr>
-        <w:t xml:space="preserve">pointing into</w:t>
-      </w:r>
-      <w:r>
-        <w:t xml:space="preserve"> </w:t>
-      </w:r>
-      <m:oMath>
-        <m:r>
-          <m:t>A</m:t>
-        </m:r>
-      </m:oMath>
-      <w:r>
-        <w:t xml:space="preserve"> </w:t>
-      </w:r>
-      <w:r>
-        <w:t xml:space="preserve">(i.e., begins</w:t>
-      </w:r>
-      <w:r>
-        <w:t xml:space="preserve"> </w:t>
-      </w:r>
-      <m:oMath>
-        <m:r>
-          <m:rPr>
-            <m:sty m:val="p"/>
-          </m:rPr>
-          <m:t>⋯</m:t>
-        </m:r>
-        <m:r>
-          <m:rPr>
-            <m:sty m:val="p"/>
-          </m:rPr>
-          <m:t>→</m:t>
-        </m:r>
-        <m:r>
-          <m:t>A</m:t>
-        </m:r>
-      </m:oMath>
-      <w:r>
-        <w:t xml:space="preserve">)</w:t>
-      </w:r>
-    </w:p>
-    <w:p>
-      <w:pPr>
-        <w:pStyle w:val="Compact"/>
-        <w:numPr>
-          <w:ilvl w:val="0"/>
-          <w:numId w:val="1014"/>
-        </w:numPr>
-      </w:pPr>
-      <w:r>
-        <w:t xml:space="preserve">Ends at</w:t>
-      </w:r>
-      <w:r>
-        <w:t xml:space="preserve"> </w:t>
-      </w:r>
-      <m:oMath>
-        <m:r>
-          <m:t>Y</m:t>
-        </m:r>
-      </m:oMath>
-    </w:p>
-    <w:p>
-      <w:pPr>
-        <w:pStyle w:val="FirstParagraph"/>
-      </w:pPr>
-      <w:r>
-        <w:t xml:space="preserve">Such paths represent non-causal flows of association between</w:t>
-      </w:r>
-      <w:r>
-        <w:t xml:space="preserve"> </w:t>
-      </w:r>
-      <m:oMath>
-        <m:r>
-          <m:t>A</m:t>
-        </m:r>
-      </m:oMath>
-      <w:r>
-        <w:t xml:space="preserve"> </w:t>
-      </w:r>
-      <w:r>
-        <w:t xml:space="preserve">and</w:t>
-      </w:r>
-      <w:r>
-        <w:t xml:space="preserve"> </w:t>
-      </w:r>
-      <m:oMath>
-        <m:r>
-          <m:t>Y</m:t>
-        </m:r>
-      </m:oMath>
-      <w:r>
-        <w:t xml:space="preserve"> </w:t>
-      </w:r>
-      <w:r>
-        <w:t xml:space="preserve">induced by common causes.</w:t>
-      </w:r>
-    </w:p>
-    <w:bookmarkEnd w:id="34"/>
-    <w:bookmarkStart w:id="35" w:name="def-dag-confounding"/>
-    <w:p>
-      <w:pPr>
-        <w:pStyle w:val="BodyText"/>
-      </w:pPr>
-      <w:r>
-        <w:rPr>
-          <w:b/>
-          <w:bCs/>
-        </w:rPr>
-        <w:t xml:space="preserve">Definition 3 (Confounding (Structural Definition))</w:t>
-      </w:r>
-      <w:r>
-        <w:t xml:space="preserve"> </w:t>
-      </w:r>
-      <w:r>
-        <w:rPr>
-          <w:b/>
-          <w:bCs/>
-        </w:rPr>
-        <w:t xml:space="preserve">Confounding</w:t>
-      </w:r>
-      <w:r>
-        <w:t xml:space="preserve"> </w:t>
-      </w:r>
-      <w:r>
-        <w:t xml:space="preserve">of the effect of</w:t>
-      </w:r>
-      <w:r>
-        <w:t xml:space="preserve"> </w:t>
-      </w:r>
-      <m:oMath>
-        <m:r>
-          <m:t>A</m:t>
-        </m:r>
-      </m:oMath>
-      <w:r>
-        <w:t xml:space="preserve"> </w:t>
-      </w:r>
-      <w:r>
-        <w:t xml:space="preserve">on</w:t>
-      </w:r>
-      <w:r>
-        <w:t xml:space="preserve"> </w:t>
-      </w:r>
-      <m:oMath>
-        <m:r>
-          <m:t>Y</m:t>
-        </m:r>
-      </m:oMath>
-      <w:r>
-        <w:t xml:space="preserve"> </w:t>
-      </w:r>
-      <w:r>
-        <w:t xml:space="preserve">exists when there is at least one open backdoor path from</w:t>
-      </w:r>
-      <w:r>
-        <w:t xml:space="preserve"> </w:t>
-      </w:r>
-      <m:oMath>
-        <m:r>
-          <m:t>A</m:t>
-        </m:r>
-      </m:oMath>
-      <w:r>
-        <w:t xml:space="preserve"> </w:t>
-      </w:r>
-      <w:r>
-        <w:t xml:space="preserve">to</w:t>
-      </w:r>
-      <w:r>
-        <w:t xml:space="preserve"> </w:t>
-      </w:r>
-      <m:oMath>
-        <m:r>
-          <m:t>Y</m:t>
-        </m:r>
-      </m:oMath>
-      <w:r>
-        <w:t xml:space="preserve">.</w:t>
-      </w:r>
-    </w:p>
-    <w:p>
-      <w:pPr>
-        <w:pStyle w:val="BodyText"/>
-      </w:pPr>
-      <w:r>
-        <w:t xml:space="preserve">In the diagram</w:t>
-      </w:r>
-      <w:r>
-        <w:t xml:space="preserve"> </w:t>
-      </w:r>
-      <m:oMath>
-        <m:r>
-          <m:t>L</m:t>
-        </m:r>
-        <m:r>
-          <m:rPr>
-            <m:sty m:val="p"/>
-          </m:rPr>
-          <m:t>→</m:t>
-        </m:r>
-        <m:r>
-          <m:t>A</m:t>
-        </m:r>
-      </m:oMath>
-      <w:r>
-        <w:t xml:space="preserve">,</w:t>
-      </w:r>
-      <w:r>
-        <w:t xml:space="preserve"> </w:t>
-      </w:r>
-      <m:oMath>
-        <m:r>
-          <m:t>L</m:t>
-        </m:r>
-        <m:r>
-          <m:rPr>
-            <m:sty m:val="p"/>
-          </m:rPr>
-          <m:t>→</m:t>
-        </m:r>
-        <m:r>
-          <m:t>Y</m:t>
-        </m:r>
-      </m:oMath>
-      <w:r>
-        <w:t xml:space="preserve">,</w:t>
-      </w:r>
-      <w:r>
-        <w:t xml:space="preserve"> </w:t>
-      </w:r>
-      <m:oMath>
-        <m:r>
-          <m:t>A</m:t>
-        </m:r>
-        <m:r>
-          <m:rPr>
-            <m:sty m:val="p"/>
-          </m:rPr>
-          <m:t>→</m:t>
-        </m:r>
-        <m:r>
-          <m:t>Y</m:t>
-        </m:r>
-      </m:oMath>
-      <w:r>
-        <w:t xml:space="preserve">: the path</w:t>
-      </w:r>
-      <w:r>
-        <w:t xml:space="preserve"> </w:t>
-      </w:r>
-      <m:oMath>
-        <m:r>
-          <m:t>A</m:t>
-        </m:r>
-        <m:r>
-          <m:rPr>
-            <m:sty m:val="p"/>
-          </m:rPr>
-          <m:t>←</m:t>
-        </m:r>
-        <m:r>
-          <m:t>L</m:t>
-        </m:r>
-        <m:r>
-          <m:rPr>
-            <m:sty m:val="p"/>
-          </m:rPr>
-          <m:t>→</m:t>
-        </m:r>
-        <m:r>
-          <m:t>Y</m:t>
-        </m:r>
-      </m:oMath>
-      <w:r>
-        <w:t xml:space="preserve"> </w:t>
-      </w:r>
-      <w:r>
-        <w:t xml:space="preserve">is a backdoor path. Since</w:t>
-      </w:r>
-      <w:r>
-        <w:t xml:space="preserve"> </w:t>
-      </w:r>
-      <m:oMath>
-        <m:r>
-          <m:t>L</m:t>
-        </m:r>
-      </m:oMath>
-      <w:r>
-        <w:t xml:space="preserve"> </w:t>
-      </w:r>
-      <w:r>
-        <w:t xml:space="preserve">is a non-collider on this path and has not been conditioned on, the path is open. There is therefore confounding.</w:t>
-      </w:r>
-    </w:p>
-    <w:bookmarkEnd w:id="35"/>
+        <w:t xml:space="preserve"> </w:t>
+      </w:r>
+    </w:p>
+    <w:tbl>
+      <w:tblPr>
+        <w:tblStyle w:val="Table"/>
+        <w:tblInd w:w="164" w:type="dxa"/>
+        <w:tblBorders>
+          <w:left w:val="single" w:sz="24" w:space="0" w:color="909090"/>
+        </w:tblBorders>
+        <w:tblCellMar>
+          <w:left w:w="0" w:type="dxa"/>
+          <w:right w:w="0" w:type="dxa"/>
+        </w:tblCellMar>
+        <w:tblLook w:firstRow="0" w:lastRow="0" w:firstColumn="0" w:lastColumn="0" w:noHBand="0" w:noVBand="0" w:val="0000"/>
+      </w:tblPr>
+      <w:tblGrid>
+        <w:gridCol w:w="7920"/>
+      </w:tblGrid>
+      <w:tr>
+        <w:trPr>
+          <w:cantSplit/>
+        </w:trPr>
+        <w:tc>
+          <w:tcPr>
+            <w:tcMar>
+              <w:left w:w="144" w:type="dxa"/>
+            </w:tcMar>
+          </w:tcPr>
+          <w:p>
+            <w:pPr>
+              <w:pStyle w:val="BodyText"/>
+            </w:pPr>
+            <w:pPr>
+              <w:spacing w:before="16" w:after="64"/>
+            </w:pPr>
+          </w:p>
+          <w:bookmarkStart w:id="35" w:name="def-dag-confounding"/>
+          <w:p>
+            <w:pPr>
+              <w:pStyle w:val="BodyText"/>
+            </w:pPr>
+            <w:r>
+              <w:rPr>
+                <w:b/>
+                <w:bCs/>
+              </w:rPr>
+              <w:t xml:space="preserve">Definition 3 (Confounding (Structural Definition))</w:t>
+            </w:r>
+            <w:r>
+              <w:t xml:space="preserve"> </w:t>
+            </w:r>
+            <w:r>
+              <w:rPr>
+                <w:b/>
+                <w:bCs/>
+              </w:rPr>
+              <w:t xml:space="preserve">Confounding</w:t>
+            </w:r>
+            <w:r>
+              <w:t xml:space="preserve"> </w:t>
+            </w:r>
+            <w:r>
+              <w:t xml:space="preserve">of the effect of</w:t>
+            </w:r>
+            <w:r>
+              <w:t xml:space="preserve"> </w:t>
+            </w:r>
+            <m:oMath>
+              <m:r>
+                <m:t>A</m:t>
+              </m:r>
+            </m:oMath>
+            <w:r>
+              <w:t xml:space="preserve"> </w:t>
+            </w:r>
+            <w:r>
+              <w:t xml:space="preserve">on</w:t>
+            </w:r>
+            <w:r>
+              <w:t xml:space="preserve"> </w:t>
+            </w:r>
+            <m:oMath>
+              <m:r>
+                <m:t>Y</m:t>
+              </m:r>
+            </m:oMath>
+            <w:r>
+              <w:t xml:space="preserve"> </w:t>
+            </w:r>
+            <w:r>
+              <w:t xml:space="preserve">exists when there is at least one open backdoor path from</w:t>
+            </w:r>
+            <w:r>
+              <w:t xml:space="preserve"> </w:t>
+            </w:r>
+            <m:oMath>
+              <m:r>
+                <m:t>A</m:t>
+              </m:r>
+            </m:oMath>
+            <w:r>
+              <w:t xml:space="preserve"> </w:t>
+            </w:r>
+            <w:r>
+              <w:t xml:space="preserve">to</w:t>
+            </w:r>
+            <w:r>
+              <w:t xml:space="preserve"> </w:t>
+            </w:r>
+            <m:oMath>
+              <m:r>
+                <m:t>Y</m:t>
+              </m:r>
+            </m:oMath>
+            <w:r>
+              <w:t xml:space="preserve">.</w:t>
+            </w:r>
+          </w:p>
+          <w:p>
+            <w:pPr>
+              <w:pStyle w:val="BodyText"/>
+            </w:pPr>
+            <w:r>
+              <w:t xml:space="preserve">In the diagram</w:t>
+            </w:r>
+            <w:r>
+              <w:t xml:space="preserve"> </w:t>
+            </w:r>
+            <m:oMath>
+              <m:r>
+                <m:t>L</m:t>
+              </m:r>
+              <m:r>
+                <m:rPr>
+                  <m:sty m:val="p"/>
+                </m:rPr>
+                <m:t>→</m:t>
+              </m:r>
+              <m:r>
+                <m:t>A</m:t>
+              </m:r>
+            </m:oMath>
+            <w:r>
+              <w:t xml:space="preserve">,</w:t>
+            </w:r>
+            <w:r>
+              <w:t xml:space="preserve"> </w:t>
+            </w:r>
+            <m:oMath>
+              <m:r>
+                <m:t>L</m:t>
+              </m:r>
+              <m:r>
+                <m:rPr>
+                  <m:sty m:val="p"/>
+                </m:rPr>
+                <m:t>→</m:t>
+              </m:r>
+              <m:r>
+                <m:t>Y</m:t>
+              </m:r>
+            </m:oMath>
+            <w:r>
+              <w:t xml:space="preserve">,</w:t>
+            </w:r>
+            <w:r>
+              <w:t xml:space="preserve"> </w:t>
+            </w:r>
+            <m:oMath>
+              <m:r>
+                <m:t>A</m:t>
+              </m:r>
+              <m:r>
+                <m:rPr>
+                  <m:sty m:val="p"/>
+                </m:rPr>
+                <m:t>→</m:t>
+              </m:r>
+              <m:r>
+                <m:t>Y</m:t>
+              </m:r>
+            </m:oMath>
+            <w:r>
+              <w:t xml:space="preserve">: the path</w:t>
+            </w:r>
+            <w:r>
+              <w:t xml:space="preserve"> </w:t>
+            </w:r>
+            <m:oMath>
+              <m:r>
+                <m:t>A</m:t>
+              </m:r>
+              <m:r>
+                <m:rPr>
+                  <m:sty m:val="p"/>
+                </m:rPr>
+                <m:t>←</m:t>
+              </m:r>
+              <m:r>
+                <m:t>L</m:t>
+              </m:r>
+              <m:r>
+                <m:rPr>
+                  <m:sty m:val="p"/>
+                </m:rPr>
+                <m:t>→</m:t>
+              </m:r>
+              <m:r>
+                <m:t>Y</m:t>
+              </m:r>
+            </m:oMath>
+            <w:r>
+              <w:t xml:space="preserve"> </w:t>
+            </w:r>
+            <w:r>
+              <w:t xml:space="preserve">is a backdoor path. Since</w:t>
+            </w:r>
+            <w:r>
+              <w:t xml:space="preserve"> </w:t>
+            </w:r>
+            <m:oMath>
+              <m:r>
+                <m:t>L</m:t>
+              </m:r>
+            </m:oMath>
+            <w:r>
+              <w:t xml:space="preserve"> </w:t>
+            </w:r>
+            <w:r>
+              <w:t xml:space="preserve">is a non-collider on this path and has not been conditioned on, the path is open. There is therefore confounding.</w:t>
+            </w:r>
+          </w:p>
+          <w:bookmarkEnd w:id="35"/>
+        </w:tc>
+      </w:tr>
+    </w:tbl>
     <w:p>
       <w:pPr>
         <w:pStyle w:val="CaptionedFigure"/>
@@ -6415,683 +6608,765 @@
         <w:t xml:space="preserve">5.2 The Backdoor Criterion</w:t>
       </w:r>
     </w:p>
-    <w:bookmarkStart w:id="40" w:name="def-backdoor-criterion"/>
-    <w:p>
-      <w:pPr>
-        <w:pStyle w:val="FirstParagraph"/>
-      </w:pPr>
-      <w:r>
-        <w:rPr>
-          <w:b/>
-          <w:bCs/>
-        </w:rPr>
-        <w:t xml:space="preserve">Definition 4 (Backdoor Criterion)</w:t>
-      </w:r>
-      <w:r>
-        <w:t xml:space="preserve"> </w:t>
-      </w:r>
-      <w:r>
-        <w:t xml:space="preserve">A set of measured variables</w:t>
-      </w:r>
-      <w:r>
-        <w:t xml:space="preserve"> </w:t>
-      </w:r>
-      <m:oMath>
-        <m:r>
-          <m:t>L</m:t>
-        </m:r>
-      </m:oMath>
-      <w:r>
-        <w:t xml:space="preserve"> </w:t>
-      </w:r>
-      <w:r>
-        <w:t xml:space="preserve">satisfies the</w:t>
-      </w:r>
-      <w:r>
-        <w:t xml:space="preserve"> </w:t>
-      </w:r>
-      <w:r>
-        <w:rPr>
-          <w:b/>
-          <w:bCs/>
-        </w:rPr>
-        <w:t xml:space="preserve">backdoor criterion</w:t>
-      </w:r>
-      <w:r>
-        <w:t xml:space="preserve"> </w:t>
-      </w:r>
-      <w:r>
-        <w:t xml:space="preserve">for estimating the causal effect of</w:t>
-      </w:r>
-      <w:r>
-        <w:t xml:space="preserve"> </w:t>
-      </w:r>
-      <m:oMath>
-        <m:r>
-          <m:t>A</m:t>
-        </m:r>
-      </m:oMath>
-      <w:r>
-        <w:t xml:space="preserve"> </w:t>
-      </w:r>
-      <w:r>
-        <w:t xml:space="preserve">on</w:t>
-      </w:r>
-      <w:r>
-        <w:t xml:space="preserve"> </w:t>
-      </w:r>
-      <m:oMath>
-        <m:r>
-          <m:t>Y</m:t>
-        </m:r>
-      </m:oMath>
-      <w:r>
-        <w:t xml:space="preserve"> </w:t>
-      </w:r>
-      <w:r>
-        <w:t xml:space="preserve">if:</w:t>
-      </w:r>
-    </w:p>
-    <w:p>
-      <w:pPr>
-        <w:pStyle w:val="Compact"/>
-        <w:numPr>
-          <w:ilvl w:val="0"/>
-          <w:numId w:val="1015"/>
-        </w:numPr>
-      </w:pPr>
-      <w:r>
-        <w:t xml:space="preserve">No variable in</w:t>
-      </w:r>
-      <w:r>
-        <w:t xml:space="preserve"> </w:t>
-      </w:r>
-      <m:oMath>
-        <m:r>
-          <m:t>L</m:t>
-        </m:r>
-      </m:oMath>
-      <w:r>
-        <w:t xml:space="preserve"> </w:t>
-      </w:r>
-      <w:r>
-        <w:t xml:space="preserve">is a descendant of</w:t>
-      </w:r>
-      <w:r>
-        <w:t xml:space="preserve"> </w:t>
-      </w:r>
-      <m:oMath>
-        <m:r>
-          <m:t>A</m:t>
-        </m:r>
-      </m:oMath>
-    </w:p>
-    <w:p>
-      <w:pPr>
-        <w:pStyle w:val="Compact"/>
-        <w:numPr>
-          <w:ilvl w:val="0"/>
-          <w:numId w:val="1015"/>
-        </w:numPr>
-      </w:pPr>
-      <m:oMath>
-        <m:r>
-          <m:t>L</m:t>
-        </m:r>
-      </m:oMath>
-      <w:r>
-        <w:t xml:space="preserve"> </w:t>
-      </w:r>
-      <w:r>
-        <w:t xml:space="preserve">blocks every backdoor path from</w:t>
-      </w:r>
-      <w:r>
-        <w:t xml:space="preserve"> </w:t>
-      </w:r>
-      <m:oMath>
-        <m:r>
-          <m:t>A</m:t>
-        </m:r>
-      </m:oMath>
-      <w:r>
-        <w:t xml:space="preserve"> </w:t>
-      </w:r>
-      <w:r>
-        <w:t xml:space="preserve">to</w:t>
-      </w:r>
-      <w:r>
-        <w:t xml:space="preserve"> </w:t>
-      </w:r>
-      <m:oMath>
-        <m:r>
-          <m:t>Y</m:t>
-        </m:r>
-      </m:oMath>
-    </w:p>
-    <w:p>
-      <w:pPr>
-        <w:pStyle w:val="FirstParagraph"/>
-      </w:pPr>
-      <w:r>
-        <w:t xml:space="preserve">When</w:t>
-      </w:r>
-      <w:r>
-        <w:t xml:space="preserve"> </w:t>
-      </w:r>
-      <m:oMath>
-        <m:r>
-          <m:t>L</m:t>
-        </m:r>
-      </m:oMath>
-      <w:r>
-        <w:t xml:space="preserve"> </w:t>
-      </w:r>
-      <w:r>
-        <w:t xml:space="preserve">satisfies the backdoor criterion, adjusting for</w:t>
-      </w:r>
-      <w:r>
-        <w:t xml:space="preserve"> </w:t>
-      </w:r>
-      <m:oMath>
-        <m:r>
-          <m:t>L</m:t>
-        </m:r>
-      </m:oMath>
-      <w:r>
-        <w:t xml:space="preserve"> </w:t>
-      </w:r>
-      <w:r>
-        <w:t xml:space="preserve">(via stratification, standardization, or IP weighting) eliminates confounding and yields an unbiased estimate of the causal effect.</w:t>
-      </w:r>
-    </w:p>
-    <w:bookmarkEnd w:id="40"/>
-    <w:bookmarkStart w:id="41" w:name="exm-backdoor"/>
+    <w:tbl>
+      <w:tblPr>
+        <w:tblStyle w:val="Table"/>
+        <w:tblInd w:w="164" w:type="dxa"/>
+        <w:tblBorders>
+          <w:left w:val="single" w:sz="24" w:space="0" w:color="909090"/>
+        </w:tblBorders>
+        <w:tblCellMar>
+          <w:left w:w="0" w:type="dxa"/>
+          <w:right w:w="0" w:type="dxa"/>
+        </w:tblCellMar>
+        <w:tblLook w:firstRow="0" w:lastRow="0" w:firstColumn="0" w:lastColumn="0" w:noHBand="0" w:noVBand="0" w:val="0000"/>
+      </w:tblPr>
+      <w:tblGrid>
+        <w:gridCol w:w="7920"/>
+      </w:tblGrid>
+      <w:tr>
+        <w:trPr>
+          <w:cantSplit/>
+        </w:trPr>
+        <w:tc>
+          <w:tcPr>
+            <w:tcMar>
+              <w:left w:w="144" w:type="dxa"/>
+            </w:tcMar>
+          </w:tcPr>
+          <w:p>
+            <w:pPr>
+              <w:pStyle w:val="FirstParagraph"/>
+            </w:pPr>
+            <w:pPr>
+              <w:spacing w:before="16" w:after="64"/>
+            </w:pPr>
+          </w:p>
+          <w:bookmarkStart w:id="40" w:name="def-backdoor-criterion"/>
+          <w:p>
+            <w:pPr>
+              <w:pStyle w:val="BodyText"/>
+            </w:pPr>
+            <w:r>
+              <w:rPr>
+                <w:b/>
+                <w:bCs/>
+              </w:rPr>
+              <w:t xml:space="preserve">Definition 4 (Backdoor Criterion)</w:t>
+            </w:r>
+            <w:r>
+              <w:t xml:space="preserve"> </w:t>
+            </w:r>
+            <w:r>
+              <w:t xml:space="preserve">A set of measured variables</w:t>
+            </w:r>
+            <w:r>
+              <w:t xml:space="preserve"> </w:t>
+            </w:r>
+            <m:oMath>
+              <m:r>
+                <m:t>L</m:t>
+              </m:r>
+            </m:oMath>
+            <w:r>
+              <w:t xml:space="preserve"> </w:t>
+            </w:r>
+            <w:r>
+              <w:t xml:space="preserve">satisfies the</w:t>
+            </w:r>
+            <w:r>
+              <w:t xml:space="preserve"> </w:t>
+            </w:r>
+            <w:r>
+              <w:rPr>
+                <w:b/>
+                <w:bCs/>
+              </w:rPr>
+              <w:t xml:space="preserve">backdoor criterion</w:t>
+            </w:r>
+            <w:r>
+              <w:t xml:space="preserve"> </w:t>
+            </w:r>
+            <w:r>
+              <w:t xml:space="preserve">for estimating the causal effect of</w:t>
+            </w:r>
+            <w:r>
+              <w:t xml:space="preserve"> </w:t>
+            </w:r>
+            <m:oMath>
+              <m:r>
+                <m:t>A</m:t>
+              </m:r>
+            </m:oMath>
+            <w:r>
+              <w:t xml:space="preserve"> </w:t>
+            </w:r>
+            <w:r>
+              <w:t xml:space="preserve">on</w:t>
+            </w:r>
+            <w:r>
+              <w:t xml:space="preserve"> </w:t>
+            </w:r>
+            <m:oMath>
+              <m:r>
+                <m:t>Y</m:t>
+              </m:r>
+            </m:oMath>
+            <w:r>
+              <w:t xml:space="preserve"> </w:t>
+            </w:r>
+            <w:r>
+              <w:t xml:space="preserve">if:</w:t>
+            </w:r>
+          </w:p>
+          <w:p>
+            <w:pPr>
+              <w:pStyle w:val="Compact"/>
+              <w:numPr>
+                <w:ilvl w:val="0"/>
+                <w:numId w:val="1015"/>
+              </w:numPr>
+            </w:pPr>
+            <w:r>
+              <w:t xml:space="preserve">No variable in</w:t>
+            </w:r>
+            <w:r>
+              <w:t xml:space="preserve"> </w:t>
+            </w:r>
+            <m:oMath>
+              <m:r>
+                <m:t>L</m:t>
+              </m:r>
+            </m:oMath>
+            <w:r>
+              <w:t xml:space="preserve"> </w:t>
+            </w:r>
+            <w:r>
+              <w:t xml:space="preserve">is a descendant of</w:t>
+            </w:r>
+            <w:r>
+              <w:t xml:space="preserve"> </w:t>
+            </w:r>
+            <m:oMath>
+              <m:r>
+                <m:t>A</m:t>
+              </m:r>
+            </m:oMath>
+          </w:p>
+          <w:p>
+            <w:pPr>
+              <w:pStyle w:val="Compact"/>
+              <w:numPr>
+                <w:ilvl w:val="0"/>
+                <w:numId w:val="1015"/>
+              </w:numPr>
+            </w:pPr>
+            <m:oMath>
+              <m:r>
+                <m:t>L</m:t>
+              </m:r>
+            </m:oMath>
+            <w:r>
+              <w:t xml:space="preserve"> </w:t>
+            </w:r>
+            <w:r>
+              <w:t xml:space="preserve">blocks every backdoor path from</w:t>
+            </w:r>
+            <w:r>
+              <w:t xml:space="preserve"> </w:t>
+            </w:r>
+            <m:oMath>
+              <m:r>
+                <m:t>A</m:t>
+              </m:r>
+            </m:oMath>
+            <w:r>
+              <w:t xml:space="preserve"> </w:t>
+            </w:r>
+            <w:r>
+              <w:t xml:space="preserve">to</w:t>
+            </w:r>
+            <w:r>
+              <w:t xml:space="preserve"> </w:t>
+            </w:r>
+            <m:oMath>
+              <m:r>
+                <m:t>Y</m:t>
+              </m:r>
+            </m:oMath>
+          </w:p>
+          <w:p>
+            <w:pPr>
+              <w:pStyle w:val="FirstParagraph"/>
+            </w:pPr>
+            <w:r>
+              <w:t xml:space="preserve">When</w:t>
+            </w:r>
+            <w:r>
+              <w:t xml:space="preserve"> </w:t>
+            </w:r>
+            <m:oMath>
+              <m:r>
+                <m:t>L</m:t>
+              </m:r>
+            </m:oMath>
+            <w:r>
+              <w:t xml:space="preserve"> </w:t>
+            </w:r>
+            <w:r>
+              <w:t xml:space="preserve">satisfies the backdoor criterion, adjusting for</w:t>
+            </w:r>
+            <w:r>
+              <w:t xml:space="preserve"> </w:t>
+            </w:r>
+            <m:oMath>
+              <m:r>
+                <m:t>L</m:t>
+              </m:r>
+            </m:oMath>
+            <w:r>
+              <w:t xml:space="preserve"> </w:t>
+            </w:r>
+            <w:r>
+              <w:t xml:space="preserve">(via stratification, standardization, or IP weighting) eliminates confounding and yields an unbiased estimate of the causal effect.</w:t>
+            </w:r>
+          </w:p>
+          <w:bookmarkEnd w:id="40"/>
+        </w:tc>
+      </w:tr>
+    </w:tbl>
     <w:p>
       <w:pPr>
         <w:pStyle w:val="BodyText"/>
       </w:pPr>
       <w:r>
-        <w:rPr>
-          <w:b/>
-          <w:bCs/>
-        </w:rPr>
-        <w:t xml:space="preserve">Example 3 (Backdoor Criterion Example)</w:t>
-      </w:r>
-      <w:r>
-        <w:t xml:space="preserve"> </w:t>
-      </w:r>
-      <w:r>
-        <w:rPr>
-          <w:b/>
-          <w:bCs/>
-        </w:rPr>
-        <w:t xml:space="preserve">DAG</w:t>
-      </w:r>
-      <w:r>
-        <w:t xml:space="preserve">:</w:t>
-      </w:r>
-      <w:r>
-        <w:t xml:space="preserve"> </w:t>
-      </w:r>
-      <m:oMath>
-        <m:r>
-          <m:t>U</m:t>
-        </m:r>
-        <m:r>
-          <m:rPr>
-            <m:sty m:val="p"/>
-          </m:rPr>
-          <m:t>→</m:t>
-        </m:r>
-        <m:r>
-          <m:t>L</m:t>
-        </m:r>
-        <m:r>
-          <m:rPr>
-            <m:sty m:val="p"/>
-          </m:rPr>
-          <m:t>→</m:t>
-        </m:r>
-        <m:r>
-          <m:t>A</m:t>
-        </m:r>
-        <m:r>
-          <m:rPr>
-            <m:sty m:val="p"/>
-          </m:rPr>
-          <m:t>→</m:t>
-        </m:r>
-        <m:r>
-          <m:t>Y</m:t>
-        </m:r>
-      </m:oMath>
-      <w:r>
-        <w:t xml:space="preserve">,</w:t>
-      </w:r>
-      <w:r>
-        <w:t xml:space="preserve"> </w:t>
-      </w:r>
-      <m:oMath>
-        <m:r>
-          <m:t>L</m:t>
-        </m:r>
-        <m:r>
-          <m:rPr>
-            <m:sty m:val="p"/>
-          </m:rPr>
-          <m:t>→</m:t>
-        </m:r>
-        <m:r>
-          <m:t>Y</m:t>
-        </m:r>
-      </m:oMath>
-    </w:p>
-    <w:p>
-      <w:pPr>
-        <w:pStyle w:val="BodyText"/>
-      </w:pPr>
-      <w:r>
-        <w:rPr>
-          <w:b/>
-          <w:bCs/>
-        </w:rPr>
-        <w:t xml:space="preserve">Backdoor path from</w:t>
-      </w:r>
-      <w:r>
-        <w:rPr>
-          <w:b/>
-          <w:bCs/>
-        </w:rPr>
-        <w:t xml:space="preserve"> </w:t>
-      </w:r>
-      <m:oMath>
-        <m:r>
-          <m:t>A</m:t>
-        </m:r>
-      </m:oMath>
-      <w:r>
-        <w:rPr>
-          <w:b/>
-          <w:bCs/>
-        </w:rPr>
-        <w:t xml:space="preserve"> </w:t>
-      </w:r>
-      <w:r>
-        <w:rPr>
-          <w:b/>
-          <w:bCs/>
-        </w:rPr>
-        <w:t xml:space="preserve">to</w:t>
-      </w:r>
-      <w:r>
-        <w:rPr>
-          <w:b/>
-          <w:bCs/>
-        </w:rPr>
-        <w:t xml:space="preserve"> </w:t>
-      </w:r>
-      <m:oMath>
-        <m:r>
-          <m:t>Y</m:t>
-        </m:r>
-      </m:oMath>
-      <w:r>
-        <w:t xml:space="preserve">:</w:t>
-      </w:r>
-      <w:r>
-        <w:t xml:space="preserve"> </w:t>
-      </w:r>
-      <m:oMath>
-        <m:r>
-          <m:t>A</m:t>
-        </m:r>
-        <m:r>
-          <m:rPr>
-            <m:sty m:val="p"/>
-          </m:rPr>
-          <m:t>←</m:t>
-        </m:r>
-        <m:r>
-          <m:t>L</m:t>
-        </m:r>
-        <m:r>
-          <m:rPr>
-            <m:sty m:val="p"/>
-          </m:rPr>
-          <m:t>→</m:t>
-        </m:r>
-        <m:r>
-          <m:t>Y</m:t>
-        </m:r>
-      </m:oMath>
-    </w:p>
-    <w:p>
-      <w:pPr>
-        <w:pStyle w:val="BodyText"/>
-      </w:pPr>
-      <w:r>
-        <w:rPr>
-          <w:b/>
-          <w:bCs/>
-        </w:rPr>
-        <w:t xml:space="preserve">Does</w:t>
-      </w:r>
-      <w:r>
-        <w:rPr>
-          <w:b/>
-          <w:bCs/>
-        </w:rPr>
-        <w:t xml:space="preserve"> </w:t>
-      </w:r>
-      <m:oMath>
-        <m:r>
-          <m:rPr>
-            <m:sty m:val="p"/>
-          </m:rPr>
-          <m:t>{</m:t>
-        </m:r>
-        <m:r>
-          <m:t>L</m:t>
-        </m:r>
-        <m:r>
-          <m:rPr>
-            <m:sty m:val="p"/>
-          </m:rPr>
-          <m:t>}</m:t>
-        </m:r>
-      </m:oMath>
-      <w:r>
-        <w:rPr>
-          <w:b/>
-          <w:bCs/>
-        </w:rPr>
-        <w:t xml:space="preserve"> </w:t>
-      </w:r>
-      <w:r>
-        <w:rPr>
-          <w:b/>
-          <w:bCs/>
-        </w:rPr>
-        <w:t xml:space="preserve">satisfy the backdoor criterion?</w:t>
-      </w:r>
-    </w:p>
-    <w:p>
-      <w:pPr>
-        <w:pStyle w:val="Compact"/>
-        <w:numPr>
-          <w:ilvl w:val="0"/>
-          <w:numId w:val="1016"/>
-        </w:numPr>
-      </w:pPr>
-      <m:oMath>
-        <m:r>
-          <m:t>L</m:t>
-        </m:r>
-      </m:oMath>
-      <w:r>
-        <w:t xml:space="preserve"> </w:t>
-      </w:r>
-      <w:r>
-        <w:t xml:space="preserve">is not a descendant of</w:t>
-      </w:r>
-      <w:r>
-        <w:t xml:space="preserve"> </w:t>
-      </w:r>
-      <m:oMath>
-        <m:r>
-          <m:t>A</m:t>
-        </m:r>
-      </m:oMath>
-      <w:r>
-        <w:t xml:space="preserve"> </w:t>
-      </w:r>
-      <w:r>
-        <w:t xml:space="preserve">✓</w:t>
-      </w:r>
-    </w:p>
-    <w:p>
-      <w:pPr>
-        <w:pStyle w:val="Compact"/>
-        <w:numPr>
-          <w:ilvl w:val="0"/>
-          <w:numId w:val="1016"/>
-        </w:numPr>
-      </w:pPr>
-      <w:r>
-        <w:t xml:space="preserve">Conditioning on</w:t>
-      </w:r>
-      <w:r>
-        <w:t xml:space="preserve"> </w:t>
-      </w:r>
-      <m:oMath>
-        <m:r>
-          <m:t>L</m:t>
-        </m:r>
-      </m:oMath>
-      <w:r>
-        <w:t xml:space="preserve"> </w:t>
-      </w:r>
-      <w:r>
-        <w:t xml:space="preserve">(a non-collider on</w:t>
-      </w:r>
-      <w:r>
-        <w:t xml:space="preserve"> </w:t>
-      </w:r>
-      <m:oMath>
-        <m:r>
-          <m:t>A</m:t>
-        </m:r>
-        <m:r>
-          <m:rPr>
-            <m:sty m:val="p"/>
-          </m:rPr>
-          <m:t>←</m:t>
-        </m:r>
-        <m:r>
-          <m:t>L</m:t>
-        </m:r>
-        <m:r>
-          <m:rPr>
-            <m:sty m:val="p"/>
-          </m:rPr>
-          <m:t>→</m:t>
-        </m:r>
-        <m:r>
-          <m:t>Y</m:t>
-        </m:r>
-      </m:oMath>
-      <w:r>
-        <w:t xml:space="preserve">) blocks this path ✓</w:t>
-      </w:r>
-    </w:p>
-    <w:p>
-      <w:pPr>
-        <w:pStyle w:val="FirstParagraph"/>
-      </w:pPr>
-      <w:r>
-        <w:t xml:space="preserve">Yes — adjusting for</w:t>
-      </w:r>
-      <w:r>
-        <w:t xml:space="preserve"> </w:t>
-      </w:r>
-      <m:oMath>
-        <m:r>
-          <m:t>L</m:t>
-        </m:r>
-      </m:oMath>
-      <w:r>
-        <w:t xml:space="preserve"> </w:t>
-      </w:r>
-      <w:r>
-        <w:t xml:space="preserve">suffices to identify the causal effect, even though</w:t>
-      </w:r>
-      <w:r>
-        <w:t xml:space="preserve"> </w:t>
-      </w:r>
-      <m:oMath>
-        <m:r>
-          <m:t>L</m:t>
-        </m:r>
-      </m:oMath>
-      <w:r>
-        <w:t xml:space="preserve"> </w:t>
-      </w:r>
-      <w:r>
-        <w:t xml:space="preserve">has an unmeasured cause</w:t>
-      </w:r>
-      <w:r>
-        <w:t xml:space="preserve"> </w:t>
-      </w:r>
-      <m:oMath>
-        <m:r>
-          <m:t>U</m:t>
-        </m:r>
-      </m:oMath>
-      <w:r>
-        <w:t xml:space="preserve">.</w:t>
-      </w:r>
-    </w:p>
-    <w:p>
-      <w:pPr>
-        <w:pStyle w:val="BodyText"/>
-      </w:pPr>
-      <w:r>
-        <w:rPr>
-          <w:b/>
-          <w:bCs/>
-        </w:rPr>
-        <w:t xml:space="preserve">Does</w:t>
-      </w:r>
-      <w:r>
-        <w:rPr>
-          <w:b/>
-          <w:bCs/>
-        </w:rPr>
-        <w:t xml:space="preserve"> </w:t>
-      </w:r>
-      <m:oMath>
-        <m:r>
-          <m:rPr>
-            <m:sty m:val="p"/>
-          </m:rPr>
-          <m:t>{</m:t>
-        </m:r>
-        <m:r>
-          <m:t>U</m:t>
-        </m:r>
-        <m:r>
-          <m:rPr>
-            <m:sty m:val="p"/>
-          </m:rPr>
-          <m:t>}</m:t>
-        </m:r>
-      </m:oMath>
-      <w:r>
-        <w:rPr>
-          <w:b/>
-          <w:bCs/>
-        </w:rPr>
-        <w:t xml:space="preserve"> </w:t>
-      </w:r>
-      <w:r>
-        <w:rPr>
-          <w:b/>
-          <w:bCs/>
-        </w:rPr>
-        <w:t xml:space="preserve">satisfy the backdoor criterion?</w:t>
-      </w:r>
-    </w:p>
-    <w:p>
-      <w:pPr>
-        <w:pStyle w:val="BodyText"/>
-      </w:pPr>
-      <w:r>
-        <w:t xml:space="preserve">No —</w:t>
-      </w:r>
-      <w:r>
-        <w:t xml:space="preserve"> </w:t>
-      </w:r>
-      <m:oMath>
-        <m:r>
-          <m:t>U</m:t>
-        </m:r>
-      </m:oMath>
-      <w:r>
-        <w:t xml:space="preserve"> </w:t>
-      </w:r>
-      <w:r>
-        <w:t xml:space="preserve">is an ancestor of</w:t>
-      </w:r>
-      <w:r>
-        <w:t xml:space="preserve"> </w:t>
-      </w:r>
-      <m:oMath>
-        <m:r>
-          <m:t>L</m:t>
-        </m:r>
-      </m:oMath>
-      <w:r>
-        <w:t xml:space="preserve"> </w:t>
-      </w:r>
-      <w:r>
-        <w:t xml:space="preserve">but is not on the backdoor path</w:t>
-      </w:r>
-      <w:r>
-        <w:t xml:space="preserve"> </w:t>
-      </w:r>
-      <m:oMath>
-        <m:r>
-          <m:t>A</m:t>
-        </m:r>
-        <m:r>
-          <m:rPr>
-            <m:sty m:val="p"/>
-          </m:rPr>
-          <m:t>←</m:t>
-        </m:r>
-        <m:r>
-          <m:t>L</m:t>
-        </m:r>
-        <m:r>
-          <m:rPr>
-            <m:sty m:val="p"/>
-          </m:rPr>
-          <m:t>→</m:t>
-        </m:r>
-        <m:r>
-          <m:t>Y</m:t>
-        </m:r>
-      </m:oMath>
-      <w:r>
-        <w:t xml:space="preserve">. Conditioning on</w:t>
-      </w:r>
-      <w:r>
-        <w:t xml:space="preserve"> </w:t>
-      </w:r>
-      <m:oMath>
-        <m:r>
-          <m:t>U</m:t>
-        </m:r>
-      </m:oMath>
-      <w:r>
-        <w:t xml:space="preserve"> </w:t>
-      </w:r>
-      <w:r>
-        <w:t xml:space="preserve">alone does not block the path through</w:t>
-      </w:r>
-      <w:r>
-        <w:t xml:space="preserve"> </w:t>
-      </w:r>
-      <m:oMath>
-        <m:r>
-          <m:t>L</m:t>
-        </m:r>
-      </m:oMath>
-      <w:r>
-        <w:t xml:space="preserve">.</w:t>
-      </w:r>
-    </w:p>
-    <w:bookmarkEnd w:id="41"/>
+        <w:t xml:space="preserve"> </w:t>
+      </w:r>
+    </w:p>
+    <w:tbl>
+      <w:tblPr>
+        <w:tblStyle w:val="Table"/>
+        <w:tblInd w:w="164" w:type="dxa"/>
+        <w:tblBorders>
+          <w:left w:val="single" w:sz="24" w:space="0" w:color="909090"/>
+        </w:tblBorders>
+        <w:tblCellMar>
+          <w:left w:w="0" w:type="dxa"/>
+          <w:right w:w="0" w:type="dxa"/>
+        </w:tblCellMar>
+        <w:tblLook w:firstRow="0" w:lastRow="0" w:firstColumn="0" w:lastColumn="0" w:noHBand="0" w:noVBand="0" w:val="0000"/>
+      </w:tblPr>
+      <w:tblGrid>
+        <w:gridCol w:w="7920"/>
+      </w:tblGrid>
+      <w:tr>
+        <w:trPr>
+          <w:cantSplit/>
+        </w:trPr>
+        <w:tc>
+          <w:tcPr>
+            <w:tcMar>
+              <w:left w:w="144" w:type="dxa"/>
+            </w:tcMar>
+          </w:tcPr>
+          <w:p>
+            <w:pPr>
+              <w:pStyle w:val="BodyText"/>
+            </w:pPr>
+            <w:pPr>
+              <w:spacing w:before="16" w:after="64"/>
+            </w:pPr>
+          </w:p>
+          <w:bookmarkStart w:id="41" w:name="exm-backdoor"/>
+          <w:p>
+            <w:pPr>
+              <w:pStyle w:val="BodyText"/>
+            </w:pPr>
+            <w:r>
+              <w:rPr>
+                <w:b/>
+                <w:bCs/>
+              </w:rPr>
+              <w:t xml:space="preserve">Example 3 (Backdoor Criterion Example)</w:t>
+            </w:r>
+            <w:r>
+              <w:t xml:space="preserve"> </w:t>
+            </w:r>
+            <w:r>
+              <w:rPr>
+                <w:b/>
+                <w:bCs/>
+              </w:rPr>
+              <w:t xml:space="preserve">DAG</w:t>
+            </w:r>
+            <w:r>
+              <w:t xml:space="preserve">:</w:t>
+            </w:r>
+            <w:r>
+              <w:t xml:space="preserve"> </w:t>
+            </w:r>
+            <m:oMath>
+              <m:r>
+                <m:t>U</m:t>
+              </m:r>
+              <m:r>
+                <m:rPr>
+                  <m:sty m:val="p"/>
+                </m:rPr>
+                <m:t>→</m:t>
+              </m:r>
+              <m:r>
+                <m:t>L</m:t>
+              </m:r>
+              <m:r>
+                <m:rPr>
+                  <m:sty m:val="p"/>
+                </m:rPr>
+                <m:t>→</m:t>
+              </m:r>
+              <m:r>
+                <m:t>A</m:t>
+              </m:r>
+              <m:r>
+                <m:rPr>
+                  <m:sty m:val="p"/>
+                </m:rPr>
+                <m:t>→</m:t>
+              </m:r>
+              <m:r>
+                <m:t>Y</m:t>
+              </m:r>
+            </m:oMath>
+            <w:r>
+              <w:t xml:space="preserve">,</w:t>
+            </w:r>
+            <w:r>
+              <w:t xml:space="preserve"> </w:t>
+            </w:r>
+            <m:oMath>
+              <m:r>
+                <m:t>L</m:t>
+              </m:r>
+              <m:r>
+                <m:rPr>
+                  <m:sty m:val="p"/>
+                </m:rPr>
+                <m:t>→</m:t>
+              </m:r>
+              <m:r>
+                <m:t>Y</m:t>
+              </m:r>
+            </m:oMath>
+          </w:p>
+          <w:p>
+            <w:pPr>
+              <w:pStyle w:val="BodyText"/>
+            </w:pPr>
+            <w:r>
+              <w:rPr>
+                <w:b/>
+                <w:bCs/>
+              </w:rPr>
+              <w:t xml:space="preserve">Backdoor path from</w:t>
+            </w:r>
+            <w:r>
+              <w:rPr>
+                <w:b/>
+                <w:bCs/>
+              </w:rPr>
+              <w:t xml:space="preserve"> </w:t>
+            </w:r>
+            <m:oMath>
+              <m:r>
+                <m:t>A</m:t>
+              </m:r>
+            </m:oMath>
+            <w:r>
+              <w:rPr>
+                <w:b/>
+                <w:bCs/>
+              </w:rPr>
+              <w:t xml:space="preserve"> </w:t>
+            </w:r>
+            <w:r>
+              <w:rPr>
+                <w:b/>
+                <w:bCs/>
+              </w:rPr>
+              <w:t xml:space="preserve">to</w:t>
+            </w:r>
+            <w:r>
+              <w:rPr>
+                <w:b/>
+                <w:bCs/>
+              </w:rPr>
+              <w:t xml:space="preserve"> </w:t>
+            </w:r>
+            <m:oMath>
+              <m:r>
+                <m:t>Y</m:t>
+              </m:r>
+            </m:oMath>
+            <w:r>
+              <w:t xml:space="preserve">:</w:t>
+            </w:r>
+            <w:r>
+              <w:t xml:space="preserve"> </w:t>
+            </w:r>
+            <m:oMath>
+              <m:r>
+                <m:t>A</m:t>
+              </m:r>
+              <m:r>
+                <m:rPr>
+                  <m:sty m:val="p"/>
+                </m:rPr>
+                <m:t>←</m:t>
+              </m:r>
+              <m:r>
+                <m:t>L</m:t>
+              </m:r>
+              <m:r>
+                <m:rPr>
+                  <m:sty m:val="p"/>
+                </m:rPr>
+                <m:t>→</m:t>
+              </m:r>
+              <m:r>
+                <m:t>Y</m:t>
+              </m:r>
+            </m:oMath>
+          </w:p>
+          <w:p>
+            <w:pPr>
+              <w:pStyle w:val="BodyText"/>
+            </w:pPr>
+            <w:r>
+              <w:rPr>
+                <w:b/>
+                <w:bCs/>
+              </w:rPr>
+              <w:t xml:space="preserve">Does</w:t>
+            </w:r>
+            <w:r>
+              <w:rPr>
+                <w:b/>
+                <w:bCs/>
+              </w:rPr>
+              <w:t xml:space="preserve"> </w:t>
+            </w:r>
+            <m:oMath>
+              <m:r>
+                <m:rPr>
+                  <m:sty m:val="p"/>
+                </m:rPr>
+                <m:t>{</m:t>
+              </m:r>
+              <m:r>
+                <m:t>L</m:t>
+              </m:r>
+              <m:r>
+                <m:rPr>
+                  <m:sty m:val="p"/>
+                </m:rPr>
+                <m:t>}</m:t>
+              </m:r>
+            </m:oMath>
+            <w:r>
+              <w:rPr>
+                <w:b/>
+                <w:bCs/>
+              </w:rPr>
+              <w:t xml:space="preserve"> </w:t>
+            </w:r>
+            <w:r>
+              <w:rPr>
+                <w:b/>
+                <w:bCs/>
+              </w:rPr>
+              <w:t xml:space="preserve">satisfy the backdoor criterion?</w:t>
+            </w:r>
+          </w:p>
+          <w:p>
+            <w:pPr>
+              <w:pStyle w:val="Compact"/>
+              <w:numPr>
+                <w:ilvl w:val="0"/>
+                <w:numId w:val="1016"/>
+              </w:numPr>
+            </w:pPr>
+            <m:oMath>
+              <m:r>
+                <m:t>L</m:t>
+              </m:r>
+            </m:oMath>
+            <w:r>
+              <w:t xml:space="preserve"> </w:t>
+            </w:r>
+            <w:r>
+              <w:t xml:space="preserve">is not a descendant of</w:t>
+            </w:r>
+            <w:r>
+              <w:t xml:space="preserve"> </w:t>
+            </w:r>
+            <m:oMath>
+              <m:r>
+                <m:t>A</m:t>
+              </m:r>
+            </m:oMath>
+            <w:r>
+              <w:t xml:space="preserve"> </w:t>
+            </w:r>
+            <w:r>
+              <w:t xml:space="preserve">✓</w:t>
+            </w:r>
+          </w:p>
+          <w:p>
+            <w:pPr>
+              <w:pStyle w:val="Compact"/>
+              <w:numPr>
+                <w:ilvl w:val="0"/>
+                <w:numId w:val="1016"/>
+              </w:numPr>
+            </w:pPr>
+            <w:r>
+              <w:t xml:space="preserve">Conditioning on</w:t>
+            </w:r>
+            <w:r>
+              <w:t xml:space="preserve"> </w:t>
+            </w:r>
+            <m:oMath>
+              <m:r>
+                <m:t>L</m:t>
+              </m:r>
+            </m:oMath>
+            <w:r>
+              <w:t xml:space="preserve"> </w:t>
+            </w:r>
+            <w:r>
+              <w:t xml:space="preserve">(a non-collider on</w:t>
+            </w:r>
+            <w:r>
+              <w:t xml:space="preserve"> </w:t>
+            </w:r>
+            <m:oMath>
+              <m:r>
+                <m:t>A</m:t>
+              </m:r>
+              <m:r>
+                <m:rPr>
+                  <m:sty m:val="p"/>
+                </m:rPr>
+                <m:t>←</m:t>
+              </m:r>
+              <m:r>
+                <m:t>L</m:t>
+              </m:r>
+              <m:r>
+                <m:rPr>
+                  <m:sty m:val="p"/>
+                </m:rPr>
+                <m:t>→</m:t>
+              </m:r>
+              <m:r>
+                <m:t>Y</m:t>
+              </m:r>
+            </m:oMath>
+            <w:r>
+              <w:t xml:space="preserve">) blocks this path ✓</w:t>
+            </w:r>
+          </w:p>
+          <w:p>
+            <w:pPr>
+              <w:pStyle w:val="FirstParagraph"/>
+            </w:pPr>
+            <w:r>
+              <w:t xml:space="preserve">Yes — adjusting for</w:t>
+            </w:r>
+            <w:r>
+              <w:t xml:space="preserve"> </w:t>
+            </w:r>
+            <m:oMath>
+              <m:r>
+                <m:t>L</m:t>
+              </m:r>
+            </m:oMath>
+            <w:r>
+              <w:t xml:space="preserve"> </w:t>
+            </w:r>
+            <w:r>
+              <w:t xml:space="preserve">suffices to identify the causal effect, even though</w:t>
+            </w:r>
+            <w:r>
+              <w:t xml:space="preserve"> </w:t>
+            </w:r>
+            <m:oMath>
+              <m:r>
+                <m:t>L</m:t>
+              </m:r>
+            </m:oMath>
+            <w:r>
+              <w:t xml:space="preserve"> </w:t>
+            </w:r>
+            <w:r>
+              <w:t xml:space="preserve">has an unmeasured cause</w:t>
+            </w:r>
+            <w:r>
+              <w:t xml:space="preserve"> </w:t>
+            </w:r>
+            <m:oMath>
+              <m:r>
+                <m:t>U</m:t>
+              </m:r>
+            </m:oMath>
+            <w:r>
+              <w:t xml:space="preserve">.</w:t>
+            </w:r>
+          </w:p>
+          <w:p>
+            <w:pPr>
+              <w:pStyle w:val="BodyText"/>
+            </w:pPr>
+            <w:r>
+              <w:rPr>
+                <w:b/>
+                <w:bCs/>
+              </w:rPr>
+              <w:t xml:space="preserve">Does</w:t>
+            </w:r>
+            <w:r>
+              <w:rPr>
+                <w:b/>
+                <w:bCs/>
+              </w:rPr>
+              <w:t xml:space="preserve"> </w:t>
+            </w:r>
+            <m:oMath>
+              <m:r>
+                <m:rPr>
+                  <m:sty m:val="p"/>
+                </m:rPr>
+                <m:t>{</m:t>
+              </m:r>
+              <m:r>
+                <m:t>U</m:t>
+              </m:r>
+              <m:r>
+                <m:rPr>
+                  <m:sty m:val="p"/>
+                </m:rPr>
+                <m:t>}</m:t>
+              </m:r>
+            </m:oMath>
+            <w:r>
+              <w:rPr>
+                <w:b/>
+                <w:bCs/>
+              </w:rPr>
+              <w:t xml:space="preserve"> </w:t>
+            </w:r>
+            <w:r>
+              <w:rPr>
+                <w:b/>
+                <w:bCs/>
+              </w:rPr>
+              <w:t xml:space="preserve">satisfy the backdoor criterion?</w:t>
+            </w:r>
+          </w:p>
+          <w:p>
+            <w:pPr>
+              <w:pStyle w:val="BodyText"/>
+            </w:pPr>
+            <w:r>
+              <w:t xml:space="preserve">No —</w:t>
+            </w:r>
+            <w:r>
+              <w:t xml:space="preserve"> </w:t>
+            </w:r>
+            <m:oMath>
+              <m:r>
+                <m:t>U</m:t>
+              </m:r>
+            </m:oMath>
+            <w:r>
+              <w:t xml:space="preserve"> </w:t>
+            </w:r>
+            <w:r>
+              <w:t xml:space="preserve">is an ancestor of</w:t>
+            </w:r>
+            <w:r>
+              <w:t xml:space="preserve"> </w:t>
+            </w:r>
+            <m:oMath>
+              <m:r>
+                <m:t>L</m:t>
+              </m:r>
+            </m:oMath>
+            <w:r>
+              <w:t xml:space="preserve"> </w:t>
+            </w:r>
+            <w:r>
+              <w:t xml:space="preserve">but is not on the backdoor path</w:t>
+            </w:r>
+            <w:r>
+              <w:t xml:space="preserve"> </w:t>
+            </w:r>
+            <m:oMath>
+              <m:r>
+                <m:t>A</m:t>
+              </m:r>
+              <m:r>
+                <m:rPr>
+                  <m:sty m:val="p"/>
+                </m:rPr>
+                <m:t>←</m:t>
+              </m:r>
+              <m:r>
+                <m:t>L</m:t>
+              </m:r>
+              <m:r>
+                <m:rPr>
+                  <m:sty m:val="p"/>
+                </m:rPr>
+                <m:t>→</m:t>
+              </m:r>
+              <m:r>
+                <m:t>Y</m:t>
+              </m:r>
+            </m:oMath>
+            <w:r>
+              <w:t xml:space="preserve">. Conditioning on</w:t>
+            </w:r>
+            <w:r>
+              <w:t xml:space="preserve"> </w:t>
+            </w:r>
+            <m:oMath>
+              <m:r>
+                <m:t>U</m:t>
+              </m:r>
+            </m:oMath>
+            <w:r>
+              <w:t xml:space="preserve"> </w:t>
+            </w:r>
+            <w:r>
+              <w:t xml:space="preserve">alone does not block the path through</w:t>
+            </w:r>
+            <w:r>
+              <w:t xml:space="preserve"> </w:t>
+            </w:r>
+            <m:oMath>
+              <m:r>
+                <m:t>L</m:t>
+              </m:r>
+            </m:oMath>
+            <w:r>
+              <w:t xml:space="preserve">.</w:t>
+            </w:r>
+          </w:p>
+          <w:bookmarkEnd w:id="41"/>
+        </w:tc>
+      </w:tr>
+    </w:tbl>
     <w:p>
       <w:pPr>
         <w:pStyle w:val="BodyText"/>
@@ -9143,570 +9418,607 @@
         <w:t xml:space="preserve">causal structure</w:t>
       </w:r>
     </w:p>
-    <w:bookmarkStart w:id="47" w:name="exm-confounder-modifier-dag"/>
-    <w:p>
-      <w:pPr>
-        <w:pStyle w:val="FirstParagraph"/>
-      </w:pPr>
-      <w:r>
-        <w:rPr>
-          <w:b/>
-          <w:bCs/>
-        </w:rPr>
-        <w:t xml:space="preserve">Example 4 (Confounder and Effect Modifier Roles)</w:t>
-      </w:r>
-      <w:r>
-        <w:t xml:space="preserve"> </w:t>
-      </w:r>
-      <w:r>
-        <w:rPr>
-          <w:b/>
-          <w:bCs/>
-        </w:rPr>
-        <w:t xml:space="preserve">Scenario 1:</w:t>
-      </w:r>
-      <w:r>
-        <w:rPr>
-          <w:b/>
-          <w:bCs/>
-        </w:rPr>
-        <w:t xml:space="preserve"> </w:t>
-      </w:r>
-      <m:oMath>
-        <m:r>
-          <m:t>V</m:t>
-        </m:r>
-      </m:oMath>
-      <w:r>
-        <w:rPr>
-          <w:b/>
-          <w:bCs/>
-        </w:rPr>
-        <w:t xml:space="preserve"> </w:t>
-      </w:r>
-      <w:r>
-        <w:rPr>
-          <w:b/>
-          <w:bCs/>
-        </w:rPr>
-        <w:t xml:space="preserve">is a confounder only</w:t>
-      </w:r>
-    </w:p>
-    <w:p>
-      <w:pPr>
-        <w:pStyle w:val="BodyText"/>
-      </w:pPr>
-      <m:oMathPara>
-        <m:oMathParaPr>
-          <m:jc m:val="center"/>
-        </m:oMathParaPr>
-        <m:oMath>
-          <m:r>
-            <m:t>V</m:t>
-          </m:r>
-          <m:r>
-            <m:rPr>
-              <m:sty m:val="p"/>
-            </m:rPr>
-            <m:t>→</m:t>
-          </m:r>
-          <m:r>
-            <m:t>A</m:t>
-          </m:r>
-          <m:r>
-            <m:rPr>
-              <m:sty m:val="p"/>
-            </m:rPr>
-            <m:t>→</m:t>
-          </m:r>
-          <m:r>
-            <m:t>Y</m:t>
-          </m:r>
-          <m:r>
-            <m:rPr>
-              <m:sty m:val="p"/>
-            </m:rPr>
-            <m:t>,</m:t>
-          </m:r>
-          <m:r>
-            <m:t> </m:t>
-          </m:r>
-          <m:r>
-            <m:t>V</m:t>
-          </m:r>
-          <m:r>
-            <m:rPr>
-              <m:sty m:val="p"/>
-            </m:rPr>
-            <m:t>→</m:t>
-          </m:r>
-          <m:r>
-            <m:t>Y</m:t>
-          </m:r>
-        </m:oMath>
-      </m:oMathPara>
-    </w:p>
-    <w:p>
-      <w:pPr>
-        <w:pStyle w:val="FirstParagraph"/>
-      </w:pPr>
-      <m:oMath>
-        <m:r>
-          <m:t>V</m:t>
-        </m:r>
-      </m:oMath>
-      <w:r>
-        <w:t xml:space="preserve"> </w:t>
-      </w:r>
-      <w:r>
-        <w:t xml:space="preserve">opens the backdoor path</w:t>
-      </w:r>
-      <w:r>
-        <w:t xml:space="preserve"> </w:t>
-      </w:r>
-      <m:oMath>
-        <m:r>
-          <m:t>A</m:t>
-        </m:r>
-        <m:r>
-          <m:rPr>
-            <m:sty m:val="p"/>
-          </m:rPr>
-          <m:t>←</m:t>
-        </m:r>
-        <m:r>
-          <m:t>V</m:t>
-        </m:r>
-        <m:r>
-          <m:rPr>
-            <m:sty m:val="p"/>
-          </m:rPr>
-          <m:t>→</m:t>
-        </m:r>
-        <m:r>
-          <m:t>Y</m:t>
-        </m:r>
-      </m:oMath>
-      <w:r>
-        <w:t xml:space="preserve">. We must adjust for</w:t>
-      </w:r>
-      <w:r>
-        <w:t xml:space="preserve"> </w:t>
-      </w:r>
-      <m:oMath>
-        <m:r>
-          <m:t>V</m:t>
-        </m:r>
-      </m:oMath>
-      <w:r>
-        <w:t xml:space="preserve"> </w:t>
-      </w:r>
-      <w:r>
-        <w:t xml:space="preserve">to remove confounding. Whether the</w:t>
-      </w:r>
-      <w:r>
-        <w:t xml:space="preserve"> </w:t>
-      </w:r>
-      <m:oMath>
-        <m:r>
-          <m:t>A</m:t>
-        </m:r>
-        <m:r>
-          <m:rPr>
-            <m:sty m:val="p"/>
-          </m:rPr>
-          <m:t>→</m:t>
-        </m:r>
-        <m:r>
-          <m:t>Y</m:t>
-        </m:r>
-      </m:oMath>
-      <w:r>
-        <w:t xml:space="preserve"> </w:t>
-      </w:r>
-      <w:r>
-        <w:t xml:space="preserve">effect varies by</w:t>
-      </w:r>
-      <w:r>
-        <w:t xml:space="preserve"> </w:t>
-      </w:r>
-      <m:oMath>
-        <m:r>
-          <m:t>V</m:t>
-        </m:r>
-      </m:oMath>
-      <w:r>
-        <w:t xml:space="preserve"> </w:t>
-      </w:r>
-      <w:r>
-        <w:t xml:space="preserve">is a separate empirical question.</w:t>
-      </w:r>
-    </w:p>
-    <w:p>
-      <w:pPr>
-        <w:pStyle w:val="BodyText"/>
-      </w:pPr>
-      <w:r>
-        <w:rPr>
-          <w:b/>
-          <w:bCs/>
-        </w:rPr>
-        <w:t xml:space="preserve">Scenario 2:</w:t>
-      </w:r>
-      <w:r>
-        <w:rPr>
-          <w:b/>
-          <w:bCs/>
-        </w:rPr>
-        <w:t xml:space="preserve"> </w:t>
-      </w:r>
-      <m:oMath>
-        <m:r>
-          <m:t>V</m:t>
-        </m:r>
-      </m:oMath>
-      <w:r>
-        <w:rPr>
-          <w:b/>
-          <w:bCs/>
-        </w:rPr>
-        <w:t xml:space="preserve"> </w:t>
-      </w:r>
-      <w:r>
-        <w:rPr>
-          <w:b/>
-          <w:bCs/>
-        </w:rPr>
-        <w:t xml:space="preserve">is an effect modifier only (in a randomized trial)</w:t>
-      </w:r>
-    </w:p>
-    <w:p>
-      <w:pPr>
-        <w:pStyle w:val="BodyText"/>
-      </w:pPr>
-      <m:oMathPara>
-        <m:oMathParaPr>
-          <m:jc m:val="center"/>
-        </m:oMathParaPr>
-        <m:oMath>
-          <m:r>
-            <m:t>V</m:t>
-          </m:r>
-          <m:r>
-            <m:rPr>
-              <m:sty m:val="p"/>
-            </m:rPr>
-            <m:t>→</m:t>
-          </m:r>
-          <m:r>
-            <m:t>Y</m:t>
-          </m:r>
-          <m:r>
-            <m:rPr>
-              <m:sty m:val="p"/>
-            </m:rPr>
-            <m:t>,</m:t>
-          </m:r>
-          <m:r>
-            <m:t> </m:t>
-          </m:r>
-          <m:r>
-            <m:t>A</m:t>
-          </m:r>
-          <m:r>
-            <m:rPr>
-              <m:sty m:val="p"/>
-            </m:rPr>
-            <m:t>→</m:t>
-          </m:r>
-          <m:r>
-            <m:t>Y</m:t>
-          </m:r>
-          <m:r>
-            <m:rPr>
-              <m:sty m:val="p"/>
-            </m:rPr>
-            <m:t>,</m:t>
-          </m:r>
-          <m:r>
-            <m:t> </m:t>
-          </m:r>
-          <m:r>
-            <m:rPr>
-              <m:nor/>
-              <m:sty m:val="p"/>
-            </m:rPr>
-            <m:t>(</m:t>
-          </m:r>
-          <m:r>
-            <m:t>A</m:t>
-          </m:r>
-          <m:r>
-            <m:rPr>
-              <m:nor/>
-              <m:sty m:val="p"/>
-            </m:rPr>
-            <m:t> randomized, no </m:t>
-          </m:r>
-          <m:r>
-            <m:t>V</m:t>
-          </m:r>
-          <m:r>
-            <m:rPr>
-              <m:sty m:val="p"/>
-            </m:rPr>
-            <m:t>→</m:t>
-          </m:r>
-          <m:r>
-            <m:t>A</m:t>
-          </m:r>
-          <m:r>
-            <m:rPr>
-              <m:nor/>
-              <m:sty m:val="p"/>
-            </m:rPr>
-            <m:t> arrow)</m:t>
-          </m:r>
-        </m:oMath>
-      </m:oMathPara>
-    </w:p>
-    <w:p>
-      <w:pPr>
-        <w:pStyle w:val="FirstParagraph"/>
-      </w:pPr>
-      <w:r>
-        <w:t xml:space="preserve">No backdoor paths exist (randomization removes</w:t>
-      </w:r>
-      <w:r>
-        <w:t xml:space="preserve"> </w:t>
-      </w:r>
-      <m:oMath>
-        <m:r>
-          <m:t>V</m:t>
-        </m:r>
-        <m:r>
-          <m:rPr>
-            <m:sty m:val="p"/>
-          </m:rPr>
-          <m:t>→</m:t>
-        </m:r>
-        <m:r>
-          <m:t>A</m:t>
-        </m:r>
-      </m:oMath>
-      <w:r>
-        <w:t xml:space="preserve">). Adjustment for</w:t>
-      </w:r>
-      <w:r>
-        <w:t xml:space="preserve"> </w:t>
-      </w:r>
-      <m:oMath>
-        <m:r>
-          <m:t>V</m:t>
-        </m:r>
-      </m:oMath>
-      <w:r>
-        <w:t xml:space="preserve"> </w:t>
-      </w:r>
-      <w:r>
-        <w:t xml:space="preserve">is not needed to remove bias. However, if the</w:t>
-      </w:r>
-      <w:r>
-        <w:t xml:space="preserve"> </w:t>
-      </w:r>
-      <m:oMath>
-        <m:r>
-          <m:t>A</m:t>
-        </m:r>
-        <m:r>
-          <m:rPr>
-            <m:sty m:val="p"/>
-          </m:rPr>
-          <m:t>→</m:t>
-        </m:r>
-        <m:r>
-          <m:t>Y</m:t>
-        </m:r>
-      </m:oMath>
-      <w:r>
-        <w:t xml:space="preserve"> </w:t>
-      </w:r>
-      <w:r>
-        <w:t xml:space="preserve">effect varies by</w:t>
-      </w:r>
-      <w:r>
-        <w:t xml:space="preserve"> </w:t>
-      </w:r>
-      <m:oMath>
-        <m:r>
-          <m:t>V</m:t>
-        </m:r>
-      </m:oMath>
-      <w:r>
-        <w:t xml:space="preserve">, we should report stratum-specific estimates.</w:t>
-      </w:r>
-    </w:p>
-    <w:p>
-      <w:pPr>
-        <w:pStyle w:val="BodyText"/>
-      </w:pPr>
-      <w:r>
-        <w:rPr>
-          <w:b/>
-          <w:bCs/>
-        </w:rPr>
-        <w:t xml:space="preserve">Scenario 3:</w:t>
-      </w:r>
-      <w:r>
-        <w:rPr>
-          <w:b/>
-          <w:bCs/>
-        </w:rPr>
-        <w:t xml:space="preserve"> </w:t>
-      </w:r>
-      <m:oMath>
-        <m:r>
-          <m:t>V</m:t>
-        </m:r>
-      </m:oMath>
-      <w:r>
-        <w:rPr>
-          <w:b/>
-          <w:bCs/>
-        </w:rPr>
-        <w:t xml:space="preserve"> </w:t>
-      </w:r>
-      <w:r>
-        <w:rPr>
-          <w:b/>
-          <w:bCs/>
-        </w:rPr>
-        <w:t xml:space="preserve">is both confounder and effect modifier</w:t>
-      </w:r>
-    </w:p>
-    <w:p>
-      <w:pPr>
-        <w:pStyle w:val="BodyText"/>
-      </w:pPr>
-      <m:oMathPara>
-        <m:oMathParaPr>
-          <m:jc m:val="center"/>
-        </m:oMathParaPr>
-        <m:oMath>
-          <m:r>
-            <m:t>V</m:t>
-          </m:r>
-          <m:r>
-            <m:rPr>
-              <m:sty m:val="p"/>
-            </m:rPr>
-            <m:t>→</m:t>
-          </m:r>
-          <m:r>
-            <m:t>A</m:t>
-          </m:r>
-          <m:r>
-            <m:rPr>
-              <m:sty m:val="p"/>
-            </m:rPr>
-            <m:t>→</m:t>
-          </m:r>
-          <m:r>
-            <m:t>Y</m:t>
-          </m:r>
-          <m:r>
-            <m:rPr>
-              <m:sty m:val="p"/>
-            </m:rPr>
-            <m:t>,</m:t>
-          </m:r>
-          <m:r>
-            <m:t> </m:t>
-          </m:r>
-          <m:r>
-            <m:t>V</m:t>
-          </m:r>
-          <m:r>
-            <m:rPr>
-              <m:sty m:val="p"/>
-            </m:rPr>
-            <m:t>→</m:t>
-          </m:r>
-          <m:r>
-            <m:t>Y</m:t>
-          </m:r>
-          <m:r>
-            <m:rPr>
-              <m:sty m:val="p"/>
-            </m:rPr>
-            <m:t>,</m:t>
-          </m:r>
-          <m:r>
-            <m:t> </m:t>
-          </m:r>
-          <m:r>
-            <m:rPr>
-              <m:nor/>
-              <m:sty m:val="p"/>
-            </m:rPr>
-            <m:t>(</m:t>
-          </m:r>
-          <m:r>
-            <m:t>A</m:t>
-          </m:r>
-          <m:r>
-            <m:rPr>
-              <m:nor/>
-              <m:sty m:val="p"/>
-            </m:rPr>
-            <m:t>-</m:t>
-          </m:r>
-          <m:r>
-            <m:t>Y</m:t>
-          </m:r>
-          <m:r>
-            <m:rPr>
-              <m:nor/>
-              <m:sty m:val="p"/>
-            </m:rPr>
-            <m:t> effect varies by </m:t>
-          </m:r>
-          <m:r>
-            <m:t>V</m:t>
-          </m:r>
-          <m:r>
-            <m:rPr>
-              <m:nor/>
-              <m:sty m:val="p"/>
-            </m:rPr>
-            <m:t>)</m:t>
-          </m:r>
-        </m:oMath>
-      </m:oMathPara>
-    </w:p>
-    <w:p>
-      <w:pPr>
-        <w:pStyle w:val="FirstParagraph"/>
-      </w:pPr>
-      <w:r>
-        <w:t xml:space="preserve">We must adjust for</w:t>
-      </w:r>
-      <w:r>
-        <w:t xml:space="preserve"> </w:t>
-      </w:r>
-      <m:oMath>
-        <m:r>
-          <m:t>V</m:t>
-        </m:r>
-      </m:oMath>
-      <w:r>
-        <w:t xml:space="preserve"> </w:t>
-      </w:r>
-      <w:r>
-        <w:t xml:space="preserve">(removes confounding) and report stratum-specific effects (captures modification).</w:t>
-      </w:r>
-    </w:p>
-    <w:bookmarkEnd w:id="47"/>
+    <w:tbl>
+      <w:tblPr>
+        <w:tblStyle w:val="Table"/>
+        <w:tblInd w:w="164" w:type="dxa"/>
+        <w:tblBorders>
+          <w:left w:val="single" w:sz="24" w:space="0" w:color="909090"/>
+        </w:tblBorders>
+        <w:tblCellMar>
+          <w:left w:w="0" w:type="dxa"/>
+          <w:right w:w="0" w:type="dxa"/>
+        </w:tblCellMar>
+        <w:tblLook w:firstRow="0" w:lastRow="0" w:firstColumn="0" w:lastColumn="0" w:noHBand="0" w:noVBand="0" w:val="0000"/>
+      </w:tblPr>
+      <w:tblGrid>
+        <w:gridCol w:w="7920"/>
+      </w:tblGrid>
+      <w:tr>
+        <w:trPr>
+          <w:cantSplit/>
+        </w:trPr>
+        <w:tc>
+          <w:tcPr>
+            <w:tcMar>
+              <w:left w:w="144" w:type="dxa"/>
+            </w:tcMar>
+          </w:tcPr>
+          <w:p>
+            <w:pPr>
+              <w:pStyle w:val="FirstParagraph"/>
+            </w:pPr>
+            <w:pPr>
+              <w:spacing w:before="16" w:after="64"/>
+            </w:pPr>
+          </w:p>
+          <w:bookmarkStart w:id="47" w:name="exm-confounder-modifier-dag"/>
+          <w:p>
+            <w:pPr>
+              <w:pStyle w:val="BodyText"/>
+            </w:pPr>
+            <w:r>
+              <w:rPr>
+                <w:b/>
+                <w:bCs/>
+              </w:rPr>
+              <w:t xml:space="preserve">Example 4 (Confounder and Effect Modifier Roles)</w:t>
+            </w:r>
+            <w:r>
+              <w:t xml:space="preserve"> </w:t>
+            </w:r>
+            <w:r>
+              <w:rPr>
+                <w:b/>
+                <w:bCs/>
+              </w:rPr>
+              <w:t xml:space="preserve">Scenario 1:</w:t>
+            </w:r>
+            <w:r>
+              <w:rPr>
+                <w:b/>
+                <w:bCs/>
+              </w:rPr>
+              <w:t xml:space="preserve"> </w:t>
+            </w:r>
+            <m:oMath>
+              <m:r>
+                <m:t>V</m:t>
+              </m:r>
+            </m:oMath>
+            <w:r>
+              <w:rPr>
+                <w:b/>
+                <w:bCs/>
+              </w:rPr>
+              <w:t xml:space="preserve"> </w:t>
+            </w:r>
+            <w:r>
+              <w:rPr>
+                <w:b/>
+                <w:bCs/>
+              </w:rPr>
+              <w:t xml:space="preserve">is a confounder only</w:t>
+            </w:r>
+          </w:p>
+          <w:p>
+            <w:pPr>
+              <w:pStyle w:val="BodyText"/>
+            </w:pPr>
+            <m:oMathPara>
+              <m:oMathParaPr>
+                <m:jc m:val="center"/>
+              </m:oMathParaPr>
+              <m:oMath>
+                <m:r>
+                  <m:t>V</m:t>
+                </m:r>
+                <m:r>
+                  <m:rPr>
+                    <m:sty m:val="p"/>
+                  </m:rPr>
+                  <m:t>→</m:t>
+                </m:r>
+                <m:r>
+                  <m:t>A</m:t>
+                </m:r>
+                <m:r>
+                  <m:rPr>
+                    <m:sty m:val="p"/>
+                  </m:rPr>
+                  <m:t>→</m:t>
+                </m:r>
+                <m:r>
+                  <m:t>Y</m:t>
+                </m:r>
+                <m:r>
+                  <m:rPr>
+                    <m:sty m:val="p"/>
+                  </m:rPr>
+                  <m:t>,</m:t>
+                </m:r>
+                <m:r>
+                  <m:t> </m:t>
+                </m:r>
+                <m:r>
+                  <m:t>V</m:t>
+                </m:r>
+                <m:r>
+                  <m:rPr>
+                    <m:sty m:val="p"/>
+                  </m:rPr>
+                  <m:t>→</m:t>
+                </m:r>
+                <m:r>
+                  <m:t>Y</m:t>
+                </m:r>
+              </m:oMath>
+            </m:oMathPara>
+          </w:p>
+          <w:p>
+            <w:pPr>
+              <w:pStyle w:val="FirstParagraph"/>
+            </w:pPr>
+            <m:oMath>
+              <m:r>
+                <m:t>V</m:t>
+              </m:r>
+            </m:oMath>
+            <w:r>
+              <w:t xml:space="preserve"> </w:t>
+            </w:r>
+            <w:r>
+              <w:t xml:space="preserve">opens the backdoor path</w:t>
+            </w:r>
+            <w:r>
+              <w:t xml:space="preserve"> </w:t>
+            </w:r>
+            <m:oMath>
+              <m:r>
+                <m:t>A</m:t>
+              </m:r>
+              <m:r>
+                <m:rPr>
+                  <m:sty m:val="p"/>
+                </m:rPr>
+                <m:t>←</m:t>
+              </m:r>
+              <m:r>
+                <m:t>V</m:t>
+              </m:r>
+              <m:r>
+                <m:rPr>
+                  <m:sty m:val="p"/>
+                </m:rPr>
+                <m:t>→</m:t>
+              </m:r>
+              <m:r>
+                <m:t>Y</m:t>
+              </m:r>
+            </m:oMath>
+            <w:r>
+              <w:t xml:space="preserve">. We must adjust for</w:t>
+            </w:r>
+            <w:r>
+              <w:t xml:space="preserve"> </w:t>
+            </w:r>
+            <m:oMath>
+              <m:r>
+                <m:t>V</m:t>
+              </m:r>
+            </m:oMath>
+            <w:r>
+              <w:t xml:space="preserve"> </w:t>
+            </w:r>
+            <w:r>
+              <w:t xml:space="preserve">to remove confounding. Whether the</w:t>
+            </w:r>
+            <w:r>
+              <w:t xml:space="preserve"> </w:t>
+            </w:r>
+            <m:oMath>
+              <m:r>
+                <m:t>A</m:t>
+              </m:r>
+              <m:r>
+                <m:rPr>
+                  <m:sty m:val="p"/>
+                </m:rPr>
+                <m:t>→</m:t>
+              </m:r>
+              <m:r>
+                <m:t>Y</m:t>
+              </m:r>
+            </m:oMath>
+            <w:r>
+              <w:t xml:space="preserve"> </w:t>
+            </w:r>
+            <w:r>
+              <w:t xml:space="preserve">effect varies by</w:t>
+            </w:r>
+            <w:r>
+              <w:t xml:space="preserve"> </w:t>
+            </w:r>
+            <m:oMath>
+              <m:r>
+                <m:t>V</m:t>
+              </m:r>
+            </m:oMath>
+            <w:r>
+              <w:t xml:space="preserve"> </w:t>
+            </w:r>
+            <w:r>
+              <w:t xml:space="preserve">is a separate empirical question.</w:t>
+            </w:r>
+          </w:p>
+          <w:p>
+            <w:pPr>
+              <w:pStyle w:val="BodyText"/>
+            </w:pPr>
+            <w:r>
+              <w:rPr>
+                <w:b/>
+                <w:bCs/>
+              </w:rPr>
+              <w:t xml:space="preserve">Scenario 2:</w:t>
+            </w:r>
+            <w:r>
+              <w:rPr>
+                <w:b/>
+                <w:bCs/>
+              </w:rPr>
+              <w:t xml:space="preserve"> </w:t>
+            </w:r>
+            <m:oMath>
+              <m:r>
+                <m:t>V</m:t>
+              </m:r>
+            </m:oMath>
+            <w:r>
+              <w:rPr>
+                <w:b/>
+                <w:bCs/>
+              </w:rPr>
+              <w:t xml:space="preserve"> </w:t>
+            </w:r>
+            <w:r>
+              <w:rPr>
+                <w:b/>
+                <w:bCs/>
+              </w:rPr>
+              <w:t xml:space="preserve">is an effect modifier only (in a randomized trial)</w:t>
+            </w:r>
+          </w:p>
+          <w:p>
+            <w:pPr>
+              <w:pStyle w:val="BodyText"/>
+            </w:pPr>
+            <m:oMathPara>
+              <m:oMathParaPr>
+                <m:jc m:val="center"/>
+              </m:oMathParaPr>
+              <m:oMath>
+                <m:r>
+                  <m:t>V</m:t>
+                </m:r>
+                <m:r>
+                  <m:rPr>
+                    <m:sty m:val="p"/>
+                  </m:rPr>
+                  <m:t>→</m:t>
+                </m:r>
+                <m:r>
+                  <m:t>Y</m:t>
+                </m:r>
+                <m:r>
+                  <m:rPr>
+                    <m:sty m:val="p"/>
+                  </m:rPr>
+                  <m:t>,</m:t>
+                </m:r>
+                <m:r>
+                  <m:t> </m:t>
+                </m:r>
+                <m:r>
+                  <m:t>A</m:t>
+                </m:r>
+                <m:r>
+                  <m:rPr>
+                    <m:sty m:val="p"/>
+                  </m:rPr>
+                  <m:t>→</m:t>
+                </m:r>
+                <m:r>
+                  <m:t>Y</m:t>
+                </m:r>
+                <m:r>
+                  <m:rPr>
+                    <m:sty m:val="p"/>
+                  </m:rPr>
+                  <m:t>,</m:t>
+                </m:r>
+                <m:r>
+                  <m:t> </m:t>
+                </m:r>
+                <m:r>
+                  <m:rPr>
+                    <m:nor/>
+                    <m:sty m:val="p"/>
+                  </m:rPr>
+                  <m:t>(</m:t>
+                </m:r>
+                <m:r>
+                  <m:t>A</m:t>
+                </m:r>
+                <m:r>
+                  <m:rPr>
+                    <m:nor/>
+                    <m:sty m:val="p"/>
+                  </m:rPr>
+                  <m:t> randomized, no </m:t>
+                </m:r>
+                <m:r>
+                  <m:t>V</m:t>
+                </m:r>
+                <m:r>
+                  <m:rPr>
+                    <m:sty m:val="p"/>
+                  </m:rPr>
+                  <m:t>→</m:t>
+                </m:r>
+                <m:r>
+                  <m:t>A</m:t>
+                </m:r>
+                <m:r>
+                  <m:rPr>
+                    <m:nor/>
+                    <m:sty m:val="p"/>
+                  </m:rPr>
+                  <m:t> arrow)</m:t>
+                </m:r>
+              </m:oMath>
+            </m:oMathPara>
+          </w:p>
+          <w:p>
+            <w:pPr>
+              <w:pStyle w:val="FirstParagraph"/>
+            </w:pPr>
+            <w:r>
+              <w:t xml:space="preserve">No backdoor paths exist (randomization removes</w:t>
+            </w:r>
+            <w:r>
+              <w:t xml:space="preserve"> </w:t>
+            </w:r>
+            <m:oMath>
+              <m:r>
+                <m:t>V</m:t>
+              </m:r>
+              <m:r>
+                <m:rPr>
+                  <m:sty m:val="p"/>
+                </m:rPr>
+                <m:t>→</m:t>
+              </m:r>
+              <m:r>
+                <m:t>A</m:t>
+              </m:r>
+            </m:oMath>
+            <w:r>
+              <w:t xml:space="preserve">). Adjustment for</w:t>
+            </w:r>
+            <w:r>
+              <w:t xml:space="preserve"> </w:t>
+            </w:r>
+            <m:oMath>
+              <m:r>
+                <m:t>V</m:t>
+              </m:r>
+            </m:oMath>
+            <w:r>
+              <w:t xml:space="preserve"> </w:t>
+            </w:r>
+            <w:r>
+              <w:t xml:space="preserve">is not needed to remove bias. However, if the</w:t>
+            </w:r>
+            <w:r>
+              <w:t xml:space="preserve"> </w:t>
+            </w:r>
+            <m:oMath>
+              <m:r>
+                <m:t>A</m:t>
+              </m:r>
+              <m:r>
+                <m:rPr>
+                  <m:sty m:val="p"/>
+                </m:rPr>
+                <m:t>→</m:t>
+              </m:r>
+              <m:r>
+                <m:t>Y</m:t>
+              </m:r>
+            </m:oMath>
+            <w:r>
+              <w:t xml:space="preserve"> </w:t>
+            </w:r>
+            <w:r>
+              <w:t xml:space="preserve">effect varies by</w:t>
+            </w:r>
+            <w:r>
+              <w:t xml:space="preserve"> </w:t>
+            </w:r>
+            <m:oMath>
+              <m:r>
+                <m:t>V</m:t>
+              </m:r>
+            </m:oMath>
+            <w:r>
+              <w:t xml:space="preserve">, we should report stratum-specific estimates.</w:t>
+            </w:r>
+          </w:p>
+          <w:p>
+            <w:pPr>
+              <w:pStyle w:val="BodyText"/>
+            </w:pPr>
+            <w:r>
+              <w:rPr>
+                <w:b/>
+                <w:bCs/>
+              </w:rPr>
+              <w:t xml:space="preserve">Scenario 3:</w:t>
+            </w:r>
+            <w:r>
+              <w:rPr>
+                <w:b/>
+                <w:bCs/>
+              </w:rPr>
+              <w:t xml:space="preserve"> </w:t>
+            </w:r>
+            <m:oMath>
+              <m:r>
+                <m:t>V</m:t>
+              </m:r>
+            </m:oMath>
+            <w:r>
+              <w:rPr>
+                <w:b/>
+                <w:bCs/>
+              </w:rPr>
+              <w:t xml:space="preserve"> </w:t>
+            </w:r>
+            <w:r>
+              <w:rPr>
+                <w:b/>
+                <w:bCs/>
+              </w:rPr>
+              <w:t xml:space="preserve">is both confounder and effect modifier</w:t>
+            </w:r>
+          </w:p>
+          <w:p>
+            <w:pPr>
+              <w:pStyle w:val="BodyText"/>
+            </w:pPr>
+            <m:oMathPara>
+              <m:oMathParaPr>
+                <m:jc m:val="center"/>
+              </m:oMathParaPr>
+              <m:oMath>
+                <m:r>
+                  <m:t>V</m:t>
+                </m:r>
+                <m:r>
+                  <m:rPr>
+                    <m:sty m:val="p"/>
+                  </m:rPr>
+                  <m:t>→</m:t>
+                </m:r>
+                <m:r>
+                  <m:t>A</m:t>
+                </m:r>
+                <m:r>
+                  <m:rPr>
+                    <m:sty m:val="p"/>
+                  </m:rPr>
+                  <m:t>→</m:t>
+                </m:r>
+                <m:r>
+                  <m:t>Y</m:t>
+                </m:r>
+                <m:r>
+                  <m:rPr>
+                    <m:sty m:val="p"/>
+                  </m:rPr>
+                  <m:t>,</m:t>
+                </m:r>
+                <m:r>
+                  <m:t> </m:t>
+                </m:r>
+                <m:r>
+                  <m:t>V</m:t>
+                </m:r>
+                <m:r>
+                  <m:rPr>
+                    <m:sty m:val="p"/>
+                  </m:rPr>
+                  <m:t>→</m:t>
+                </m:r>
+                <m:r>
+                  <m:t>Y</m:t>
+                </m:r>
+                <m:r>
+                  <m:rPr>
+                    <m:sty m:val="p"/>
+                  </m:rPr>
+                  <m:t>,</m:t>
+                </m:r>
+                <m:r>
+                  <m:t> </m:t>
+                </m:r>
+                <m:r>
+                  <m:rPr>
+                    <m:nor/>
+                    <m:sty m:val="p"/>
+                  </m:rPr>
+                  <m:t>(</m:t>
+                </m:r>
+                <m:r>
+                  <m:t>A</m:t>
+                </m:r>
+                <m:r>
+                  <m:rPr>
+                    <m:nor/>
+                    <m:sty m:val="p"/>
+                  </m:rPr>
+                  <m:t>-</m:t>
+                </m:r>
+                <m:r>
+                  <m:t>Y</m:t>
+                </m:r>
+                <m:r>
+                  <m:rPr>
+                    <m:nor/>
+                    <m:sty m:val="p"/>
+                  </m:rPr>
+                  <m:t> effect varies by </m:t>
+                </m:r>
+                <m:r>
+                  <m:t>V</m:t>
+                </m:r>
+                <m:r>
+                  <m:rPr>
+                    <m:nor/>
+                    <m:sty m:val="p"/>
+                  </m:rPr>
+                  <m:t>)</m:t>
+                </m:r>
+              </m:oMath>
+            </m:oMathPara>
+          </w:p>
+          <w:p>
+            <w:pPr>
+              <w:pStyle w:val="FirstParagraph"/>
+            </w:pPr>
+            <w:r>
+              <w:t xml:space="preserve">We must adjust for</w:t>
+            </w:r>
+            <w:r>
+              <w:t xml:space="preserve"> </w:t>
+            </w:r>
+            <m:oMath>
+              <m:r>
+                <m:t>V</m:t>
+              </m:r>
+            </m:oMath>
+            <w:r>
+              <w:t xml:space="preserve"> </w:t>
+            </w:r>
+            <w:r>
+              <w:t xml:space="preserve">(removes confounding) and report stratum-specific effects (captures modification).</w:t>
+            </w:r>
+          </w:p>
+          <w:bookmarkEnd w:id="47"/>
+        </w:tc>
+      </w:tr>
+    </w:tbl>
     <w:bookmarkEnd w:id="48"/>
     <w:bookmarkStart w:id="49" w:name="identifying-effect-modification"/>
     <w:p>

--- a/chapters/06-graphical-representation.docx
+++ b/chapters/06-graphical-representation.docx
@@ -10079,23 +10079,76 @@
       </w:r>
       <m:oMath>
         <m:r>
-          <m:t>E</m:t>
-        </m:r>
-        <m:r>
           <m:rPr>
+            <m:nor/>
             <m:sty m:val="p"/>
           </m:rPr>
-          <m:t>[</m:t>
-        </m:r>
-        <m:sSup>
+          <m:t>E</m:t>
+        </m:r>
+        <m:d>
+          <m:dPr>
+            <m:begChr m:val="["/>
+            <m:sepChr m:val=""/>
+            <m:endChr m:val="]"/>
+            <m:grow/>
+          </m:dPr>
           <m:e>
+            <m:sSup>
+              <m:e>
+                <m:r>
+                  <m:t>Y</m:t>
+                </m:r>
+              </m:e>
+              <m:sup>
+                <m:r>
+                  <m:t>a</m:t>
+                </m:r>
+                <m:r>
+                  <m:rPr>
+                    <m:sty m:val="p"/>
+                  </m:rPr>
+                  <m:t>=</m:t>
+                </m:r>
+                <m:r>
+                  <m:t>1</m:t>
+                </m:r>
+              </m:sup>
+            </m:sSup>
             <m:r>
-              <m:t>Y</m:t>
+              <m:rPr>
+                <m:sty m:val="p"/>
+              </m:rPr>
+              <m:t>−</m:t>
             </m:r>
-          </m:e>
-          <m:sup>
+            <m:sSup>
+              <m:e>
+                <m:r>
+                  <m:t>Y</m:t>
+                </m:r>
+              </m:e>
+              <m:sup>
+                <m:r>
+                  <m:t>a</m:t>
+                </m:r>
+                <m:r>
+                  <m:rPr>
+                    <m:sty m:val="p"/>
+                  </m:rPr>
+                  <m:t>=</m:t>
+                </m:r>
+                <m:r>
+                  <m:t>0</m:t>
+                </m:r>
+              </m:sup>
+            </m:sSup>
             <m:r>
-              <m:t>a</m:t>
+              <m:rPr>
+                <m:sty m:val="p"/>
+              </m:rPr>
+              <m:t>∣</m:t>
+            </m:r>
+            <m:r>
+              <m:t>V</m:t>
             </m:r>
             <m:r>
               <m:rPr>
@@ -10104,61 +10157,10 @@
               <m:t>=</m:t>
             </m:r>
             <m:r>
-              <m:t>1</m:t>
-            </m:r>
-          </m:sup>
-        </m:sSup>
-        <m:r>
-          <m:rPr>
-            <m:sty m:val="p"/>
-          </m:rPr>
-          <m:t>−</m:t>
-        </m:r>
-        <m:sSup>
-          <m:e>
-            <m:r>
-              <m:t>Y</m:t>
+              <m:t>v</m:t>
             </m:r>
           </m:e>
-          <m:sup>
-            <m:r>
-              <m:t>a</m:t>
-            </m:r>
-            <m:r>
-              <m:rPr>
-                <m:sty m:val="p"/>
-              </m:rPr>
-              <m:t>=</m:t>
-            </m:r>
-            <m:r>
-              <m:t>0</m:t>
-            </m:r>
-          </m:sup>
-        </m:sSup>
-        <m:r>
-          <m:rPr>
-            <m:sty m:val="p"/>
-          </m:rPr>
-          <m:t>∣</m:t>
-        </m:r>
-        <m:r>
-          <m:t>V</m:t>
-        </m:r>
-        <m:r>
-          <m:rPr>
-            <m:sty m:val="p"/>
-          </m:rPr>
-          <m:t>=</m:t>
-        </m:r>
-        <m:r>
-          <m:t>v</m:t>
-        </m:r>
-        <m:r>
-          <m:rPr>
-            <m:sty m:val="p"/>
-          </m:rPr>
-          <m:t>]</m:t>
-        </m:r>
+        </m:d>
       </m:oMath>
       <w:r>
         <w:t xml:space="preserve"> </w:t>
@@ -10252,59 +10254,61 @@
           <m:t>=</m:t>
         </m:r>
         <m:r>
-          <m:t>E</m:t>
-        </m:r>
-        <m:r>
           <m:rPr>
+            <m:nor/>
             <m:sty m:val="p"/>
           </m:rPr>
-          <m:t>[</m:t>
-        </m:r>
-        <m:sSup>
+          <m:t>E</m:t>
+        </m:r>
+        <m:d>
+          <m:dPr>
+            <m:begChr m:val="["/>
+            <m:sepChr m:val=""/>
+            <m:endChr m:val="]"/>
+            <m:grow/>
+          </m:dPr>
           <m:e>
-            <m:r>
-              <m:t>Y</m:t>
-            </m:r>
+            <m:sSup>
+              <m:e>
+                <m:r>
+                  <m:t>Y</m:t>
+                </m:r>
+              </m:e>
+              <m:sup>
+                <m:r>
+                  <m:t>a</m:t>
+                </m:r>
+                <m:r>
+                  <m:rPr>
+                    <m:sty m:val="p"/>
+                  </m:rPr>
+                  <m:t>=</m:t>
+                </m:r>
+                <m:r>
+                  <m:t>1</m:t>
+                </m:r>
+                <m:r>
+                  <m:rPr>
+                    <m:sty m:val="p"/>
+                  </m:rPr>
+                  <m:t>,</m:t>
+                </m:r>
+                <m:r>
+                  <m:t>e</m:t>
+                </m:r>
+                <m:r>
+                  <m:rPr>
+                    <m:sty m:val="p"/>
+                  </m:rPr>
+                  <m:t>=</m:t>
+                </m:r>
+                <m:r>
+                  <m:t>1</m:t>
+                </m:r>
+              </m:sup>
+            </m:sSup>
           </m:e>
-          <m:sup>
-            <m:r>
-              <m:t>a</m:t>
-            </m:r>
-            <m:r>
-              <m:rPr>
-                <m:sty m:val="p"/>
-              </m:rPr>
-              <m:t>=</m:t>
-            </m:r>
-            <m:r>
-              <m:t>1</m:t>
-            </m:r>
-            <m:r>
-              <m:rPr>
-                <m:sty m:val="p"/>
-              </m:rPr>
-              <m:t>,</m:t>
-            </m:r>
-            <m:r>
-              <m:t>e</m:t>
-            </m:r>
-            <m:r>
-              <m:rPr>
-                <m:sty m:val="p"/>
-              </m:rPr>
-              <m:t>=</m:t>
-            </m:r>
-            <m:r>
-              <m:t>1</m:t>
-            </m:r>
-          </m:sup>
-        </m:sSup>
-        <m:r>
-          <m:rPr>
-            <m:sty m:val="p"/>
-          </m:rPr>
-          <m:t>]</m:t>
-        </m:r>
+        </m:d>
         <m:r>
           <m:rPr>
             <m:sty m:val="p"/>
@@ -10312,59 +10316,61 @@
           <m:t>−</m:t>
         </m:r>
         <m:r>
-          <m:t>E</m:t>
-        </m:r>
-        <m:r>
           <m:rPr>
+            <m:nor/>
             <m:sty m:val="p"/>
           </m:rPr>
-          <m:t>[</m:t>
-        </m:r>
-        <m:sSup>
+          <m:t>E</m:t>
+        </m:r>
+        <m:d>
+          <m:dPr>
+            <m:begChr m:val="["/>
+            <m:sepChr m:val=""/>
+            <m:endChr m:val="]"/>
+            <m:grow/>
+          </m:dPr>
           <m:e>
-            <m:r>
-              <m:t>Y</m:t>
-            </m:r>
+            <m:sSup>
+              <m:e>
+                <m:r>
+                  <m:t>Y</m:t>
+                </m:r>
+              </m:e>
+              <m:sup>
+                <m:r>
+                  <m:t>a</m:t>
+                </m:r>
+                <m:r>
+                  <m:rPr>
+                    <m:sty m:val="p"/>
+                  </m:rPr>
+                  <m:t>=</m:t>
+                </m:r>
+                <m:r>
+                  <m:t>1</m:t>
+                </m:r>
+                <m:r>
+                  <m:rPr>
+                    <m:sty m:val="p"/>
+                  </m:rPr>
+                  <m:t>,</m:t>
+                </m:r>
+                <m:r>
+                  <m:t>e</m:t>
+                </m:r>
+                <m:r>
+                  <m:rPr>
+                    <m:sty m:val="p"/>
+                  </m:rPr>
+                  <m:t>=</m:t>
+                </m:r>
+                <m:r>
+                  <m:t>0</m:t>
+                </m:r>
+              </m:sup>
+            </m:sSup>
           </m:e>
-          <m:sup>
-            <m:r>
-              <m:t>a</m:t>
-            </m:r>
-            <m:r>
-              <m:rPr>
-                <m:sty m:val="p"/>
-              </m:rPr>
-              <m:t>=</m:t>
-            </m:r>
-            <m:r>
-              <m:t>1</m:t>
-            </m:r>
-            <m:r>
-              <m:rPr>
-                <m:sty m:val="p"/>
-              </m:rPr>
-              <m:t>,</m:t>
-            </m:r>
-            <m:r>
-              <m:t>e</m:t>
-            </m:r>
-            <m:r>
-              <m:rPr>
-                <m:sty m:val="p"/>
-              </m:rPr>
-              <m:t>=</m:t>
-            </m:r>
-            <m:r>
-              <m:t>0</m:t>
-            </m:r>
-          </m:sup>
-        </m:sSup>
-        <m:r>
-          <m:rPr>
-            <m:sty m:val="p"/>
-          </m:rPr>
-          <m:t>]</m:t>
-        </m:r>
+        </m:d>
         <m:r>
           <m:rPr>
             <m:sty m:val="p"/>
@@ -10372,59 +10378,61 @@
           <m:t>−</m:t>
         </m:r>
         <m:r>
-          <m:t>E</m:t>
-        </m:r>
-        <m:r>
           <m:rPr>
+            <m:nor/>
             <m:sty m:val="p"/>
           </m:rPr>
-          <m:t>[</m:t>
-        </m:r>
-        <m:sSup>
+          <m:t>E</m:t>
+        </m:r>
+        <m:d>
+          <m:dPr>
+            <m:begChr m:val="["/>
+            <m:sepChr m:val=""/>
+            <m:endChr m:val="]"/>
+            <m:grow/>
+          </m:dPr>
           <m:e>
-            <m:r>
-              <m:t>Y</m:t>
-            </m:r>
+            <m:sSup>
+              <m:e>
+                <m:r>
+                  <m:t>Y</m:t>
+                </m:r>
+              </m:e>
+              <m:sup>
+                <m:r>
+                  <m:t>a</m:t>
+                </m:r>
+                <m:r>
+                  <m:rPr>
+                    <m:sty m:val="p"/>
+                  </m:rPr>
+                  <m:t>=</m:t>
+                </m:r>
+                <m:r>
+                  <m:t>0</m:t>
+                </m:r>
+                <m:r>
+                  <m:rPr>
+                    <m:sty m:val="p"/>
+                  </m:rPr>
+                  <m:t>,</m:t>
+                </m:r>
+                <m:r>
+                  <m:t>e</m:t>
+                </m:r>
+                <m:r>
+                  <m:rPr>
+                    <m:sty m:val="p"/>
+                  </m:rPr>
+                  <m:t>=</m:t>
+                </m:r>
+                <m:r>
+                  <m:t>1</m:t>
+                </m:r>
+              </m:sup>
+            </m:sSup>
           </m:e>
-          <m:sup>
-            <m:r>
-              <m:t>a</m:t>
-            </m:r>
-            <m:r>
-              <m:rPr>
-                <m:sty m:val="p"/>
-              </m:rPr>
-              <m:t>=</m:t>
-            </m:r>
-            <m:r>
-              <m:t>0</m:t>
-            </m:r>
-            <m:r>
-              <m:rPr>
-                <m:sty m:val="p"/>
-              </m:rPr>
-              <m:t>,</m:t>
-            </m:r>
-            <m:r>
-              <m:t>e</m:t>
-            </m:r>
-            <m:r>
-              <m:rPr>
-                <m:sty m:val="p"/>
-              </m:rPr>
-              <m:t>=</m:t>
-            </m:r>
-            <m:r>
-              <m:t>1</m:t>
-            </m:r>
-          </m:sup>
-        </m:sSup>
-        <m:r>
-          <m:rPr>
-            <m:sty m:val="p"/>
-          </m:rPr>
-          <m:t>]</m:t>
-        </m:r>
+        </m:d>
         <m:r>
           <m:rPr>
             <m:sty m:val="p"/>
@@ -10432,59 +10440,61 @@
           <m:t>+</m:t>
         </m:r>
         <m:r>
-          <m:t>E</m:t>
-        </m:r>
-        <m:r>
           <m:rPr>
+            <m:nor/>
             <m:sty m:val="p"/>
           </m:rPr>
-          <m:t>[</m:t>
-        </m:r>
-        <m:sSup>
+          <m:t>E</m:t>
+        </m:r>
+        <m:d>
+          <m:dPr>
+            <m:begChr m:val="["/>
+            <m:sepChr m:val=""/>
+            <m:endChr m:val="]"/>
+            <m:grow/>
+          </m:dPr>
           <m:e>
-            <m:r>
-              <m:t>Y</m:t>
-            </m:r>
+            <m:sSup>
+              <m:e>
+                <m:r>
+                  <m:t>Y</m:t>
+                </m:r>
+              </m:e>
+              <m:sup>
+                <m:r>
+                  <m:t>a</m:t>
+                </m:r>
+                <m:r>
+                  <m:rPr>
+                    <m:sty m:val="p"/>
+                  </m:rPr>
+                  <m:t>=</m:t>
+                </m:r>
+                <m:r>
+                  <m:t>0</m:t>
+                </m:r>
+                <m:r>
+                  <m:rPr>
+                    <m:sty m:val="p"/>
+                  </m:rPr>
+                  <m:t>,</m:t>
+                </m:r>
+                <m:r>
+                  <m:t>e</m:t>
+                </m:r>
+                <m:r>
+                  <m:rPr>
+                    <m:sty m:val="p"/>
+                  </m:rPr>
+                  <m:t>=</m:t>
+                </m:r>
+                <m:r>
+                  <m:t>0</m:t>
+                </m:r>
+              </m:sup>
+            </m:sSup>
           </m:e>
-          <m:sup>
-            <m:r>
-              <m:t>a</m:t>
-            </m:r>
-            <m:r>
-              <m:rPr>
-                <m:sty m:val="p"/>
-              </m:rPr>
-              <m:t>=</m:t>
-            </m:r>
-            <m:r>
-              <m:t>0</m:t>
-            </m:r>
-            <m:r>
-              <m:rPr>
-                <m:sty m:val="p"/>
-              </m:rPr>
-              <m:t>,</m:t>
-            </m:r>
-            <m:r>
-              <m:t>e</m:t>
-            </m:r>
-            <m:r>
-              <m:rPr>
-                <m:sty m:val="p"/>
-              </m:rPr>
-              <m:t>=</m:t>
-            </m:r>
-            <m:r>
-              <m:t>0</m:t>
-            </m:r>
-          </m:sup>
-        </m:sSup>
-        <m:r>
-          <m:rPr>
-            <m:sty m:val="p"/>
-          </m:rPr>
-          <m:t>]</m:t>
-        </m:r>
+        </m:d>
       </m:oMath>
       <w:r>
         <w:t xml:space="preserve">. Effect modification of the</w:t>
